--- a/Mobile Application Development.docx
+++ b/Mobile Application Development.docx
@@ -14845,6 +14845,7 @@
       <w:r>
         <w:rPr>
           <w:rFonts w:ascii="Times New Roman" w:hAnsi="Times New Roman" w:cs="Times New Roman"/>
+          <w:noProof/>
           <w:sz w:val="32"/>
           <w:szCs w:val="32"/>
         </w:rPr>
@@ -14897,6 +14898,7 @@
       <w:r>
         <w:rPr>
           <w:rFonts w:ascii="Times New Roman" w:hAnsi="Times New Roman" w:cs="Times New Roman"/>
+          <w:noProof/>
           <w:sz w:val="32"/>
           <w:szCs w:val="32"/>
         </w:rPr>
@@ -14987,6 +14989,7 @@
       <w:r>
         <w:rPr>
           <w:rFonts w:ascii="Times New Roman" w:hAnsi="Times New Roman" w:cs="Times New Roman"/>
+          <w:noProof/>
           <w:sz w:val="32"/>
           <w:szCs w:val="32"/>
         </w:rPr>
@@ -15157,6 +15160,7 @@
       <w:r>
         <w:rPr>
           <w:rFonts w:ascii="Times New Roman" w:hAnsi="Times New Roman" w:cs="Times New Roman"/>
+          <w:noProof/>
           <w:sz w:val="32"/>
           <w:szCs w:val="32"/>
         </w:rPr>
@@ -15209,6 +15213,7 @@
       <w:r>
         <w:rPr>
           <w:rFonts w:ascii="Times New Roman" w:hAnsi="Times New Roman" w:cs="Times New Roman"/>
+          <w:noProof/>
           <w:sz w:val="32"/>
           <w:szCs w:val="32"/>
         </w:rPr>
@@ -15260,6 +15265,7 @@
       <w:r>
         <w:rPr>
           <w:rFonts w:ascii="Times New Roman" w:hAnsi="Times New Roman" w:cs="Times New Roman"/>
+          <w:noProof/>
           <w:sz w:val="32"/>
           <w:szCs w:val="32"/>
         </w:rPr>
@@ -15311,6 +15317,7 @@
       <w:r>
         <w:rPr>
           <w:rFonts w:ascii="Times New Roman" w:hAnsi="Times New Roman" w:cs="Times New Roman"/>
+          <w:noProof/>
           <w:sz w:val="32"/>
           <w:szCs w:val="32"/>
         </w:rPr>
@@ -15475,6 +15482,7 @@
       <w:r>
         <w:rPr>
           <w:rFonts w:ascii="Times New Roman" w:hAnsi="Times New Roman" w:cs="Times New Roman"/>
+          <w:noProof/>
           <w:color w:val="0D0D0D" w:themeColor="text1" w:themeTint="F2"/>
           <w:sz w:val="32"/>
           <w:szCs w:val="32"/>
@@ -15532,6 +15540,7 @@
       <w:r>
         <w:rPr>
           <w:rFonts w:ascii="Times New Roman" w:hAnsi="Times New Roman" w:cs="Times New Roman"/>
+          <w:noProof/>
           <w:color w:val="0D0D0D" w:themeColor="text1" w:themeTint="F2"/>
           <w:sz w:val="32"/>
           <w:szCs w:val="32"/>
@@ -15658,6 +15667,7 @@
       <w:r>
         <w:rPr>
           <w:rFonts w:ascii="Times New Roman" w:hAnsi="Times New Roman" w:cs="Times New Roman"/>
+          <w:noProof/>
           <w:color w:val="0D0D0D" w:themeColor="text1" w:themeTint="F2"/>
           <w:sz w:val="32"/>
           <w:szCs w:val="32"/>
@@ -15714,6 +15724,7 @@
       <w:r>
         <w:rPr>
           <w:rFonts w:ascii="Times New Roman" w:hAnsi="Times New Roman" w:cs="Times New Roman"/>
+          <w:noProof/>
           <w:color w:val="0D0D0D" w:themeColor="text1" w:themeTint="F2"/>
           <w:sz w:val="32"/>
           <w:szCs w:val="32"/>
@@ -16860,8 +16871,2267 @@
         </w:drawing>
       </w:r>
     </w:p>
+    <w:p>
+      <w:pPr>
+        <w:tabs>
+          <w:tab w:val="left" w:pos="1470"/>
+        </w:tabs>
+        <w:rPr>
+          <w:b/>
+          <w:bCs/>
+        </w:rPr>
+      </w:pPr>
+    </w:p>
+    <w:p>
+      <w:pPr>
+        <w:tabs>
+          <w:tab w:val="left" w:pos="1470"/>
+        </w:tabs>
+        <w:rPr>
+          <w:b/>
+          <w:bCs/>
+        </w:rPr>
+      </w:pPr>
+    </w:p>
+    <w:p>
+      <w:pPr>
+        <w:tabs>
+          <w:tab w:val="left" w:pos="1470"/>
+        </w:tabs>
+        <w:jc w:val="center"/>
+        <w:rPr>
+          <w:rFonts w:ascii="Times New Roman" w:hAnsi="Times New Roman" w:cs="Times New Roman"/>
+          <w:b/>
+          <w:bCs/>
+          <w:color w:val="215E99" w:themeColor="text2" w:themeTint="BF"/>
+          <w:sz w:val="36"/>
+          <w:szCs w:val="36"/>
+        </w:rPr>
+      </w:pPr>
+      <w:r>
+        <w:rPr>
+          <w:rFonts w:ascii="Times New Roman" w:hAnsi="Times New Roman" w:cs="Times New Roman"/>
+          <w:b/>
+          <w:bCs/>
+          <w:color w:val="215E99" w:themeColor="text2" w:themeTint="BF"/>
+          <w:sz w:val="36"/>
+          <w:szCs w:val="36"/>
+        </w:rPr>
+        <w:lastRenderedPageBreak/>
+        <w:t>Axios</w:t>
+      </w:r>
+      <w:r>
+        <w:rPr>
+          <w:rFonts w:ascii="Times New Roman" w:hAnsi="Times New Roman" w:cs="Times New Roman"/>
+          <w:b/>
+          <w:bCs/>
+          <w:color w:val="215E99" w:themeColor="text2" w:themeTint="BF"/>
+          <w:sz w:val="36"/>
+          <w:szCs w:val="36"/>
+        </w:rPr>
+        <w:t xml:space="preserve"> in React Native</w:t>
+      </w:r>
+    </w:p>
+    <w:p>
+      <w:pPr>
+        <w:tabs>
+          <w:tab w:val="left" w:pos="1470"/>
+        </w:tabs>
+        <w:rPr>
+          <w:rFonts w:ascii="Times New Roman" w:hAnsi="Times New Roman" w:cs="Times New Roman"/>
+          <w:b/>
+          <w:bCs/>
+          <w:color w:val="215E99" w:themeColor="text2" w:themeTint="BF"/>
+          <w:sz w:val="32"/>
+          <w:szCs w:val="32"/>
+        </w:rPr>
+      </w:pPr>
+      <w:r>
+        <w:rPr>
+          <w:rFonts w:ascii="Times New Roman" w:hAnsi="Times New Roman" w:cs="Times New Roman"/>
+          <w:b/>
+          <w:bCs/>
+          <w:color w:val="215E99" w:themeColor="text2" w:themeTint="BF"/>
+          <w:sz w:val="32"/>
+          <w:szCs w:val="32"/>
+        </w:rPr>
+        <w:t>1. What is Axios?</w:t>
+      </w:r>
+    </w:p>
+    <w:p>
+      <w:pPr>
+        <w:tabs>
+          <w:tab w:val="left" w:pos="1470"/>
+        </w:tabs>
+        <w:rPr>
+          <w:rFonts w:ascii="Times New Roman" w:hAnsi="Times New Roman" w:cs="Times New Roman"/>
+          <w:color w:val="0D0D0D" w:themeColor="text1" w:themeTint="F2"/>
+          <w:sz w:val="32"/>
+          <w:szCs w:val="32"/>
+        </w:rPr>
+      </w:pPr>
+      <w:r>
+        <w:rPr>
+          <w:rFonts w:ascii="Times New Roman" w:hAnsi="Times New Roman" w:cs="Times New Roman"/>
+          <w:color w:val="0D0D0D" w:themeColor="text1" w:themeTint="F2"/>
+          <w:sz w:val="32"/>
+          <w:szCs w:val="32"/>
+        </w:rPr>
+        <w:t>Axios is an HTTP-based communication library for JavaScript. Think of it as a 'waiter' between your frontend (what the user sees) and the backend (the server). You tell Axios what you need, it goes to the server, gets the data, and hands it back to you — and handles it if something goes wrong.</w:t>
+      </w:r>
+    </w:p>
+    <w:p>
+      <w:pPr>
+        <w:tabs>
+          <w:tab w:val="left" w:pos="1470"/>
+        </w:tabs>
+        <w:rPr>
+          <w:rFonts w:ascii="Times New Roman" w:hAnsi="Times New Roman" w:cs="Times New Roman"/>
+          <w:color w:val="0D0D0D" w:themeColor="text1" w:themeTint="F2"/>
+          <w:sz w:val="32"/>
+          <w:szCs w:val="32"/>
+        </w:rPr>
+      </w:pPr>
+      <w:r>
+        <w:rPr>
+          <w:rFonts w:ascii="Times New Roman" w:hAnsi="Times New Roman" w:cs="Times New Roman"/>
+          <w:b/>
+          <w:bCs/>
+          <w:color w:val="0D0D0D" w:themeColor="text1" w:themeTint="F2"/>
+          <w:sz w:val="32"/>
+          <w:szCs w:val="32"/>
+        </w:rPr>
+        <w:t>In simple terms:</w:t>
+      </w:r>
+      <w:r>
+        <w:rPr>
+          <w:rFonts w:ascii="Times New Roman" w:hAnsi="Times New Roman" w:cs="Times New Roman"/>
+          <w:color w:val="0D0D0D" w:themeColor="text1" w:themeTint="F2"/>
+          <w:sz w:val="32"/>
+          <w:szCs w:val="32"/>
+        </w:rPr>
+        <w:t xml:space="preserve"> Axios lets your app talk to a server over the internet.</w:t>
+      </w:r>
+    </w:p>
+    <w:p>
+      <w:pPr>
+        <w:tabs>
+          <w:tab w:val="left" w:pos="1470"/>
+        </w:tabs>
+        <w:rPr>
+          <w:rFonts w:ascii="Times New Roman" w:hAnsi="Times New Roman" w:cs="Times New Roman"/>
+          <w:b/>
+          <w:bCs/>
+          <w:color w:val="215E99" w:themeColor="text2" w:themeTint="BF"/>
+          <w:sz w:val="32"/>
+          <w:szCs w:val="32"/>
+        </w:rPr>
+      </w:pPr>
+      <w:r>
+        <w:rPr>
+          <w:rFonts w:ascii="Times New Roman" w:hAnsi="Times New Roman" w:cs="Times New Roman"/>
+          <w:b/>
+          <w:bCs/>
+          <w:color w:val="215E99" w:themeColor="text2" w:themeTint="BF"/>
+          <w:sz w:val="32"/>
+          <w:szCs w:val="32"/>
+        </w:rPr>
+        <w:t xml:space="preserve">Why Not Just Use the Built-in 'Fetch' API? </w:t>
+      </w:r>
+    </w:p>
+    <w:p>
+      <w:pPr>
+        <w:tabs>
+          <w:tab w:val="left" w:pos="1470"/>
+        </w:tabs>
+        <w:rPr>
+          <w:rFonts w:ascii="Times New Roman" w:hAnsi="Times New Roman" w:cs="Times New Roman"/>
+          <w:color w:val="0D0D0D" w:themeColor="text1" w:themeTint="F2"/>
+          <w:sz w:val="32"/>
+          <w:szCs w:val="32"/>
+        </w:rPr>
+      </w:pPr>
+      <w:r>
+        <w:rPr>
+          <w:rFonts w:ascii="Times New Roman" w:hAnsi="Times New Roman" w:cs="Times New Roman"/>
+          <w:color w:val="0D0D0D" w:themeColor="text1" w:themeTint="F2"/>
+          <w:sz w:val="32"/>
+          <w:szCs w:val="32"/>
+        </w:rPr>
+        <w:t xml:space="preserve">While JavaScript has a built-in delivery tool called fetch() , developers prefer Axios because it is much friendlier to work with: </w:t>
+      </w:r>
+    </w:p>
+    <w:p>
+      <w:pPr>
+        <w:pStyle w:val="ListParagraph"/>
+        <w:numPr>
+          <w:ilvl w:val="0"/>
+          <w:numId w:val="40"/>
+        </w:numPr>
+        <w:tabs>
+          <w:tab w:val="left" w:pos="1470"/>
+        </w:tabs>
+        <w:rPr>
+          <w:rFonts w:ascii="Times New Roman" w:hAnsi="Times New Roman" w:cs="Times New Roman"/>
+          <w:color w:val="0D0D0D" w:themeColor="text1" w:themeTint="F2"/>
+          <w:sz w:val="32"/>
+          <w:szCs w:val="32"/>
+        </w:rPr>
+      </w:pPr>
+      <w:r>
+        <w:rPr>
+          <w:rFonts w:ascii="Times New Roman" w:hAnsi="Times New Roman" w:cs="Times New Roman"/>
+          <w:b/>
+          <w:bCs/>
+          <w:color w:val="0D0D0D" w:themeColor="text1" w:themeTint="F2"/>
+          <w:sz w:val="32"/>
+          <w:szCs w:val="32"/>
+        </w:rPr>
+        <w:t>Automatic Formatting:</w:t>
+      </w:r>
+      <w:r>
+        <w:rPr>
+          <w:rFonts w:ascii="Times New Roman" w:hAnsi="Times New Roman" w:cs="Times New Roman"/>
+          <w:color w:val="0D0D0D" w:themeColor="text1" w:themeTint="F2"/>
+          <w:sz w:val="32"/>
+          <w:szCs w:val="32"/>
+        </w:rPr>
+        <w:t xml:space="preserve"> When a server sends back data, it comes as a raw text string. Fetch makes you manually translate it (using .json() ). Axios automatically translates it into a ready-to-use JavaScript object. </w:t>
+      </w:r>
+    </w:p>
+    <w:p>
+      <w:pPr>
+        <w:pStyle w:val="ListParagraph"/>
+        <w:numPr>
+          <w:ilvl w:val="0"/>
+          <w:numId w:val="40"/>
+        </w:numPr>
+        <w:tabs>
+          <w:tab w:val="left" w:pos="1470"/>
+        </w:tabs>
+        <w:rPr>
+          <w:rFonts w:ascii="Times New Roman" w:hAnsi="Times New Roman" w:cs="Times New Roman"/>
+          <w:color w:val="0D0D0D" w:themeColor="text1" w:themeTint="F2"/>
+          <w:sz w:val="32"/>
+          <w:szCs w:val="32"/>
+        </w:rPr>
+      </w:pPr>
+      <w:r>
+        <w:rPr>
+          <w:rFonts w:ascii="Times New Roman" w:hAnsi="Times New Roman" w:cs="Times New Roman"/>
+          <w:b/>
+          <w:bCs/>
+          <w:color w:val="0D0D0D" w:themeColor="text1" w:themeTint="F2"/>
+          <w:sz w:val="32"/>
+          <w:szCs w:val="32"/>
+        </w:rPr>
+        <w:t>Better Error Alerting:</w:t>
+      </w:r>
+      <w:r>
+        <w:rPr>
+          <w:rFonts w:ascii="Times New Roman" w:hAnsi="Times New Roman" w:cs="Times New Roman"/>
+          <w:color w:val="0D0D0D" w:themeColor="text1" w:themeTint="F2"/>
+          <w:sz w:val="32"/>
+          <w:szCs w:val="32"/>
+        </w:rPr>
+        <w:t xml:space="preserve"> If there is a problem (like a 404 Page Not Found or a Server Crash), Axios instantly flags it as an error so you can fix it. Fetch, on the other hand, often hides these errors unless you write extra check logic. </w:t>
+      </w:r>
+    </w:p>
+    <w:p>
+      <w:pPr>
+        <w:pStyle w:val="ListParagraph"/>
+        <w:numPr>
+          <w:ilvl w:val="0"/>
+          <w:numId w:val="40"/>
+        </w:numPr>
+        <w:tabs>
+          <w:tab w:val="left" w:pos="1470"/>
+        </w:tabs>
+        <w:rPr>
+          <w:rFonts w:ascii="Times New Roman" w:hAnsi="Times New Roman" w:cs="Times New Roman"/>
+          <w:color w:val="0D0D0D" w:themeColor="text1" w:themeTint="F2"/>
+          <w:sz w:val="32"/>
+          <w:szCs w:val="32"/>
+        </w:rPr>
+      </w:pPr>
+      <w:r>
+        <w:rPr>
+          <w:rFonts w:ascii="Times New Roman" w:hAnsi="Times New Roman" w:cs="Times New Roman"/>
+          <w:b/>
+          <w:bCs/>
+          <w:color w:val="0D0D0D" w:themeColor="text1" w:themeTint="F2"/>
+          <w:sz w:val="32"/>
+          <w:szCs w:val="32"/>
+        </w:rPr>
+        <w:t>Saves Time:</w:t>
+      </w:r>
+      <w:r>
+        <w:rPr>
+          <w:rFonts w:ascii="Times New Roman" w:hAnsi="Times New Roman" w:cs="Times New Roman"/>
+          <w:color w:val="0D0D0D" w:themeColor="text1" w:themeTint="F2"/>
+          <w:sz w:val="32"/>
+          <w:szCs w:val="32"/>
+        </w:rPr>
+        <w:t xml:space="preserve"> It takes fewer lines of code to write network requests in Axios than in Fetch</w:t>
+      </w:r>
+    </w:p>
+    <w:p>
+      <w:pPr>
+        <w:tabs>
+          <w:tab w:val="left" w:pos="1110"/>
+        </w:tabs>
+        <w:rPr>
+          <w:rFonts w:ascii="Times New Roman" w:hAnsi="Times New Roman" w:cs="Times New Roman"/>
+          <w:b/>
+          <w:bCs/>
+          <w:color w:val="215E99" w:themeColor="text2" w:themeTint="BF"/>
+          <w:sz w:val="32"/>
+          <w:szCs w:val="32"/>
+        </w:rPr>
+      </w:pPr>
+      <w:r>
+        <w:rPr>
+          <w:rFonts w:ascii="Times New Roman" w:hAnsi="Times New Roman" w:cs="Times New Roman"/>
+          <w:b/>
+          <w:bCs/>
+          <w:color w:val="215E99" w:themeColor="text2" w:themeTint="BF"/>
+          <w:sz w:val="32"/>
+          <w:szCs w:val="32"/>
+        </w:rPr>
+        <w:t>API-Based Development</w:t>
+      </w:r>
+    </w:p>
+    <w:p>
+      <w:pPr>
+        <w:tabs>
+          <w:tab w:val="left" w:pos="1110"/>
+        </w:tabs>
+        <w:rPr>
+          <w:rFonts w:ascii="Times New Roman" w:hAnsi="Times New Roman" w:cs="Times New Roman"/>
+          <w:sz w:val="32"/>
+          <w:szCs w:val="32"/>
+        </w:rPr>
+      </w:pPr>
+      <w:r>
+        <w:rPr>
+          <w:rFonts w:ascii="Times New Roman" w:hAnsi="Times New Roman" w:cs="Times New Roman"/>
+          <w:sz w:val="32"/>
+          <w:szCs w:val="32"/>
+        </w:rPr>
+        <w:t>In API-based development:</w:t>
+      </w:r>
+    </w:p>
+    <w:p>
+      <w:pPr>
+        <w:numPr>
+          <w:ilvl w:val="0"/>
+          <w:numId w:val="41"/>
+        </w:numPr>
+        <w:tabs>
+          <w:tab w:val="left" w:pos="1110"/>
+        </w:tabs>
+        <w:rPr>
+          <w:rFonts w:ascii="Times New Roman" w:hAnsi="Times New Roman" w:cs="Times New Roman"/>
+          <w:sz w:val="32"/>
+          <w:szCs w:val="32"/>
+        </w:rPr>
+      </w:pPr>
+      <w:r>
+        <w:rPr>
+          <w:rFonts w:ascii="Times New Roman" w:hAnsi="Times New Roman" w:cs="Times New Roman"/>
+          <w:sz w:val="32"/>
+          <w:szCs w:val="32"/>
+        </w:rPr>
+        <w:t xml:space="preserve">Frontend (React, Vue, Angular, etc.) and backend are separate. </w:t>
+      </w:r>
+    </w:p>
+    <w:p>
+      <w:pPr>
+        <w:numPr>
+          <w:ilvl w:val="0"/>
+          <w:numId w:val="41"/>
+        </w:numPr>
+        <w:tabs>
+          <w:tab w:val="left" w:pos="1110"/>
+        </w:tabs>
+        <w:rPr>
+          <w:rFonts w:ascii="Times New Roman" w:hAnsi="Times New Roman" w:cs="Times New Roman"/>
+          <w:sz w:val="32"/>
+          <w:szCs w:val="32"/>
+        </w:rPr>
+      </w:pPr>
+      <w:r>
+        <w:rPr>
+          <w:rFonts w:ascii="Times New Roman" w:hAnsi="Times New Roman" w:cs="Times New Roman"/>
+          <w:sz w:val="32"/>
+          <w:szCs w:val="32"/>
+        </w:rPr>
+        <w:t xml:space="preserve">Frontend sends requests to API endpoints. </w:t>
+      </w:r>
+    </w:p>
+    <w:p>
+      <w:pPr>
+        <w:numPr>
+          <w:ilvl w:val="0"/>
+          <w:numId w:val="41"/>
+        </w:numPr>
+        <w:tabs>
+          <w:tab w:val="left" w:pos="1110"/>
+        </w:tabs>
+        <w:rPr>
+          <w:rFonts w:ascii="Times New Roman" w:hAnsi="Times New Roman" w:cs="Times New Roman"/>
+          <w:sz w:val="32"/>
+          <w:szCs w:val="32"/>
+        </w:rPr>
+      </w:pPr>
+      <w:r>
+        <w:rPr>
+          <w:rFonts w:ascii="Times New Roman" w:hAnsi="Times New Roman" w:cs="Times New Roman"/>
+          <w:sz w:val="32"/>
+          <w:szCs w:val="32"/>
+        </w:rPr>
+        <w:t xml:space="preserve">Backend returns </w:t>
+      </w:r>
+      <w:r>
+        <w:rPr>
+          <w:rFonts w:ascii="Times New Roman" w:hAnsi="Times New Roman" w:cs="Times New Roman"/>
+          <w:b/>
+          <w:bCs/>
+          <w:sz w:val="32"/>
+          <w:szCs w:val="32"/>
+        </w:rPr>
+        <w:t>JSON data</w:t>
+      </w:r>
+      <w:r>
+        <w:rPr>
+          <w:rFonts w:ascii="Times New Roman" w:hAnsi="Times New Roman" w:cs="Times New Roman"/>
+          <w:sz w:val="32"/>
+          <w:szCs w:val="32"/>
+        </w:rPr>
+        <w:t xml:space="preserve"> instead of HTML. </w:t>
+      </w:r>
+    </w:p>
+    <w:p>
+      <w:pPr>
+        <w:numPr>
+          <w:ilvl w:val="0"/>
+          <w:numId w:val="41"/>
+        </w:numPr>
+        <w:tabs>
+          <w:tab w:val="left" w:pos="1110"/>
+        </w:tabs>
+        <w:rPr>
+          <w:rFonts w:ascii="Times New Roman" w:hAnsi="Times New Roman" w:cs="Times New Roman"/>
+          <w:sz w:val="32"/>
+          <w:szCs w:val="32"/>
+        </w:rPr>
+      </w:pPr>
+      <w:r>
+        <w:rPr>
+          <w:rFonts w:ascii="Times New Roman" w:hAnsi="Times New Roman" w:cs="Times New Roman"/>
+          <w:sz w:val="32"/>
+          <w:szCs w:val="32"/>
+        </w:rPr>
+        <w:lastRenderedPageBreak/>
+        <w:t>Frontend uses that data to update the UI.</w:t>
+      </w:r>
+    </w:p>
+    <w:p>
+      <w:pPr>
+        <w:tabs>
+          <w:tab w:val="left" w:pos="2500"/>
+        </w:tabs>
+        <w:rPr>
+          <w:rFonts w:ascii="Times New Roman" w:hAnsi="Times New Roman" w:cs="Times New Roman"/>
+          <w:sz w:val="32"/>
+          <w:szCs w:val="32"/>
+        </w:rPr>
+      </w:pPr>
+      <w:r>
+        <w:rPr>
+          <w:rFonts w:ascii="Times New Roman" w:hAnsi="Times New Roman" w:cs="Times New Roman"/>
+          <w:sz w:val="32"/>
+          <w:szCs w:val="32"/>
+        </w:rPr>
+        <w:drawing>
+          <wp:inline distT="0" distB="0" distL="0" distR="0" wp14:anchorId="4C2463A5" wp14:editId="3D1367BF">
+            <wp:extent cx="5918200" cy="2648585"/>
+            <wp:effectExtent l="0" t="0" r="0" b="0"/>
+            <wp:docPr id="1766435556" name="Picture 1"/>
+            <wp:cNvGraphicFramePr>
+              <a:graphicFrameLocks xmlns:a="http://schemas.openxmlformats.org/drawingml/2006/main" noChangeAspect="1"/>
+            </wp:cNvGraphicFramePr>
+            <a:graphic xmlns:a="http://schemas.openxmlformats.org/drawingml/2006/main">
+              <a:graphicData uri="http://schemas.openxmlformats.org/drawingml/2006/picture">
+                <pic:pic xmlns:pic="http://schemas.openxmlformats.org/drawingml/2006/picture">
+                  <pic:nvPicPr>
+                    <pic:cNvPr id="1766435556" name=""/>
+                    <pic:cNvPicPr/>
+                  </pic:nvPicPr>
+                  <pic:blipFill>
+                    <a:blip r:embed="rId128"/>
+                    <a:stretch>
+                      <a:fillRect/>
+                    </a:stretch>
+                  </pic:blipFill>
+                  <pic:spPr>
+                    <a:xfrm>
+                      <a:off x="0" y="0"/>
+                      <a:ext cx="5918200" cy="2648585"/>
+                    </a:xfrm>
+                    <a:prstGeom prst="rect">
+                      <a:avLst/>
+                    </a:prstGeom>
+                  </pic:spPr>
+                </pic:pic>
+              </a:graphicData>
+            </a:graphic>
+          </wp:inline>
+        </w:drawing>
+      </w:r>
+    </w:p>
+    <w:p>
+      <w:pPr>
+        <w:tabs>
+          <w:tab w:val="left" w:pos="3460"/>
+        </w:tabs>
+        <w:rPr>
+          <w:rFonts w:ascii="Times New Roman" w:hAnsi="Times New Roman" w:cs="Times New Roman"/>
+          <w:sz w:val="32"/>
+          <w:szCs w:val="32"/>
+        </w:rPr>
+      </w:pPr>
+      <w:r>
+        <w:rPr>
+          <w:rFonts w:ascii="Times New Roman" w:hAnsi="Times New Roman" w:cs="Times New Roman"/>
+          <w:sz w:val="32"/>
+          <w:szCs w:val="32"/>
+        </w:rPr>
+        <w:drawing>
+          <wp:inline distT="0" distB="0" distL="0" distR="0" wp14:anchorId="7CC79164" wp14:editId="7DB66CDB">
+            <wp:extent cx="5943600" cy="2234565"/>
+            <wp:effectExtent l="0" t="0" r="0" b="0"/>
+            <wp:docPr id="194185932" name="Picture 1"/>
+            <wp:cNvGraphicFramePr>
+              <a:graphicFrameLocks xmlns:a="http://schemas.openxmlformats.org/drawingml/2006/main" noChangeAspect="1"/>
+            </wp:cNvGraphicFramePr>
+            <a:graphic xmlns:a="http://schemas.openxmlformats.org/drawingml/2006/main">
+              <a:graphicData uri="http://schemas.openxmlformats.org/drawingml/2006/picture">
+                <pic:pic xmlns:pic="http://schemas.openxmlformats.org/drawingml/2006/picture">
+                  <pic:nvPicPr>
+                    <pic:cNvPr id="194185932" name=""/>
+                    <pic:cNvPicPr/>
+                  </pic:nvPicPr>
+                  <pic:blipFill>
+                    <a:blip r:embed="rId129"/>
+                    <a:stretch>
+                      <a:fillRect/>
+                    </a:stretch>
+                  </pic:blipFill>
+                  <pic:spPr>
+                    <a:xfrm>
+                      <a:off x="0" y="0"/>
+                      <a:ext cx="5943600" cy="2234565"/>
+                    </a:xfrm>
+                    <a:prstGeom prst="rect">
+                      <a:avLst/>
+                    </a:prstGeom>
+                  </pic:spPr>
+                </pic:pic>
+              </a:graphicData>
+            </a:graphic>
+          </wp:inline>
+        </w:drawing>
+      </w:r>
+    </w:p>
+    <w:p>
+      <w:pPr>
+        <w:tabs>
+          <w:tab w:val="left" w:pos="3460"/>
+        </w:tabs>
+        <w:rPr>
+          <w:rFonts w:ascii="Times New Roman" w:hAnsi="Times New Roman" w:cs="Times New Roman"/>
+          <w:sz w:val="32"/>
+          <w:szCs w:val="32"/>
+        </w:rPr>
+      </w:pPr>
+      <w:r>
+        <w:rPr>
+          <w:rFonts w:ascii="Times New Roman" w:hAnsi="Times New Roman" w:cs="Times New Roman"/>
+          <w:sz w:val="32"/>
+          <w:szCs w:val="32"/>
+        </w:rPr>
+        <w:drawing>
+          <wp:inline distT="0" distB="0" distL="0" distR="0" wp14:anchorId="628CF3B3" wp14:editId="7AC50E30">
+            <wp:extent cx="5943600" cy="2694305"/>
+            <wp:effectExtent l="0" t="0" r="0" b="0"/>
+            <wp:docPr id="2015349767" name="Picture 1"/>
+            <wp:cNvGraphicFramePr>
+              <a:graphicFrameLocks xmlns:a="http://schemas.openxmlformats.org/drawingml/2006/main" noChangeAspect="1"/>
+            </wp:cNvGraphicFramePr>
+            <a:graphic xmlns:a="http://schemas.openxmlformats.org/drawingml/2006/main">
+              <a:graphicData uri="http://schemas.openxmlformats.org/drawingml/2006/picture">
+                <pic:pic xmlns:pic="http://schemas.openxmlformats.org/drawingml/2006/picture">
+                  <pic:nvPicPr>
+                    <pic:cNvPr id="2015349767" name=""/>
+                    <pic:cNvPicPr/>
+                  </pic:nvPicPr>
+                  <pic:blipFill>
+                    <a:blip r:embed="rId130"/>
+                    <a:stretch>
+                      <a:fillRect/>
+                    </a:stretch>
+                  </pic:blipFill>
+                  <pic:spPr>
+                    <a:xfrm>
+                      <a:off x="0" y="0"/>
+                      <a:ext cx="5943600" cy="2694305"/>
+                    </a:xfrm>
+                    <a:prstGeom prst="rect">
+                      <a:avLst/>
+                    </a:prstGeom>
+                  </pic:spPr>
+                </pic:pic>
+              </a:graphicData>
+            </a:graphic>
+          </wp:inline>
+        </w:drawing>
+      </w:r>
+    </w:p>
+    <w:p>
+      <w:pPr>
+        <w:tabs>
+          <w:tab w:val="left" w:pos="3460"/>
+        </w:tabs>
+        <w:rPr>
+          <w:rFonts w:ascii="Times New Roman" w:hAnsi="Times New Roman" w:cs="Times New Roman"/>
+          <w:b/>
+          <w:bCs/>
+          <w:color w:val="215E99" w:themeColor="text2" w:themeTint="BF"/>
+          <w:sz w:val="32"/>
+          <w:szCs w:val="32"/>
+        </w:rPr>
+      </w:pPr>
+      <w:r>
+        <w:rPr>
+          <w:rFonts w:ascii="Times New Roman" w:hAnsi="Times New Roman" w:cs="Times New Roman"/>
+          <w:b/>
+          <w:bCs/>
+          <w:color w:val="215E99" w:themeColor="text2" w:themeTint="BF"/>
+          <w:sz w:val="32"/>
+          <w:szCs w:val="32"/>
+        </w:rPr>
+        <w:lastRenderedPageBreak/>
+        <w:t>What is API End-Points?</w:t>
+      </w:r>
+    </w:p>
+    <w:p>
+      <w:pPr>
+        <w:tabs>
+          <w:tab w:val="left" w:pos="3460"/>
+        </w:tabs>
+        <w:rPr>
+          <w:rFonts w:ascii="Times New Roman" w:hAnsi="Times New Roman" w:cs="Times New Roman"/>
+          <w:sz w:val="32"/>
+          <w:szCs w:val="32"/>
+        </w:rPr>
+      </w:pPr>
+      <w:r>
+        <w:rPr>
+          <w:rFonts w:ascii="Times New Roman" w:hAnsi="Times New Roman" w:cs="Times New Roman"/>
+          <w:b/>
+          <w:bCs/>
+          <w:sz w:val="32"/>
+          <w:szCs w:val="32"/>
+        </w:rPr>
+        <w:t>API Endpoints</w:t>
+      </w:r>
+      <w:r>
+        <w:rPr>
+          <w:rFonts w:ascii="Times New Roman" w:hAnsi="Times New Roman" w:cs="Times New Roman"/>
+          <w:sz w:val="32"/>
+          <w:szCs w:val="32"/>
+        </w:rPr>
+        <w:t xml:space="preserve"> are specific URLs where a client (frontend) sends requests to a server (backend) to perform an action or get data.</w:t>
+      </w:r>
+    </w:p>
+    <w:p>
+      <w:pPr>
+        <w:tabs>
+          <w:tab w:val="left" w:pos="3450"/>
+        </w:tabs>
+        <w:rPr>
+          <w:rFonts w:ascii="Times New Roman" w:hAnsi="Times New Roman" w:cs="Times New Roman"/>
+          <w:sz w:val="32"/>
+          <w:szCs w:val="32"/>
+        </w:rPr>
+      </w:pPr>
+      <w:r>
+        <w:rPr>
+          <w:rFonts w:ascii="Times New Roman" w:hAnsi="Times New Roman" w:cs="Times New Roman"/>
+          <w:sz w:val="32"/>
+          <w:szCs w:val="32"/>
+        </w:rPr>
+        <w:drawing>
+          <wp:inline distT="0" distB="0" distL="0" distR="0" wp14:anchorId="5D399EFD" wp14:editId="71A1C8D7">
+            <wp:extent cx="5943600" cy="905510"/>
+            <wp:effectExtent l="0" t="0" r="0" b="8890"/>
+            <wp:docPr id="1964218482" name="Picture 1"/>
+            <wp:cNvGraphicFramePr>
+              <a:graphicFrameLocks xmlns:a="http://schemas.openxmlformats.org/drawingml/2006/main" noChangeAspect="1"/>
+            </wp:cNvGraphicFramePr>
+            <a:graphic xmlns:a="http://schemas.openxmlformats.org/drawingml/2006/main">
+              <a:graphicData uri="http://schemas.openxmlformats.org/drawingml/2006/picture">
+                <pic:pic xmlns:pic="http://schemas.openxmlformats.org/drawingml/2006/picture">
+                  <pic:nvPicPr>
+                    <pic:cNvPr id="1964218482" name=""/>
+                    <pic:cNvPicPr/>
+                  </pic:nvPicPr>
+                  <pic:blipFill>
+                    <a:blip r:embed="rId131"/>
+                    <a:stretch>
+                      <a:fillRect/>
+                    </a:stretch>
+                  </pic:blipFill>
+                  <pic:spPr>
+                    <a:xfrm>
+                      <a:off x="0" y="0"/>
+                      <a:ext cx="5943600" cy="905510"/>
+                    </a:xfrm>
+                    <a:prstGeom prst="rect">
+                      <a:avLst/>
+                    </a:prstGeom>
+                  </pic:spPr>
+                </pic:pic>
+              </a:graphicData>
+            </a:graphic>
+          </wp:inline>
+        </w:drawing>
+      </w:r>
+    </w:p>
+    <w:p>
+      <w:pPr>
+        <w:tabs>
+          <w:tab w:val="left" w:pos="3450"/>
+        </w:tabs>
+        <w:rPr>
+          <w:rFonts w:ascii="Times New Roman" w:hAnsi="Times New Roman" w:cs="Times New Roman"/>
+          <w:sz w:val="32"/>
+          <w:szCs w:val="32"/>
+        </w:rPr>
+      </w:pPr>
+      <w:r>
+        <w:rPr>
+          <w:rFonts w:ascii="Times New Roman" w:hAnsi="Times New Roman" w:cs="Times New Roman"/>
+          <w:sz w:val="32"/>
+          <w:szCs w:val="32"/>
+        </w:rPr>
+        <w:drawing>
+          <wp:inline distT="0" distB="0" distL="0" distR="0" wp14:anchorId="48F8C38E" wp14:editId="389F98C2">
+            <wp:extent cx="5943600" cy="1976755"/>
+            <wp:effectExtent l="0" t="0" r="0" b="4445"/>
+            <wp:docPr id="430138839" name="Picture 1"/>
+            <wp:cNvGraphicFramePr>
+              <a:graphicFrameLocks xmlns:a="http://schemas.openxmlformats.org/drawingml/2006/main" noChangeAspect="1"/>
+            </wp:cNvGraphicFramePr>
+            <a:graphic xmlns:a="http://schemas.openxmlformats.org/drawingml/2006/main">
+              <a:graphicData uri="http://schemas.openxmlformats.org/drawingml/2006/picture">
+                <pic:pic xmlns:pic="http://schemas.openxmlformats.org/drawingml/2006/picture">
+                  <pic:nvPicPr>
+                    <pic:cNvPr id="430138839" name=""/>
+                    <pic:cNvPicPr/>
+                  </pic:nvPicPr>
+                  <pic:blipFill>
+                    <a:blip r:embed="rId132"/>
+                    <a:stretch>
+                      <a:fillRect/>
+                    </a:stretch>
+                  </pic:blipFill>
+                  <pic:spPr>
+                    <a:xfrm>
+                      <a:off x="0" y="0"/>
+                      <a:ext cx="5943600" cy="1976755"/>
+                    </a:xfrm>
+                    <a:prstGeom prst="rect">
+                      <a:avLst/>
+                    </a:prstGeom>
+                  </pic:spPr>
+                </pic:pic>
+              </a:graphicData>
+            </a:graphic>
+          </wp:inline>
+        </w:drawing>
+      </w:r>
+    </w:p>
+    <w:p>
+      <w:pPr>
+        <w:tabs>
+          <w:tab w:val="left" w:pos="3450"/>
+        </w:tabs>
+        <w:rPr>
+          <w:rFonts w:ascii="Times New Roman" w:hAnsi="Times New Roman" w:cs="Times New Roman"/>
+          <w:sz w:val="32"/>
+          <w:szCs w:val="32"/>
+        </w:rPr>
+      </w:pPr>
+      <w:r>
+        <w:rPr>
+          <w:rFonts w:ascii="Times New Roman" w:hAnsi="Times New Roman" w:cs="Times New Roman"/>
+          <w:sz w:val="32"/>
+          <w:szCs w:val="32"/>
+        </w:rPr>
+        <w:drawing>
+          <wp:inline distT="0" distB="0" distL="0" distR="0" wp14:anchorId="1446BAEA" wp14:editId="13EA96DC">
+            <wp:extent cx="5943600" cy="1794510"/>
+            <wp:effectExtent l="0" t="0" r="0" b="0"/>
+            <wp:docPr id="608573663" name="Picture 1"/>
+            <wp:cNvGraphicFramePr>
+              <a:graphicFrameLocks xmlns:a="http://schemas.openxmlformats.org/drawingml/2006/main" noChangeAspect="1"/>
+            </wp:cNvGraphicFramePr>
+            <a:graphic xmlns:a="http://schemas.openxmlformats.org/drawingml/2006/main">
+              <a:graphicData uri="http://schemas.openxmlformats.org/drawingml/2006/picture">
+                <pic:pic xmlns:pic="http://schemas.openxmlformats.org/drawingml/2006/picture">
+                  <pic:nvPicPr>
+                    <pic:cNvPr id="608573663" name=""/>
+                    <pic:cNvPicPr/>
+                  </pic:nvPicPr>
+                  <pic:blipFill>
+                    <a:blip r:embed="rId133"/>
+                    <a:stretch>
+                      <a:fillRect/>
+                    </a:stretch>
+                  </pic:blipFill>
+                  <pic:spPr>
+                    <a:xfrm>
+                      <a:off x="0" y="0"/>
+                      <a:ext cx="5943600" cy="1794510"/>
+                    </a:xfrm>
+                    <a:prstGeom prst="rect">
+                      <a:avLst/>
+                    </a:prstGeom>
+                  </pic:spPr>
+                </pic:pic>
+              </a:graphicData>
+            </a:graphic>
+          </wp:inline>
+        </w:drawing>
+      </w:r>
+    </w:p>
+    <w:p>
+      <w:pPr>
+        <w:tabs>
+          <w:tab w:val="left" w:pos="3450"/>
+        </w:tabs>
+        <w:rPr>
+          <w:rFonts w:ascii="Times New Roman" w:hAnsi="Times New Roman" w:cs="Times New Roman"/>
+          <w:sz w:val="32"/>
+          <w:szCs w:val="32"/>
+        </w:rPr>
+      </w:pPr>
+      <w:r>
+        <w:rPr>
+          <w:rFonts w:ascii="Times New Roman" w:hAnsi="Times New Roman" w:cs="Times New Roman"/>
+          <w:sz w:val="32"/>
+          <w:szCs w:val="32"/>
+        </w:rPr>
+        <w:drawing>
+          <wp:inline distT="0" distB="0" distL="0" distR="0" wp14:anchorId="1C788A2F" wp14:editId="5DB8D432">
+            <wp:extent cx="5943600" cy="1061085"/>
+            <wp:effectExtent l="0" t="0" r="0" b="5715"/>
+            <wp:docPr id="1530052917" name="Picture 1"/>
+            <wp:cNvGraphicFramePr>
+              <a:graphicFrameLocks xmlns:a="http://schemas.openxmlformats.org/drawingml/2006/main" noChangeAspect="1"/>
+            </wp:cNvGraphicFramePr>
+            <a:graphic xmlns:a="http://schemas.openxmlformats.org/drawingml/2006/main">
+              <a:graphicData uri="http://schemas.openxmlformats.org/drawingml/2006/picture">
+                <pic:pic xmlns:pic="http://schemas.openxmlformats.org/drawingml/2006/picture">
+                  <pic:nvPicPr>
+                    <pic:cNvPr id="1530052917" name=""/>
+                    <pic:cNvPicPr/>
+                  </pic:nvPicPr>
+                  <pic:blipFill>
+                    <a:blip r:embed="rId134"/>
+                    <a:stretch>
+                      <a:fillRect/>
+                    </a:stretch>
+                  </pic:blipFill>
+                  <pic:spPr>
+                    <a:xfrm>
+                      <a:off x="0" y="0"/>
+                      <a:ext cx="5943600" cy="1061085"/>
+                    </a:xfrm>
+                    <a:prstGeom prst="rect">
+                      <a:avLst/>
+                    </a:prstGeom>
+                  </pic:spPr>
+                </pic:pic>
+              </a:graphicData>
+            </a:graphic>
+          </wp:inline>
+        </w:drawing>
+      </w:r>
+    </w:p>
+    <w:p>
+      <w:pPr>
+        <w:tabs>
+          <w:tab w:val="left" w:pos="4190"/>
+        </w:tabs>
+        <w:rPr>
+          <w:rFonts w:ascii="Times New Roman" w:hAnsi="Times New Roman" w:cs="Times New Roman"/>
+          <w:sz w:val="32"/>
+          <w:szCs w:val="32"/>
+        </w:rPr>
+      </w:pPr>
+    </w:p>
+    <w:p>
+      <w:pPr>
+        <w:tabs>
+          <w:tab w:val="left" w:pos="4190"/>
+        </w:tabs>
+        <w:rPr>
+          <w:rFonts w:ascii="Times New Roman" w:hAnsi="Times New Roman" w:cs="Times New Roman"/>
+          <w:sz w:val="32"/>
+          <w:szCs w:val="32"/>
+        </w:rPr>
+      </w:pPr>
+    </w:p>
+    <w:p>
+      <w:pPr>
+        <w:tabs>
+          <w:tab w:val="left" w:pos="4190"/>
+        </w:tabs>
+        <w:rPr>
+          <w:rFonts w:ascii="Times New Roman" w:hAnsi="Times New Roman" w:cs="Times New Roman"/>
+          <w:sz w:val="32"/>
+          <w:szCs w:val="32"/>
+        </w:rPr>
+      </w:pPr>
+      <w:r>
+        <w:rPr>
+          <w:rFonts w:ascii="Times New Roman" w:hAnsi="Times New Roman" w:cs="Times New Roman"/>
+          <w:sz w:val="32"/>
+          <w:szCs w:val="32"/>
+        </w:rPr>
+        <w:lastRenderedPageBreak/>
+        <w:drawing>
+          <wp:inline distT="0" distB="0" distL="0" distR="0" wp14:anchorId="5D2927E3" wp14:editId="6657DC44">
+            <wp:extent cx="5943600" cy="2660015"/>
+            <wp:effectExtent l="0" t="0" r="0" b="6985"/>
+            <wp:docPr id="821197820" name="Picture 1"/>
+            <wp:cNvGraphicFramePr>
+              <a:graphicFrameLocks xmlns:a="http://schemas.openxmlformats.org/drawingml/2006/main" noChangeAspect="1"/>
+            </wp:cNvGraphicFramePr>
+            <a:graphic xmlns:a="http://schemas.openxmlformats.org/drawingml/2006/main">
+              <a:graphicData uri="http://schemas.openxmlformats.org/drawingml/2006/picture">
+                <pic:pic xmlns:pic="http://schemas.openxmlformats.org/drawingml/2006/picture">
+                  <pic:nvPicPr>
+                    <pic:cNvPr id="821197820" name=""/>
+                    <pic:cNvPicPr/>
+                  </pic:nvPicPr>
+                  <pic:blipFill>
+                    <a:blip r:embed="rId135"/>
+                    <a:stretch>
+                      <a:fillRect/>
+                    </a:stretch>
+                  </pic:blipFill>
+                  <pic:spPr>
+                    <a:xfrm>
+                      <a:off x="0" y="0"/>
+                      <a:ext cx="5943600" cy="2660015"/>
+                    </a:xfrm>
+                    <a:prstGeom prst="rect">
+                      <a:avLst/>
+                    </a:prstGeom>
+                  </pic:spPr>
+                </pic:pic>
+              </a:graphicData>
+            </a:graphic>
+          </wp:inline>
+        </w:drawing>
+      </w:r>
+    </w:p>
+    <w:p>
+      <w:pPr>
+        <w:tabs>
+          <w:tab w:val="left" w:pos="4190"/>
+        </w:tabs>
+        <w:rPr>
+          <w:rFonts w:ascii="Times New Roman" w:hAnsi="Times New Roman" w:cs="Times New Roman"/>
+          <w:sz w:val="32"/>
+          <w:szCs w:val="32"/>
+        </w:rPr>
+      </w:pPr>
+      <w:r>
+        <w:rPr>
+          <w:rFonts w:ascii="Times New Roman" w:hAnsi="Times New Roman" w:cs="Times New Roman"/>
+          <w:sz w:val="32"/>
+          <w:szCs w:val="32"/>
+        </w:rPr>
+        <w:drawing>
+          <wp:inline distT="0" distB="0" distL="0" distR="0" wp14:anchorId="1ACBA2D4" wp14:editId="2596EC23">
+            <wp:extent cx="5943600" cy="2122170"/>
+            <wp:effectExtent l="0" t="0" r="0" b="0"/>
+            <wp:docPr id="799085203" name="Picture 1"/>
+            <wp:cNvGraphicFramePr>
+              <a:graphicFrameLocks xmlns:a="http://schemas.openxmlformats.org/drawingml/2006/main" noChangeAspect="1"/>
+            </wp:cNvGraphicFramePr>
+            <a:graphic xmlns:a="http://schemas.openxmlformats.org/drawingml/2006/main">
+              <a:graphicData uri="http://schemas.openxmlformats.org/drawingml/2006/picture">
+                <pic:pic xmlns:pic="http://schemas.openxmlformats.org/drawingml/2006/picture">
+                  <pic:nvPicPr>
+                    <pic:cNvPr id="799085203" name=""/>
+                    <pic:cNvPicPr/>
+                  </pic:nvPicPr>
+                  <pic:blipFill>
+                    <a:blip r:embed="rId136"/>
+                    <a:stretch>
+                      <a:fillRect/>
+                    </a:stretch>
+                  </pic:blipFill>
+                  <pic:spPr>
+                    <a:xfrm>
+                      <a:off x="0" y="0"/>
+                      <a:ext cx="5943600" cy="2122170"/>
+                    </a:xfrm>
+                    <a:prstGeom prst="rect">
+                      <a:avLst/>
+                    </a:prstGeom>
+                  </pic:spPr>
+                </pic:pic>
+              </a:graphicData>
+            </a:graphic>
+          </wp:inline>
+        </w:drawing>
+      </w:r>
+    </w:p>
+    <w:p>
+      <w:pPr>
+        <w:tabs>
+          <w:tab w:val="left" w:pos="4190"/>
+        </w:tabs>
+        <w:rPr>
+          <w:rFonts w:ascii="Times New Roman" w:hAnsi="Times New Roman" w:cs="Times New Roman"/>
+          <w:b/>
+          <w:bCs/>
+          <w:color w:val="215E99" w:themeColor="text2" w:themeTint="BF"/>
+          <w:sz w:val="32"/>
+          <w:szCs w:val="32"/>
+        </w:rPr>
+      </w:pPr>
+      <w:r>
+        <w:rPr>
+          <w:rFonts w:ascii="Times New Roman" w:hAnsi="Times New Roman" w:cs="Times New Roman"/>
+          <w:b/>
+          <w:bCs/>
+          <w:color w:val="215E99" w:themeColor="text2" w:themeTint="BF"/>
+          <w:sz w:val="32"/>
+          <w:szCs w:val="32"/>
+        </w:rPr>
+        <w:t xml:space="preserve">What are "Configs" Anyway? </w:t>
+      </w:r>
+    </w:p>
+    <w:p>
+      <w:pPr>
+        <w:tabs>
+          <w:tab w:val="left" w:pos="2880"/>
+        </w:tabs>
+        <w:rPr>
+          <w:rFonts w:ascii="Times New Roman" w:hAnsi="Times New Roman" w:cs="Times New Roman"/>
+          <w:sz w:val="32"/>
+          <w:szCs w:val="32"/>
+        </w:rPr>
+      </w:pPr>
+      <w:r>
+        <w:rPr>
+          <w:rFonts w:ascii="Times New Roman" w:hAnsi="Times New Roman" w:cs="Times New Roman"/>
+          <w:sz w:val="32"/>
+          <w:szCs w:val="32"/>
+        </w:rPr>
+        <w:t>Configs (Configurations) are optional setting objects you can pass into your Axios methods to customize your request. Think of configs as special instructions you give to your delivery driver (like "Ring the doorbell" or "Deliver by 5 PM"). Here are the 5 most common configs beginners use</w:t>
+      </w:r>
+    </w:p>
+    <w:p>
+      <w:pPr>
+        <w:tabs>
+          <w:tab w:val="left" w:pos="2880"/>
+        </w:tabs>
+        <w:rPr>
+          <w:rFonts w:ascii="Times New Roman" w:hAnsi="Times New Roman" w:cs="Times New Roman"/>
+          <w:sz w:val="32"/>
+          <w:szCs w:val="32"/>
+        </w:rPr>
+      </w:pPr>
+      <w:r>
+        <w:rPr>
+          <w:rFonts w:ascii="Times New Roman" w:hAnsi="Times New Roman" w:cs="Times New Roman"/>
+          <w:sz w:val="32"/>
+          <w:szCs w:val="32"/>
+        </w:rPr>
+        <w:lastRenderedPageBreak/>
+        <w:drawing>
+          <wp:inline distT="0" distB="0" distL="0" distR="0" wp14:anchorId="18769735" wp14:editId="7E0C2130">
+            <wp:extent cx="5943600" cy="1922145"/>
+            <wp:effectExtent l="0" t="0" r="0" b="1905"/>
+            <wp:docPr id="830630361" name="Picture 1"/>
+            <wp:cNvGraphicFramePr>
+              <a:graphicFrameLocks xmlns:a="http://schemas.openxmlformats.org/drawingml/2006/main" noChangeAspect="1"/>
+            </wp:cNvGraphicFramePr>
+            <a:graphic xmlns:a="http://schemas.openxmlformats.org/drawingml/2006/main">
+              <a:graphicData uri="http://schemas.openxmlformats.org/drawingml/2006/picture">
+                <pic:pic xmlns:pic="http://schemas.openxmlformats.org/drawingml/2006/picture">
+                  <pic:nvPicPr>
+                    <pic:cNvPr id="830630361" name=""/>
+                    <pic:cNvPicPr/>
+                  </pic:nvPicPr>
+                  <pic:blipFill>
+                    <a:blip r:embed="rId137"/>
+                    <a:stretch>
+                      <a:fillRect/>
+                    </a:stretch>
+                  </pic:blipFill>
+                  <pic:spPr>
+                    <a:xfrm>
+                      <a:off x="0" y="0"/>
+                      <a:ext cx="5943600" cy="1922145"/>
+                    </a:xfrm>
+                    <a:prstGeom prst="rect">
+                      <a:avLst/>
+                    </a:prstGeom>
+                  </pic:spPr>
+                </pic:pic>
+              </a:graphicData>
+            </a:graphic>
+          </wp:inline>
+        </w:drawing>
+      </w:r>
+    </w:p>
+    <w:p>
+      <w:pPr>
+        <w:tabs>
+          <w:tab w:val="left" w:pos="2880"/>
+        </w:tabs>
+        <w:rPr>
+          <w:rFonts w:ascii="Times New Roman" w:hAnsi="Times New Roman" w:cs="Times New Roman"/>
+          <w:sz w:val="32"/>
+          <w:szCs w:val="32"/>
+        </w:rPr>
+      </w:pPr>
+      <w:r>
+        <w:rPr>
+          <w:rFonts w:ascii="Times New Roman" w:hAnsi="Times New Roman" w:cs="Times New Roman"/>
+          <w:sz w:val="32"/>
+          <w:szCs w:val="32"/>
+        </w:rPr>
+        <w:drawing>
+          <wp:inline distT="0" distB="0" distL="0" distR="0" wp14:anchorId="012D393B" wp14:editId="0AE13B83">
+            <wp:extent cx="5943600" cy="1560830"/>
+            <wp:effectExtent l="0" t="0" r="0" b="1270"/>
+            <wp:docPr id="1966439715" name="Picture 1"/>
+            <wp:cNvGraphicFramePr>
+              <a:graphicFrameLocks xmlns:a="http://schemas.openxmlformats.org/drawingml/2006/main" noChangeAspect="1"/>
+            </wp:cNvGraphicFramePr>
+            <a:graphic xmlns:a="http://schemas.openxmlformats.org/drawingml/2006/main">
+              <a:graphicData uri="http://schemas.openxmlformats.org/drawingml/2006/picture">
+                <pic:pic xmlns:pic="http://schemas.openxmlformats.org/drawingml/2006/picture">
+                  <pic:nvPicPr>
+                    <pic:cNvPr id="1966439715" name=""/>
+                    <pic:cNvPicPr/>
+                  </pic:nvPicPr>
+                  <pic:blipFill>
+                    <a:blip r:embed="rId138"/>
+                    <a:stretch>
+                      <a:fillRect/>
+                    </a:stretch>
+                  </pic:blipFill>
+                  <pic:spPr>
+                    <a:xfrm>
+                      <a:off x="0" y="0"/>
+                      <a:ext cx="5943600" cy="1560830"/>
+                    </a:xfrm>
+                    <a:prstGeom prst="rect">
+                      <a:avLst/>
+                    </a:prstGeom>
+                  </pic:spPr>
+                </pic:pic>
+              </a:graphicData>
+            </a:graphic>
+          </wp:inline>
+        </w:drawing>
+      </w:r>
+    </w:p>
+    <w:p>
+      <w:pPr>
+        <w:tabs>
+          <w:tab w:val="left" w:pos="2880"/>
+        </w:tabs>
+        <w:rPr>
+          <w:rFonts w:ascii="Times New Roman" w:hAnsi="Times New Roman" w:cs="Times New Roman"/>
+          <w:sz w:val="32"/>
+          <w:szCs w:val="32"/>
+        </w:rPr>
+      </w:pPr>
+      <w:r>
+        <w:rPr>
+          <w:rFonts w:ascii="Times New Roman" w:hAnsi="Times New Roman" w:cs="Times New Roman"/>
+          <w:sz w:val="32"/>
+          <w:szCs w:val="32"/>
+        </w:rPr>
+        <w:drawing>
+          <wp:inline distT="0" distB="0" distL="0" distR="0" wp14:anchorId="7E6D93F0" wp14:editId="154A761B">
+            <wp:extent cx="5943600" cy="702945"/>
+            <wp:effectExtent l="0" t="0" r="0" b="1905"/>
+            <wp:docPr id="1389917114" name="Picture 1"/>
+            <wp:cNvGraphicFramePr>
+              <a:graphicFrameLocks xmlns:a="http://schemas.openxmlformats.org/drawingml/2006/main" noChangeAspect="1"/>
+            </wp:cNvGraphicFramePr>
+            <a:graphic xmlns:a="http://schemas.openxmlformats.org/drawingml/2006/main">
+              <a:graphicData uri="http://schemas.openxmlformats.org/drawingml/2006/picture">
+                <pic:pic xmlns:pic="http://schemas.openxmlformats.org/drawingml/2006/picture">
+                  <pic:nvPicPr>
+                    <pic:cNvPr id="1389917114" name=""/>
+                    <pic:cNvPicPr/>
+                  </pic:nvPicPr>
+                  <pic:blipFill>
+                    <a:blip r:embed="rId139"/>
+                    <a:stretch>
+                      <a:fillRect/>
+                    </a:stretch>
+                  </pic:blipFill>
+                  <pic:spPr>
+                    <a:xfrm>
+                      <a:off x="0" y="0"/>
+                      <a:ext cx="5943600" cy="702945"/>
+                    </a:xfrm>
+                    <a:prstGeom prst="rect">
+                      <a:avLst/>
+                    </a:prstGeom>
+                  </pic:spPr>
+                </pic:pic>
+              </a:graphicData>
+            </a:graphic>
+          </wp:inline>
+        </w:drawing>
+      </w:r>
+    </w:p>
+    <w:p>
+      <w:pPr>
+        <w:tabs>
+          <w:tab w:val="left" w:pos="2880"/>
+        </w:tabs>
+        <w:rPr>
+          <w:rFonts w:ascii="Times New Roman" w:hAnsi="Times New Roman" w:cs="Times New Roman"/>
+          <w:sz w:val="32"/>
+          <w:szCs w:val="32"/>
+        </w:rPr>
+      </w:pPr>
+      <w:r>
+        <w:rPr>
+          <w:rFonts w:ascii="Times New Roman" w:hAnsi="Times New Roman" w:cs="Times New Roman"/>
+          <w:sz w:val="32"/>
+          <w:szCs w:val="32"/>
+        </w:rPr>
+        <w:drawing>
+          <wp:inline distT="0" distB="0" distL="0" distR="0" wp14:anchorId="7A6D2D29" wp14:editId="145E6BB7">
+            <wp:extent cx="5943600" cy="786130"/>
+            <wp:effectExtent l="0" t="0" r="0" b="0"/>
+            <wp:docPr id="1445693298" name="Picture 1"/>
+            <wp:cNvGraphicFramePr>
+              <a:graphicFrameLocks xmlns:a="http://schemas.openxmlformats.org/drawingml/2006/main" noChangeAspect="1"/>
+            </wp:cNvGraphicFramePr>
+            <a:graphic xmlns:a="http://schemas.openxmlformats.org/drawingml/2006/main">
+              <a:graphicData uri="http://schemas.openxmlformats.org/drawingml/2006/picture">
+                <pic:pic xmlns:pic="http://schemas.openxmlformats.org/drawingml/2006/picture">
+                  <pic:nvPicPr>
+                    <pic:cNvPr id="1445693298" name=""/>
+                    <pic:cNvPicPr/>
+                  </pic:nvPicPr>
+                  <pic:blipFill>
+                    <a:blip r:embed="rId140"/>
+                    <a:stretch>
+                      <a:fillRect/>
+                    </a:stretch>
+                  </pic:blipFill>
+                  <pic:spPr>
+                    <a:xfrm>
+                      <a:off x="0" y="0"/>
+                      <a:ext cx="5943600" cy="786130"/>
+                    </a:xfrm>
+                    <a:prstGeom prst="rect">
+                      <a:avLst/>
+                    </a:prstGeom>
+                  </pic:spPr>
+                </pic:pic>
+              </a:graphicData>
+            </a:graphic>
+          </wp:inline>
+        </w:drawing>
+      </w:r>
+    </w:p>
+    <w:p>
+      <w:pPr>
+        <w:tabs>
+          <w:tab w:val="left" w:pos="2880"/>
+        </w:tabs>
+        <w:rPr>
+          <w:rFonts w:ascii="Times New Roman" w:hAnsi="Times New Roman" w:cs="Times New Roman"/>
+          <w:sz w:val="32"/>
+          <w:szCs w:val="32"/>
+        </w:rPr>
+      </w:pPr>
+      <w:r>
+        <w:rPr>
+          <w:rFonts w:ascii="Times New Roman" w:hAnsi="Times New Roman" w:cs="Times New Roman"/>
+          <w:sz w:val="32"/>
+          <w:szCs w:val="32"/>
+        </w:rPr>
+        <w:t xml:space="preserve">If the server takes too long → Axios </w:t>
+      </w:r>
+      <w:r>
+        <w:rPr>
+          <w:rFonts w:ascii="Times New Roman" w:hAnsi="Times New Roman" w:cs="Times New Roman"/>
+          <w:b/>
+          <w:bCs/>
+          <w:sz w:val="32"/>
+          <w:szCs w:val="32"/>
+        </w:rPr>
+        <w:t>automatically cancels the request</w:t>
+      </w:r>
+      <w:r>
+        <w:rPr>
+          <w:rFonts w:ascii="Times New Roman" w:hAnsi="Times New Roman" w:cs="Times New Roman"/>
+          <w:sz w:val="32"/>
+          <w:szCs w:val="32"/>
+        </w:rPr>
+        <w:t xml:space="preserve"> and throws an error.</w:t>
+      </w:r>
+    </w:p>
+    <w:p>
+      <w:pPr>
+        <w:tabs>
+          <w:tab w:val="left" w:pos="2880"/>
+        </w:tabs>
+        <w:rPr>
+          <w:rFonts w:ascii="Times New Roman" w:hAnsi="Times New Roman" w:cs="Times New Roman"/>
+          <w:sz w:val="32"/>
+          <w:szCs w:val="32"/>
+        </w:rPr>
+      </w:pPr>
+      <w:r>
+        <w:rPr>
+          <w:rFonts w:ascii="Times New Roman" w:hAnsi="Times New Roman" w:cs="Times New Roman"/>
+          <w:sz w:val="32"/>
+          <w:szCs w:val="32"/>
+        </w:rPr>
+        <w:drawing>
+          <wp:inline distT="0" distB="0" distL="0" distR="0" wp14:anchorId="4872B11A" wp14:editId="6EC7FE88">
+            <wp:extent cx="5943600" cy="1649095"/>
+            <wp:effectExtent l="0" t="0" r="0" b="8255"/>
+            <wp:docPr id="840986544" name="Picture 1"/>
+            <wp:cNvGraphicFramePr>
+              <a:graphicFrameLocks xmlns:a="http://schemas.openxmlformats.org/drawingml/2006/main" noChangeAspect="1"/>
+            </wp:cNvGraphicFramePr>
+            <a:graphic xmlns:a="http://schemas.openxmlformats.org/drawingml/2006/main">
+              <a:graphicData uri="http://schemas.openxmlformats.org/drawingml/2006/picture">
+                <pic:pic xmlns:pic="http://schemas.openxmlformats.org/drawingml/2006/picture">
+                  <pic:nvPicPr>
+                    <pic:cNvPr id="840986544" name=""/>
+                    <pic:cNvPicPr/>
+                  </pic:nvPicPr>
+                  <pic:blipFill>
+                    <a:blip r:embed="rId141"/>
+                    <a:stretch>
+                      <a:fillRect/>
+                    </a:stretch>
+                  </pic:blipFill>
+                  <pic:spPr>
+                    <a:xfrm>
+                      <a:off x="0" y="0"/>
+                      <a:ext cx="5943600" cy="1649095"/>
+                    </a:xfrm>
+                    <a:prstGeom prst="rect">
+                      <a:avLst/>
+                    </a:prstGeom>
+                  </pic:spPr>
+                </pic:pic>
+              </a:graphicData>
+            </a:graphic>
+          </wp:inline>
+        </w:drawing>
+      </w:r>
+    </w:p>
+    <w:p>
+      <w:pPr>
+        <w:tabs>
+          <w:tab w:val="left" w:pos="2880"/>
+        </w:tabs>
+        <w:rPr>
+          <w:rFonts w:ascii="Times New Roman" w:hAnsi="Times New Roman" w:cs="Times New Roman"/>
+          <w:sz w:val="32"/>
+          <w:szCs w:val="32"/>
+        </w:rPr>
+      </w:pPr>
+    </w:p>
+    <w:p>
+      <w:pPr>
+        <w:tabs>
+          <w:tab w:val="left" w:pos="2880"/>
+        </w:tabs>
+        <w:rPr>
+          <w:rFonts w:ascii="Times New Roman" w:hAnsi="Times New Roman" w:cs="Times New Roman"/>
+          <w:b/>
+          <w:bCs/>
+          <w:sz w:val="32"/>
+          <w:szCs w:val="32"/>
+        </w:rPr>
+      </w:pPr>
+      <w:r>
+        <w:rPr>
+          <w:rFonts w:ascii="Times New Roman" w:hAnsi="Times New Roman" w:cs="Times New Roman"/>
+          <w:sz w:val="32"/>
+          <w:szCs w:val="32"/>
+        </w:rPr>
+        <w:lastRenderedPageBreak/>
+        <w:t xml:space="preserve">5. </w:t>
+      </w:r>
+      <w:r>
+        <w:rPr>
+          <w:rFonts w:ascii="Times New Roman" w:hAnsi="Times New Roman" w:cs="Times New Roman"/>
+          <w:b/>
+          <w:bCs/>
+          <w:sz w:val="32"/>
+          <w:szCs w:val="32"/>
+        </w:rPr>
+        <w:t xml:space="preserve">Response Type </w:t>
+      </w:r>
+    </w:p>
+    <w:p>
+      <w:pPr>
+        <w:tabs>
+          <w:tab w:val="left" w:pos="2880"/>
+        </w:tabs>
+        <w:rPr>
+          <w:rFonts w:ascii="Times New Roman" w:hAnsi="Times New Roman" w:cs="Times New Roman"/>
+          <w:sz w:val="32"/>
+          <w:szCs w:val="32"/>
+        </w:rPr>
+      </w:pPr>
+      <w:r>
+        <w:rPr>
+          <w:rFonts w:ascii="Times New Roman" w:hAnsi="Times New Roman" w:cs="Times New Roman"/>
+          <w:sz w:val="32"/>
+          <w:szCs w:val="32"/>
+        </w:rPr>
+        <w:t>Response type defines what format you expect from the server.</w:t>
+      </w:r>
+    </w:p>
+    <w:p>
+      <w:pPr>
+        <w:tabs>
+          <w:tab w:val="left" w:pos="2880"/>
+        </w:tabs>
+        <w:rPr>
+          <w:rFonts w:ascii="Times New Roman" w:hAnsi="Times New Roman" w:cs="Times New Roman"/>
+          <w:sz w:val="32"/>
+          <w:szCs w:val="32"/>
+        </w:rPr>
+      </w:pPr>
+      <w:r>
+        <w:rPr>
+          <w:rFonts w:ascii="Times New Roman" w:hAnsi="Times New Roman" w:cs="Times New Roman"/>
+          <w:sz w:val="32"/>
+          <w:szCs w:val="32"/>
+        </w:rPr>
+        <w:drawing>
+          <wp:inline distT="0" distB="0" distL="0" distR="0" wp14:anchorId="65206EEF" wp14:editId="74F5CD18">
+            <wp:extent cx="5943600" cy="1398270"/>
+            <wp:effectExtent l="0" t="0" r="0" b="0"/>
+            <wp:docPr id="820477265" name="Picture 1"/>
+            <wp:cNvGraphicFramePr>
+              <a:graphicFrameLocks xmlns:a="http://schemas.openxmlformats.org/drawingml/2006/main" noChangeAspect="1"/>
+            </wp:cNvGraphicFramePr>
+            <a:graphic xmlns:a="http://schemas.openxmlformats.org/drawingml/2006/main">
+              <a:graphicData uri="http://schemas.openxmlformats.org/drawingml/2006/picture">
+                <pic:pic xmlns:pic="http://schemas.openxmlformats.org/drawingml/2006/picture">
+                  <pic:nvPicPr>
+                    <pic:cNvPr id="820477265" name=""/>
+                    <pic:cNvPicPr/>
+                  </pic:nvPicPr>
+                  <pic:blipFill>
+                    <a:blip r:embed="rId142"/>
+                    <a:stretch>
+                      <a:fillRect/>
+                    </a:stretch>
+                  </pic:blipFill>
+                  <pic:spPr>
+                    <a:xfrm>
+                      <a:off x="0" y="0"/>
+                      <a:ext cx="5943600" cy="1398270"/>
+                    </a:xfrm>
+                    <a:prstGeom prst="rect">
+                      <a:avLst/>
+                    </a:prstGeom>
+                  </pic:spPr>
+                </pic:pic>
+              </a:graphicData>
+            </a:graphic>
+          </wp:inline>
+        </w:drawing>
+      </w:r>
+    </w:p>
+    <w:p>
+      <w:pPr>
+        <w:tabs>
+          <w:tab w:val="left" w:pos="2880"/>
+        </w:tabs>
+        <w:rPr>
+          <w:rFonts w:ascii="Times New Roman" w:hAnsi="Times New Roman" w:cs="Times New Roman"/>
+          <w:b/>
+          <w:bCs/>
+          <w:color w:val="215E99" w:themeColor="text2" w:themeTint="BF"/>
+          <w:sz w:val="32"/>
+          <w:szCs w:val="32"/>
+        </w:rPr>
+      </w:pPr>
+      <w:r>
+        <w:rPr>
+          <w:rFonts w:ascii="Times New Roman" w:hAnsi="Times New Roman" w:cs="Times New Roman"/>
+          <w:b/>
+          <w:bCs/>
+          <w:color w:val="215E99" w:themeColor="text2" w:themeTint="BF"/>
+          <w:sz w:val="32"/>
+          <w:szCs w:val="32"/>
+        </w:rPr>
+        <w:t>Now the basic Question is how to Implement it?</w:t>
+      </w:r>
+    </w:p>
+    <w:p>
+      <w:pPr>
+        <w:tabs>
+          <w:tab w:val="left" w:pos="2880"/>
+        </w:tabs>
+        <w:rPr>
+          <w:rFonts w:ascii="Times New Roman" w:hAnsi="Times New Roman" w:cs="Times New Roman"/>
+          <w:b/>
+          <w:bCs/>
+          <w:color w:val="215E99" w:themeColor="text2" w:themeTint="BF"/>
+          <w:sz w:val="32"/>
+          <w:szCs w:val="32"/>
+        </w:rPr>
+      </w:pPr>
+      <w:r>
+        <w:rPr>
+          <w:rFonts w:ascii="Times New Roman" w:hAnsi="Times New Roman" w:cs="Times New Roman"/>
+          <w:b/>
+          <w:bCs/>
+          <w:color w:val="215E99" w:themeColor="text2" w:themeTint="BF"/>
+          <w:sz w:val="32"/>
+          <w:szCs w:val="32"/>
+        </w:rPr>
+        <w:drawing>
+          <wp:inline distT="0" distB="0" distL="0" distR="0" wp14:anchorId="341149D2" wp14:editId="46E057CC">
+            <wp:extent cx="5943600" cy="1762760"/>
+            <wp:effectExtent l="0" t="0" r="0" b="8890"/>
+            <wp:docPr id="1089701333" name="Picture 1"/>
+            <wp:cNvGraphicFramePr>
+              <a:graphicFrameLocks xmlns:a="http://schemas.openxmlformats.org/drawingml/2006/main" noChangeAspect="1"/>
+            </wp:cNvGraphicFramePr>
+            <a:graphic xmlns:a="http://schemas.openxmlformats.org/drawingml/2006/main">
+              <a:graphicData uri="http://schemas.openxmlformats.org/drawingml/2006/picture">
+                <pic:pic xmlns:pic="http://schemas.openxmlformats.org/drawingml/2006/picture">
+                  <pic:nvPicPr>
+                    <pic:cNvPr id="1089701333" name=""/>
+                    <pic:cNvPicPr/>
+                  </pic:nvPicPr>
+                  <pic:blipFill>
+                    <a:blip r:embed="rId143"/>
+                    <a:stretch>
+                      <a:fillRect/>
+                    </a:stretch>
+                  </pic:blipFill>
+                  <pic:spPr>
+                    <a:xfrm>
+                      <a:off x="0" y="0"/>
+                      <a:ext cx="5943600" cy="1762760"/>
+                    </a:xfrm>
+                    <a:prstGeom prst="rect">
+                      <a:avLst/>
+                    </a:prstGeom>
+                  </pic:spPr>
+                </pic:pic>
+              </a:graphicData>
+            </a:graphic>
+          </wp:inline>
+        </w:drawing>
+      </w:r>
+    </w:p>
+    <w:p>
+      <w:pPr>
+        <w:tabs>
+          <w:tab w:val="left" w:pos="2880"/>
+        </w:tabs>
+        <w:rPr>
+          <w:rFonts w:ascii="Times New Roman" w:hAnsi="Times New Roman" w:cs="Times New Roman"/>
+          <w:b/>
+          <w:bCs/>
+          <w:color w:val="215E99" w:themeColor="text2" w:themeTint="BF"/>
+          <w:sz w:val="32"/>
+          <w:szCs w:val="32"/>
+        </w:rPr>
+      </w:pPr>
+      <w:r>
+        <w:rPr>
+          <w:rFonts w:ascii="Times New Roman" w:hAnsi="Times New Roman" w:cs="Times New Roman"/>
+          <w:b/>
+          <w:bCs/>
+          <w:color w:val="215E99" w:themeColor="text2" w:themeTint="BF"/>
+          <w:sz w:val="32"/>
+          <w:szCs w:val="32"/>
+        </w:rPr>
+        <w:drawing>
+          <wp:inline distT="0" distB="0" distL="0" distR="0" wp14:anchorId="287C4600" wp14:editId="19DE38E9">
+            <wp:extent cx="5943600" cy="2051050"/>
+            <wp:effectExtent l="0" t="0" r="0" b="6350"/>
+            <wp:docPr id="651913772" name="Picture 1"/>
+            <wp:cNvGraphicFramePr>
+              <a:graphicFrameLocks xmlns:a="http://schemas.openxmlformats.org/drawingml/2006/main" noChangeAspect="1"/>
+            </wp:cNvGraphicFramePr>
+            <a:graphic xmlns:a="http://schemas.openxmlformats.org/drawingml/2006/main">
+              <a:graphicData uri="http://schemas.openxmlformats.org/drawingml/2006/picture">
+                <pic:pic xmlns:pic="http://schemas.openxmlformats.org/drawingml/2006/picture">
+                  <pic:nvPicPr>
+                    <pic:cNvPr id="651913772" name=""/>
+                    <pic:cNvPicPr/>
+                  </pic:nvPicPr>
+                  <pic:blipFill>
+                    <a:blip r:embed="rId144"/>
+                    <a:stretch>
+                      <a:fillRect/>
+                    </a:stretch>
+                  </pic:blipFill>
+                  <pic:spPr>
+                    <a:xfrm>
+                      <a:off x="0" y="0"/>
+                      <a:ext cx="5943600" cy="2051050"/>
+                    </a:xfrm>
+                    <a:prstGeom prst="rect">
+                      <a:avLst/>
+                    </a:prstGeom>
+                  </pic:spPr>
+                </pic:pic>
+              </a:graphicData>
+            </a:graphic>
+          </wp:inline>
+        </w:drawing>
+      </w:r>
+    </w:p>
+    <w:p>
+      <w:pPr>
+        <w:tabs>
+          <w:tab w:val="left" w:pos="2880"/>
+        </w:tabs>
+        <w:rPr>
+          <w:rFonts w:ascii="Times New Roman" w:hAnsi="Times New Roman" w:cs="Times New Roman"/>
+          <w:b/>
+          <w:bCs/>
+          <w:color w:val="215E99" w:themeColor="text2" w:themeTint="BF"/>
+          <w:sz w:val="32"/>
+          <w:szCs w:val="32"/>
+        </w:rPr>
+      </w:pPr>
+      <w:r>
+        <w:rPr>
+          <w:rFonts w:ascii="Times New Roman" w:hAnsi="Times New Roman" w:cs="Times New Roman"/>
+          <w:b/>
+          <w:bCs/>
+          <w:color w:val="215E99" w:themeColor="text2" w:themeTint="BF"/>
+          <w:sz w:val="32"/>
+          <w:szCs w:val="32"/>
+        </w:rPr>
+        <w:lastRenderedPageBreak/>
+        <w:drawing>
+          <wp:inline distT="0" distB="0" distL="0" distR="0" wp14:anchorId="18A3BF96" wp14:editId="667CE31C">
+            <wp:extent cx="5943600" cy="2861310"/>
+            <wp:effectExtent l="0" t="0" r="0" b="0"/>
+            <wp:docPr id="329831589" name="Picture 1"/>
+            <wp:cNvGraphicFramePr>
+              <a:graphicFrameLocks xmlns:a="http://schemas.openxmlformats.org/drawingml/2006/main" noChangeAspect="1"/>
+            </wp:cNvGraphicFramePr>
+            <a:graphic xmlns:a="http://schemas.openxmlformats.org/drawingml/2006/main">
+              <a:graphicData uri="http://schemas.openxmlformats.org/drawingml/2006/picture">
+                <pic:pic xmlns:pic="http://schemas.openxmlformats.org/drawingml/2006/picture">
+                  <pic:nvPicPr>
+                    <pic:cNvPr id="329831589" name=""/>
+                    <pic:cNvPicPr/>
+                  </pic:nvPicPr>
+                  <pic:blipFill>
+                    <a:blip r:embed="rId145"/>
+                    <a:stretch>
+                      <a:fillRect/>
+                    </a:stretch>
+                  </pic:blipFill>
+                  <pic:spPr>
+                    <a:xfrm>
+                      <a:off x="0" y="0"/>
+                      <a:ext cx="5943600" cy="2861310"/>
+                    </a:xfrm>
+                    <a:prstGeom prst="rect">
+                      <a:avLst/>
+                    </a:prstGeom>
+                  </pic:spPr>
+                </pic:pic>
+              </a:graphicData>
+            </a:graphic>
+          </wp:inline>
+        </w:drawing>
+      </w:r>
+    </w:p>
+    <w:p>
+      <w:pPr>
+        <w:tabs>
+          <w:tab w:val="left" w:pos="2880"/>
+        </w:tabs>
+        <w:rPr>
+          <w:rFonts w:ascii="Times New Roman" w:hAnsi="Times New Roman" w:cs="Times New Roman"/>
+          <w:b/>
+          <w:bCs/>
+          <w:color w:val="215E99" w:themeColor="text2" w:themeTint="BF"/>
+          <w:sz w:val="32"/>
+          <w:szCs w:val="32"/>
+        </w:rPr>
+      </w:pPr>
+      <w:r>
+        <w:rPr>
+          <w:rFonts w:ascii="Times New Roman" w:hAnsi="Times New Roman" w:cs="Times New Roman"/>
+          <w:b/>
+          <w:bCs/>
+          <w:color w:val="215E99" w:themeColor="text2" w:themeTint="BF"/>
+          <w:sz w:val="32"/>
+          <w:szCs w:val="32"/>
+        </w:rPr>
+        <w:drawing>
+          <wp:inline distT="0" distB="0" distL="0" distR="0" wp14:anchorId="3F5E625F" wp14:editId="6AADC23C">
+            <wp:extent cx="5943600" cy="3227070"/>
+            <wp:effectExtent l="0" t="0" r="0" b="0"/>
+            <wp:docPr id="1537586982" name="Picture 1"/>
+            <wp:cNvGraphicFramePr>
+              <a:graphicFrameLocks xmlns:a="http://schemas.openxmlformats.org/drawingml/2006/main" noChangeAspect="1"/>
+            </wp:cNvGraphicFramePr>
+            <a:graphic xmlns:a="http://schemas.openxmlformats.org/drawingml/2006/main">
+              <a:graphicData uri="http://schemas.openxmlformats.org/drawingml/2006/picture">
+                <pic:pic xmlns:pic="http://schemas.openxmlformats.org/drawingml/2006/picture">
+                  <pic:nvPicPr>
+                    <pic:cNvPr id="1537586982" name=""/>
+                    <pic:cNvPicPr/>
+                  </pic:nvPicPr>
+                  <pic:blipFill>
+                    <a:blip r:embed="rId146"/>
+                    <a:stretch>
+                      <a:fillRect/>
+                    </a:stretch>
+                  </pic:blipFill>
+                  <pic:spPr>
+                    <a:xfrm>
+                      <a:off x="0" y="0"/>
+                      <a:ext cx="5943600" cy="3227070"/>
+                    </a:xfrm>
+                    <a:prstGeom prst="rect">
+                      <a:avLst/>
+                    </a:prstGeom>
+                  </pic:spPr>
+                </pic:pic>
+              </a:graphicData>
+            </a:graphic>
+          </wp:inline>
+        </w:drawing>
+      </w:r>
+    </w:p>
+    <w:p>
+      <w:pPr>
+        <w:tabs>
+          <w:tab w:val="left" w:pos="2880"/>
+        </w:tabs>
+        <w:rPr>
+          <w:rFonts w:ascii="Times New Roman" w:hAnsi="Times New Roman" w:cs="Times New Roman"/>
+          <w:sz w:val="32"/>
+          <w:szCs w:val="32"/>
+        </w:rPr>
+      </w:pPr>
+      <w:r>
+        <w:rPr>
+          <w:rFonts w:ascii="Times New Roman" w:hAnsi="Times New Roman" w:cs="Times New Roman"/>
+          <w:sz w:val="32"/>
+          <w:szCs w:val="32"/>
+        </w:rPr>
+        <w:drawing>
+          <wp:inline distT="0" distB="0" distL="0" distR="0" wp14:anchorId="2DBC2169" wp14:editId="379ACD9E">
+            <wp:extent cx="5943600" cy="1483995"/>
+            <wp:effectExtent l="0" t="0" r="0" b="1905"/>
+            <wp:docPr id="140710437" name="Picture 1"/>
+            <wp:cNvGraphicFramePr>
+              <a:graphicFrameLocks xmlns:a="http://schemas.openxmlformats.org/drawingml/2006/main" noChangeAspect="1"/>
+            </wp:cNvGraphicFramePr>
+            <a:graphic xmlns:a="http://schemas.openxmlformats.org/drawingml/2006/main">
+              <a:graphicData uri="http://schemas.openxmlformats.org/drawingml/2006/picture">
+                <pic:pic xmlns:pic="http://schemas.openxmlformats.org/drawingml/2006/picture">
+                  <pic:nvPicPr>
+                    <pic:cNvPr id="140710437" name=""/>
+                    <pic:cNvPicPr/>
+                  </pic:nvPicPr>
+                  <pic:blipFill>
+                    <a:blip r:embed="rId147"/>
+                    <a:stretch>
+                      <a:fillRect/>
+                    </a:stretch>
+                  </pic:blipFill>
+                  <pic:spPr>
+                    <a:xfrm>
+                      <a:off x="0" y="0"/>
+                      <a:ext cx="5943600" cy="1483995"/>
+                    </a:xfrm>
+                    <a:prstGeom prst="rect">
+                      <a:avLst/>
+                    </a:prstGeom>
+                  </pic:spPr>
+                </pic:pic>
+              </a:graphicData>
+            </a:graphic>
+          </wp:inline>
+        </w:drawing>
+      </w:r>
+    </w:p>
+    <w:p>
+      <w:pPr>
+        <w:tabs>
+          <w:tab w:val="left" w:pos="2880"/>
+        </w:tabs>
+        <w:rPr>
+          <w:rFonts w:ascii="Times New Roman" w:hAnsi="Times New Roman" w:cs="Times New Roman"/>
+          <w:sz w:val="32"/>
+          <w:szCs w:val="32"/>
+        </w:rPr>
+      </w:pPr>
+      <w:r>
+        <w:rPr>
+          <w:rFonts w:ascii="Times New Roman" w:hAnsi="Times New Roman" w:cs="Times New Roman"/>
+          <w:sz w:val="32"/>
+          <w:szCs w:val="32"/>
+        </w:rPr>
+        <w:drawing>
+          <wp:inline distT="0" distB="0" distL="0" distR="0" wp14:anchorId="5E5FE7F3" wp14:editId="43D41281">
+            <wp:extent cx="5943600" cy="227330"/>
+            <wp:effectExtent l="0" t="0" r="0" b="1270"/>
+            <wp:docPr id="880565132" name="Picture 1"/>
+            <wp:cNvGraphicFramePr>
+              <a:graphicFrameLocks xmlns:a="http://schemas.openxmlformats.org/drawingml/2006/main" noChangeAspect="1"/>
+            </wp:cNvGraphicFramePr>
+            <a:graphic xmlns:a="http://schemas.openxmlformats.org/drawingml/2006/main">
+              <a:graphicData uri="http://schemas.openxmlformats.org/drawingml/2006/picture">
+                <pic:pic xmlns:pic="http://schemas.openxmlformats.org/drawingml/2006/picture">
+                  <pic:nvPicPr>
+                    <pic:cNvPr id="880565132" name=""/>
+                    <pic:cNvPicPr/>
+                  </pic:nvPicPr>
+                  <pic:blipFill>
+                    <a:blip r:embed="rId148"/>
+                    <a:stretch>
+                      <a:fillRect/>
+                    </a:stretch>
+                  </pic:blipFill>
+                  <pic:spPr>
+                    <a:xfrm>
+                      <a:off x="0" y="0"/>
+                      <a:ext cx="5943600" cy="227330"/>
+                    </a:xfrm>
+                    <a:prstGeom prst="rect">
+                      <a:avLst/>
+                    </a:prstGeom>
+                  </pic:spPr>
+                </pic:pic>
+              </a:graphicData>
+            </a:graphic>
+          </wp:inline>
+        </w:drawing>
+      </w:r>
+    </w:p>
+    <w:p>
+      <w:pPr>
+        <w:tabs>
+          <w:tab w:val="left" w:pos="2880"/>
+        </w:tabs>
+        <w:rPr>
+          <w:rFonts w:ascii="Times New Roman" w:hAnsi="Times New Roman" w:cs="Times New Roman"/>
+          <w:sz w:val="32"/>
+          <w:szCs w:val="32"/>
+        </w:rPr>
+      </w:pPr>
+      <w:r>
+        <w:rPr>
+          <w:rFonts w:ascii="Times New Roman" w:hAnsi="Times New Roman" w:cs="Times New Roman"/>
+          <w:sz w:val="32"/>
+          <w:szCs w:val="32"/>
+        </w:rPr>
+        <w:lastRenderedPageBreak/>
+        <w:drawing>
+          <wp:inline distT="0" distB="0" distL="0" distR="0" wp14:anchorId="62D9641E" wp14:editId="3E5E1BF0">
+            <wp:extent cx="5943600" cy="1767205"/>
+            <wp:effectExtent l="0" t="0" r="0" b="4445"/>
+            <wp:docPr id="265728180" name="Picture 1"/>
+            <wp:cNvGraphicFramePr>
+              <a:graphicFrameLocks xmlns:a="http://schemas.openxmlformats.org/drawingml/2006/main" noChangeAspect="1"/>
+            </wp:cNvGraphicFramePr>
+            <a:graphic xmlns:a="http://schemas.openxmlformats.org/drawingml/2006/main">
+              <a:graphicData uri="http://schemas.openxmlformats.org/drawingml/2006/picture">
+                <pic:pic xmlns:pic="http://schemas.openxmlformats.org/drawingml/2006/picture">
+                  <pic:nvPicPr>
+                    <pic:cNvPr id="265728180" name=""/>
+                    <pic:cNvPicPr/>
+                  </pic:nvPicPr>
+                  <pic:blipFill>
+                    <a:blip r:embed="rId149"/>
+                    <a:stretch>
+                      <a:fillRect/>
+                    </a:stretch>
+                  </pic:blipFill>
+                  <pic:spPr>
+                    <a:xfrm>
+                      <a:off x="0" y="0"/>
+                      <a:ext cx="5943600" cy="1767205"/>
+                    </a:xfrm>
+                    <a:prstGeom prst="rect">
+                      <a:avLst/>
+                    </a:prstGeom>
+                  </pic:spPr>
+                </pic:pic>
+              </a:graphicData>
+            </a:graphic>
+          </wp:inline>
+        </w:drawing>
+      </w:r>
+    </w:p>
+    <w:p>
+      <w:pPr>
+        <w:tabs>
+          <w:tab w:val="left" w:pos="2880"/>
+        </w:tabs>
+        <w:rPr>
+          <w:rFonts w:ascii="Times New Roman" w:hAnsi="Times New Roman" w:cs="Times New Roman"/>
+          <w:sz w:val="32"/>
+          <w:szCs w:val="32"/>
+        </w:rPr>
+      </w:pPr>
+      <w:r>
+        <w:rPr>
+          <w:rFonts w:ascii="Times New Roman" w:hAnsi="Times New Roman" w:cs="Times New Roman"/>
+          <w:sz w:val="32"/>
+          <w:szCs w:val="32"/>
+        </w:rPr>
+        <w:drawing>
+          <wp:inline distT="0" distB="0" distL="0" distR="0" wp14:anchorId="3E582EAF" wp14:editId="7D19A91C">
+            <wp:extent cx="5943600" cy="3810000"/>
+            <wp:effectExtent l="0" t="0" r="0" b="0"/>
+            <wp:docPr id="1669861521" name="Picture 1"/>
+            <wp:cNvGraphicFramePr>
+              <a:graphicFrameLocks xmlns:a="http://schemas.openxmlformats.org/drawingml/2006/main" noChangeAspect="1"/>
+            </wp:cNvGraphicFramePr>
+            <a:graphic xmlns:a="http://schemas.openxmlformats.org/drawingml/2006/main">
+              <a:graphicData uri="http://schemas.openxmlformats.org/drawingml/2006/picture">
+                <pic:pic xmlns:pic="http://schemas.openxmlformats.org/drawingml/2006/picture">
+                  <pic:nvPicPr>
+                    <pic:cNvPr id="1669861521" name=""/>
+                    <pic:cNvPicPr/>
+                  </pic:nvPicPr>
+                  <pic:blipFill>
+                    <a:blip r:embed="rId150"/>
+                    <a:stretch>
+                      <a:fillRect/>
+                    </a:stretch>
+                  </pic:blipFill>
+                  <pic:spPr>
+                    <a:xfrm>
+                      <a:off x="0" y="0"/>
+                      <a:ext cx="5943600" cy="3810000"/>
+                    </a:xfrm>
+                    <a:prstGeom prst="rect">
+                      <a:avLst/>
+                    </a:prstGeom>
+                  </pic:spPr>
+                </pic:pic>
+              </a:graphicData>
+            </a:graphic>
+          </wp:inline>
+        </w:drawing>
+      </w:r>
+    </w:p>
+    <w:p>
+      <w:pPr>
+        <w:tabs>
+          <w:tab w:val="left" w:pos="2880"/>
+        </w:tabs>
+        <w:rPr>
+          <w:rFonts w:ascii="Times New Roman" w:hAnsi="Times New Roman" w:cs="Times New Roman"/>
+          <w:sz w:val="32"/>
+          <w:szCs w:val="32"/>
+        </w:rPr>
+      </w:pPr>
+      <w:r>
+        <w:rPr>
+          <w:rFonts w:ascii="Times New Roman" w:hAnsi="Times New Roman" w:cs="Times New Roman"/>
+          <w:sz w:val="32"/>
+          <w:szCs w:val="32"/>
+        </w:rPr>
+        <w:drawing>
+          <wp:inline distT="0" distB="0" distL="0" distR="0" wp14:anchorId="72ABC5ED" wp14:editId="709A5E5E">
+            <wp:extent cx="5943600" cy="1252220"/>
+            <wp:effectExtent l="0" t="0" r="0" b="5080"/>
+            <wp:docPr id="242950766" name="Picture 1"/>
+            <wp:cNvGraphicFramePr>
+              <a:graphicFrameLocks xmlns:a="http://schemas.openxmlformats.org/drawingml/2006/main" noChangeAspect="1"/>
+            </wp:cNvGraphicFramePr>
+            <a:graphic xmlns:a="http://schemas.openxmlformats.org/drawingml/2006/main">
+              <a:graphicData uri="http://schemas.openxmlformats.org/drawingml/2006/picture">
+                <pic:pic xmlns:pic="http://schemas.openxmlformats.org/drawingml/2006/picture">
+                  <pic:nvPicPr>
+                    <pic:cNvPr id="242950766" name=""/>
+                    <pic:cNvPicPr/>
+                  </pic:nvPicPr>
+                  <pic:blipFill>
+                    <a:blip r:embed="rId151"/>
+                    <a:stretch>
+                      <a:fillRect/>
+                    </a:stretch>
+                  </pic:blipFill>
+                  <pic:spPr>
+                    <a:xfrm>
+                      <a:off x="0" y="0"/>
+                      <a:ext cx="5943600" cy="1252220"/>
+                    </a:xfrm>
+                    <a:prstGeom prst="rect">
+                      <a:avLst/>
+                    </a:prstGeom>
+                  </pic:spPr>
+                </pic:pic>
+              </a:graphicData>
+            </a:graphic>
+          </wp:inline>
+        </w:drawing>
+      </w:r>
+    </w:p>
+    <w:p>
+      <w:pPr>
+        <w:tabs>
+          <w:tab w:val="left" w:pos="2880"/>
+        </w:tabs>
+        <w:rPr>
+          <w:rFonts w:ascii="Times New Roman" w:hAnsi="Times New Roman" w:cs="Times New Roman"/>
+          <w:sz w:val="32"/>
+          <w:szCs w:val="32"/>
+        </w:rPr>
+      </w:pPr>
+      <w:r>
+        <w:rPr>
+          <w:rFonts w:ascii="Times New Roman" w:hAnsi="Times New Roman" w:cs="Times New Roman"/>
+          <w:sz w:val="32"/>
+          <w:szCs w:val="32"/>
+        </w:rPr>
+        <w:lastRenderedPageBreak/>
+        <w:drawing>
+          <wp:inline distT="0" distB="0" distL="0" distR="0" wp14:anchorId="5D0EC350" wp14:editId="46B53E43">
+            <wp:extent cx="5943600" cy="1485900"/>
+            <wp:effectExtent l="0" t="0" r="0" b="0"/>
+            <wp:docPr id="1113218446" name="Picture 1"/>
+            <wp:cNvGraphicFramePr>
+              <a:graphicFrameLocks xmlns:a="http://schemas.openxmlformats.org/drawingml/2006/main" noChangeAspect="1"/>
+            </wp:cNvGraphicFramePr>
+            <a:graphic xmlns:a="http://schemas.openxmlformats.org/drawingml/2006/main">
+              <a:graphicData uri="http://schemas.openxmlformats.org/drawingml/2006/picture">
+                <pic:pic xmlns:pic="http://schemas.openxmlformats.org/drawingml/2006/picture">
+                  <pic:nvPicPr>
+                    <pic:cNvPr id="1113218446" name=""/>
+                    <pic:cNvPicPr/>
+                  </pic:nvPicPr>
+                  <pic:blipFill>
+                    <a:blip r:embed="rId152"/>
+                    <a:stretch>
+                      <a:fillRect/>
+                    </a:stretch>
+                  </pic:blipFill>
+                  <pic:spPr>
+                    <a:xfrm>
+                      <a:off x="0" y="0"/>
+                      <a:ext cx="5943600" cy="1485900"/>
+                    </a:xfrm>
+                    <a:prstGeom prst="rect">
+                      <a:avLst/>
+                    </a:prstGeom>
+                  </pic:spPr>
+                </pic:pic>
+              </a:graphicData>
+            </a:graphic>
+          </wp:inline>
+        </w:drawing>
+      </w:r>
+    </w:p>
+    <w:p>
+      <w:pPr>
+        <w:tabs>
+          <w:tab w:val="left" w:pos="2880"/>
+        </w:tabs>
+        <w:rPr>
+          <w:rFonts w:ascii="Times New Roman" w:hAnsi="Times New Roman" w:cs="Times New Roman"/>
+          <w:sz w:val="32"/>
+          <w:szCs w:val="32"/>
+        </w:rPr>
+      </w:pPr>
+      <w:r>
+        <w:rPr>
+          <w:rFonts w:ascii="Times New Roman" w:hAnsi="Times New Roman" w:cs="Times New Roman"/>
+          <w:sz w:val="32"/>
+          <w:szCs w:val="32"/>
+        </w:rPr>
+        <w:drawing>
+          <wp:inline distT="0" distB="0" distL="0" distR="0" wp14:anchorId="3566CCB6" wp14:editId="01315B5A">
+            <wp:extent cx="5943600" cy="3198495"/>
+            <wp:effectExtent l="0" t="0" r="0" b="1905"/>
+            <wp:docPr id="1297311347" name="Picture 1"/>
+            <wp:cNvGraphicFramePr>
+              <a:graphicFrameLocks xmlns:a="http://schemas.openxmlformats.org/drawingml/2006/main" noChangeAspect="1"/>
+            </wp:cNvGraphicFramePr>
+            <a:graphic xmlns:a="http://schemas.openxmlformats.org/drawingml/2006/main">
+              <a:graphicData uri="http://schemas.openxmlformats.org/drawingml/2006/picture">
+                <pic:pic xmlns:pic="http://schemas.openxmlformats.org/drawingml/2006/picture">
+                  <pic:nvPicPr>
+                    <pic:cNvPr id="1297311347" name=""/>
+                    <pic:cNvPicPr/>
+                  </pic:nvPicPr>
+                  <pic:blipFill>
+                    <a:blip r:embed="rId153"/>
+                    <a:stretch>
+                      <a:fillRect/>
+                    </a:stretch>
+                  </pic:blipFill>
+                  <pic:spPr>
+                    <a:xfrm>
+                      <a:off x="0" y="0"/>
+                      <a:ext cx="5943600" cy="3198495"/>
+                    </a:xfrm>
+                    <a:prstGeom prst="rect">
+                      <a:avLst/>
+                    </a:prstGeom>
+                  </pic:spPr>
+                </pic:pic>
+              </a:graphicData>
+            </a:graphic>
+          </wp:inline>
+        </w:drawing>
+      </w:r>
+    </w:p>
+    <w:p>
+      <w:pPr>
+        <w:tabs>
+          <w:tab w:val="left" w:pos="2880"/>
+        </w:tabs>
+        <w:rPr>
+          <w:rFonts w:ascii="Times New Roman" w:hAnsi="Times New Roman" w:cs="Times New Roman"/>
+          <w:sz w:val="32"/>
+          <w:szCs w:val="32"/>
+        </w:rPr>
+      </w:pPr>
+      <w:r>
+        <w:rPr>
+          <w:rFonts w:ascii="Times New Roman" w:hAnsi="Times New Roman" w:cs="Times New Roman"/>
+          <w:sz w:val="32"/>
+          <w:szCs w:val="32"/>
+        </w:rPr>
+        <w:drawing>
+          <wp:inline distT="0" distB="0" distL="0" distR="0" wp14:anchorId="681005EE" wp14:editId="7F1E0408">
+            <wp:extent cx="5943600" cy="770890"/>
+            <wp:effectExtent l="0" t="0" r="0" b="0"/>
+            <wp:docPr id="364182127" name="Picture 1"/>
+            <wp:cNvGraphicFramePr>
+              <a:graphicFrameLocks xmlns:a="http://schemas.openxmlformats.org/drawingml/2006/main" noChangeAspect="1"/>
+            </wp:cNvGraphicFramePr>
+            <a:graphic xmlns:a="http://schemas.openxmlformats.org/drawingml/2006/main">
+              <a:graphicData uri="http://schemas.openxmlformats.org/drawingml/2006/picture">
+                <pic:pic xmlns:pic="http://schemas.openxmlformats.org/drawingml/2006/picture">
+                  <pic:nvPicPr>
+                    <pic:cNvPr id="364182127" name=""/>
+                    <pic:cNvPicPr/>
+                  </pic:nvPicPr>
+                  <pic:blipFill>
+                    <a:blip r:embed="rId154"/>
+                    <a:stretch>
+                      <a:fillRect/>
+                    </a:stretch>
+                  </pic:blipFill>
+                  <pic:spPr>
+                    <a:xfrm>
+                      <a:off x="0" y="0"/>
+                      <a:ext cx="5943600" cy="770890"/>
+                    </a:xfrm>
+                    <a:prstGeom prst="rect">
+                      <a:avLst/>
+                    </a:prstGeom>
+                  </pic:spPr>
+                </pic:pic>
+              </a:graphicData>
+            </a:graphic>
+          </wp:inline>
+        </w:drawing>
+      </w:r>
+    </w:p>
+    <w:p>
+      <w:pPr>
+        <w:rPr>
+          <w:rFonts w:ascii="Times New Roman" w:hAnsi="Times New Roman" w:cs="Times New Roman"/>
+          <w:sz w:val="32"/>
+          <w:szCs w:val="32"/>
+        </w:rPr>
+      </w:pPr>
+      <w:r>
+        <w:rPr>
+          <w:rFonts w:ascii="Times New Roman" w:hAnsi="Times New Roman" w:cs="Times New Roman"/>
+          <w:sz w:val="32"/>
+          <w:szCs w:val="32"/>
+        </w:rPr>
+        <w:drawing>
+          <wp:inline distT="0" distB="0" distL="0" distR="0" wp14:anchorId="49499356" wp14:editId="1E7DAA79">
+            <wp:extent cx="5943600" cy="2233930"/>
+            <wp:effectExtent l="0" t="0" r="0" b="0"/>
+            <wp:docPr id="2005231917" name="Picture 1"/>
+            <wp:cNvGraphicFramePr>
+              <a:graphicFrameLocks xmlns:a="http://schemas.openxmlformats.org/drawingml/2006/main" noChangeAspect="1"/>
+            </wp:cNvGraphicFramePr>
+            <a:graphic xmlns:a="http://schemas.openxmlformats.org/drawingml/2006/main">
+              <a:graphicData uri="http://schemas.openxmlformats.org/drawingml/2006/picture">
+                <pic:pic xmlns:pic="http://schemas.openxmlformats.org/drawingml/2006/picture">
+                  <pic:nvPicPr>
+                    <pic:cNvPr id="2005231917" name=""/>
+                    <pic:cNvPicPr/>
+                  </pic:nvPicPr>
+                  <pic:blipFill>
+                    <a:blip r:embed="rId155"/>
+                    <a:stretch>
+                      <a:fillRect/>
+                    </a:stretch>
+                  </pic:blipFill>
+                  <pic:spPr>
+                    <a:xfrm>
+                      <a:off x="0" y="0"/>
+                      <a:ext cx="5943600" cy="2233930"/>
+                    </a:xfrm>
+                    <a:prstGeom prst="rect">
+                      <a:avLst/>
+                    </a:prstGeom>
+                  </pic:spPr>
+                </pic:pic>
+              </a:graphicData>
+            </a:graphic>
+          </wp:inline>
+        </w:drawing>
+      </w:r>
+    </w:p>
     <w:sectPr>
-      <w:footerReference w:type="default" r:id="rId128"/>
+      <w:footerReference w:type="default" r:id="rId156"/>
       <w:pgSz w:w="12240" w:h="15840"/>
       <w:pgMar w:top="1440" w:right="1440" w:bottom="1440" w:left="1440" w:header="720" w:footer="720" w:gutter="0"/>
       <w:pgBorders w:offsetFrom="page">
@@ -17058,6 +19328,119 @@
     </w:lvl>
   </w:abstractNum>
   <w:abstractNum w:abstractNumId="1" w15:restartNumberingAfterBreak="0">
+    <w:nsid w:val="0A312691"/>
+    <w:multiLevelType w:val="multilevel"/>
+    <w:tmpl w:val="9D184E8A"/>
+    <w:lvl w:ilvl="0">
+      <w:start w:val="1"/>
+      <w:numFmt w:val="decimal"/>
+      <w:lvlText w:val="%1."/>
+      <w:lvlJc w:val="left"/>
+      <w:pPr>
+        <w:tabs>
+          <w:tab w:val="num" w:pos="720"/>
+        </w:tabs>
+        <w:ind w:left="720" w:hanging="360"/>
+      </w:pPr>
+    </w:lvl>
+    <w:lvl w:ilvl="1" w:tentative="1">
+      <w:start w:val="1"/>
+      <w:numFmt w:val="decimal"/>
+      <w:lvlText w:val="%2."/>
+      <w:lvlJc w:val="left"/>
+      <w:pPr>
+        <w:tabs>
+          <w:tab w:val="num" w:pos="1440"/>
+        </w:tabs>
+        <w:ind w:left="1440" w:hanging="360"/>
+      </w:pPr>
+    </w:lvl>
+    <w:lvl w:ilvl="2" w:tentative="1">
+      <w:start w:val="1"/>
+      <w:numFmt w:val="decimal"/>
+      <w:lvlText w:val="%3."/>
+      <w:lvlJc w:val="left"/>
+      <w:pPr>
+        <w:tabs>
+          <w:tab w:val="num" w:pos="2160"/>
+        </w:tabs>
+        <w:ind w:left="2160" w:hanging="360"/>
+      </w:pPr>
+    </w:lvl>
+    <w:lvl w:ilvl="3" w:tentative="1">
+      <w:start w:val="1"/>
+      <w:numFmt w:val="decimal"/>
+      <w:lvlText w:val="%4."/>
+      <w:lvlJc w:val="left"/>
+      <w:pPr>
+        <w:tabs>
+          <w:tab w:val="num" w:pos="2880"/>
+        </w:tabs>
+        <w:ind w:left="2880" w:hanging="360"/>
+      </w:pPr>
+    </w:lvl>
+    <w:lvl w:ilvl="4" w:tentative="1">
+      <w:start w:val="1"/>
+      <w:numFmt w:val="decimal"/>
+      <w:lvlText w:val="%5."/>
+      <w:lvlJc w:val="left"/>
+      <w:pPr>
+        <w:tabs>
+          <w:tab w:val="num" w:pos="3600"/>
+        </w:tabs>
+        <w:ind w:left="3600" w:hanging="360"/>
+      </w:pPr>
+    </w:lvl>
+    <w:lvl w:ilvl="5" w:tentative="1">
+      <w:start w:val="1"/>
+      <w:numFmt w:val="decimal"/>
+      <w:lvlText w:val="%6."/>
+      <w:lvlJc w:val="left"/>
+      <w:pPr>
+        <w:tabs>
+          <w:tab w:val="num" w:pos="4320"/>
+        </w:tabs>
+        <w:ind w:left="4320" w:hanging="360"/>
+      </w:pPr>
+    </w:lvl>
+    <w:lvl w:ilvl="6" w:tentative="1">
+      <w:start w:val="1"/>
+      <w:numFmt w:val="decimal"/>
+      <w:lvlText w:val="%7."/>
+      <w:lvlJc w:val="left"/>
+      <w:pPr>
+        <w:tabs>
+          <w:tab w:val="num" w:pos="5040"/>
+        </w:tabs>
+        <w:ind w:left="5040" w:hanging="360"/>
+      </w:pPr>
+    </w:lvl>
+    <w:lvl w:ilvl="7" w:tentative="1">
+      <w:start w:val="1"/>
+      <w:numFmt w:val="decimal"/>
+      <w:lvlText w:val="%8."/>
+      <w:lvlJc w:val="left"/>
+      <w:pPr>
+        <w:tabs>
+          <w:tab w:val="num" w:pos="5760"/>
+        </w:tabs>
+        <w:ind w:left="5760" w:hanging="360"/>
+      </w:pPr>
+    </w:lvl>
+    <w:lvl w:ilvl="8" w:tentative="1">
+      <w:start w:val="1"/>
+      <w:numFmt w:val="decimal"/>
+      <w:lvlText w:val="%9."/>
+      <w:lvlJc w:val="left"/>
+      <w:pPr>
+        <w:tabs>
+          <w:tab w:val="num" w:pos="6480"/>
+        </w:tabs>
+        <w:ind w:left="6480" w:hanging="360"/>
+      </w:pPr>
+    </w:lvl>
+  </w:abstractNum>
+  <w:abstractNum w:abstractNumId="2" w15:restartNumberingAfterBreak="0">
     <w:nsid w:val="0C5F4814"/>
     <w:multiLevelType w:val="hybridMultilevel"/>
     <w:tmpl w:val="CCD6C86C"/>
@@ -17170,7 +19553,7 @@
       </w:rPr>
     </w:lvl>
   </w:abstractNum>
-  <w:abstractNum w:abstractNumId="2" w15:restartNumberingAfterBreak="0">
+  <w:abstractNum w:abstractNumId="3" w15:restartNumberingAfterBreak="0">
     <w:nsid w:val="0CEF6C24"/>
     <w:multiLevelType w:val="hybridMultilevel"/>
     <w:tmpl w:val="D214D1F6"/>
@@ -17283,7 +19666,7 @@
       </w:rPr>
     </w:lvl>
   </w:abstractNum>
-  <w:abstractNum w:abstractNumId="3" w15:restartNumberingAfterBreak="0">
+  <w:abstractNum w:abstractNumId="4" w15:restartNumberingAfterBreak="0">
     <w:nsid w:val="0FA303C1"/>
     <w:multiLevelType w:val="hybridMultilevel"/>
     <w:tmpl w:val="6CCEB564"/>
@@ -17396,7 +19779,7 @@
       </w:rPr>
     </w:lvl>
   </w:abstractNum>
-  <w:abstractNum w:abstractNumId="4" w15:restartNumberingAfterBreak="0">
+  <w:abstractNum w:abstractNumId="5" w15:restartNumberingAfterBreak="0">
     <w:nsid w:val="134867D4"/>
     <w:multiLevelType w:val="hybridMultilevel"/>
     <w:tmpl w:val="103E6BB4"/>
@@ -17509,7 +19892,7 @@
       </w:rPr>
     </w:lvl>
   </w:abstractNum>
-  <w:abstractNum w:abstractNumId="5" w15:restartNumberingAfterBreak="0">
+  <w:abstractNum w:abstractNumId="6" w15:restartNumberingAfterBreak="0">
     <w:nsid w:val="16D64E6F"/>
     <w:multiLevelType w:val="hybridMultilevel"/>
     <w:tmpl w:val="729A17CC"/>
@@ -17622,7 +20005,7 @@
       </w:rPr>
     </w:lvl>
   </w:abstractNum>
-  <w:abstractNum w:abstractNumId="6" w15:restartNumberingAfterBreak="0">
+  <w:abstractNum w:abstractNumId="7" w15:restartNumberingAfterBreak="0">
     <w:nsid w:val="1D160DF0"/>
     <w:multiLevelType w:val="hybridMultilevel"/>
     <w:tmpl w:val="DCFC5788"/>
@@ -17735,7 +20118,7 @@
       </w:rPr>
     </w:lvl>
   </w:abstractNum>
-  <w:abstractNum w:abstractNumId="7" w15:restartNumberingAfterBreak="0">
+  <w:abstractNum w:abstractNumId="8" w15:restartNumberingAfterBreak="0">
     <w:nsid w:val="23390747"/>
     <w:multiLevelType w:val="hybridMultilevel"/>
     <w:tmpl w:val="9C6A047A"/>
@@ -17848,7 +20231,7 @@
       </w:rPr>
     </w:lvl>
   </w:abstractNum>
-  <w:abstractNum w:abstractNumId="8" w15:restartNumberingAfterBreak="0">
+  <w:abstractNum w:abstractNumId="9" w15:restartNumberingAfterBreak="0">
     <w:nsid w:val="25903043"/>
     <w:multiLevelType w:val="hybridMultilevel"/>
     <w:tmpl w:val="8EB090E0"/>
@@ -17961,7 +20344,7 @@
       </w:rPr>
     </w:lvl>
   </w:abstractNum>
-  <w:abstractNum w:abstractNumId="9" w15:restartNumberingAfterBreak="0">
+  <w:abstractNum w:abstractNumId="10" w15:restartNumberingAfterBreak="0">
     <w:nsid w:val="29282E30"/>
     <w:multiLevelType w:val="hybridMultilevel"/>
     <w:tmpl w:val="61349AAE"/>
@@ -18074,7 +20457,7 @@
       </w:rPr>
     </w:lvl>
   </w:abstractNum>
-  <w:abstractNum w:abstractNumId="10" w15:restartNumberingAfterBreak="0">
+  <w:abstractNum w:abstractNumId="11" w15:restartNumberingAfterBreak="0">
     <w:nsid w:val="2DFB2B52"/>
     <w:multiLevelType w:val="multilevel"/>
     <w:tmpl w:val="3A4E2A7A"/>
@@ -18223,7 +20606,7 @@
       </w:rPr>
     </w:lvl>
   </w:abstractNum>
-  <w:abstractNum w:abstractNumId="11" w15:restartNumberingAfterBreak="0">
+  <w:abstractNum w:abstractNumId="12" w15:restartNumberingAfterBreak="0">
     <w:nsid w:val="34C348DA"/>
     <w:multiLevelType w:val="hybridMultilevel"/>
     <w:tmpl w:val="1BD076FC"/>
@@ -18336,7 +20719,7 @@
       </w:rPr>
     </w:lvl>
   </w:abstractNum>
-  <w:abstractNum w:abstractNumId="12" w15:restartNumberingAfterBreak="0">
+  <w:abstractNum w:abstractNumId="13" w15:restartNumberingAfterBreak="0">
     <w:nsid w:val="367031FD"/>
     <w:multiLevelType w:val="hybridMultilevel"/>
     <w:tmpl w:val="DFCE9FD6"/>
@@ -18449,7 +20832,7 @@
       </w:rPr>
     </w:lvl>
   </w:abstractNum>
-  <w:abstractNum w:abstractNumId="13" w15:restartNumberingAfterBreak="0">
+  <w:abstractNum w:abstractNumId="14" w15:restartNumberingAfterBreak="0">
     <w:nsid w:val="3804300A"/>
     <w:multiLevelType w:val="hybridMultilevel"/>
     <w:tmpl w:val="4D040A44"/>
@@ -18562,7 +20945,7 @@
       </w:rPr>
     </w:lvl>
   </w:abstractNum>
-  <w:abstractNum w:abstractNumId="14" w15:restartNumberingAfterBreak="0">
+  <w:abstractNum w:abstractNumId="15" w15:restartNumberingAfterBreak="0">
     <w:nsid w:val="3906538B"/>
     <w:multiLevelType w:val="hybridMultilevel"/>
     <w:tmpl w:val="706E906A"/>
@@ -18675,7 +21058,7 @@
       </w:rPr>
     </w:lvl>
   </w:abstractNum>
-  <w:abstractNum w:abstractNumId="15" w15:restartNumberingAfterBreak="0">
+  <w:abstractNum w:abstractNumId="16" w15:restartNumberingAfterBreak="0">
     <w:nsid w:val="450352B8"/>
     <w:multiLevelType w:val="hybridMultilevel"/>
     <w:tmpl w:val="40C88B6C"/>
@@ -18788,7 +21171,7 @@
       </w:rPr>
     </w:lvl>
   </w:abstractNum>
-  <w:abstractNum w:abstractNumId="16" w15:restartNumberingAfterBreak="0">
+  <w:abstractNum w:abstractNumId="17" w15:restartNumberingAfterBreak="0">
     <w:nsid w:val="479F72C2"/>
     <w:multiLevelType w:val="hybridMultilevel"/>
     <w:tmpl w:val="BDC2323E"/>
@@ -18901,7 +21284,7 @@
       </w:rPr>
     </w:lvl>
   </w:abstractNum>
-  <w:abstractNum w:abstractNumId="17" w15:restartNumberingAfterBreak="0">
+  <w:abstractNum w:abstractNumId="18" w15:restartNumberingAfterBreak="0">
     <w:nsid w:val="4B3F01BF"/>
     <w:multiLevelType w:val="hybridMultilevel"/>
     <w:tmpl w:val="4B8218DE"/>
@@ -19014,7 +21397,7 @@
       </w:rPr>
     </w:lvl>
   </w:abstractNum>
-  <w:abstractNum w:abstractNumId="18" w15:restartNumberingAfterBreak="0">
+  <w:abstractNum w:abstractNumId="19" w15:restartNumberingAfterBreak="0">
     <w:nsid w:val="4BA83686"/>
     <w:multiLevelType w:val="hybridMultilevel"/>
     <w:tmpl w:val="E99CB020"/>
@@ -19127,7 +21510,7 @@
       </w:rPr>
     </w:lvl>
   </w:abstractNum>
-  <w:abstractNum w:abstractNumId="19" w15:restartNumberingAfterBreak="0">
+  <w:abstractNum w:abstractNumId="20" w15:restartNumberingAfterBreak="0">
     <w:nsid w:val="4CB57754"/>
     <w:multiLevelType w:val="hybridMultilevel"/>
     <w:tmpl w:val="442E2A50"/>
@@ -19240,7 +21623,7 @@
       </w:rPr>
     </w:lvl>
   </w:abstractNum>
-  <w:abstractNum w:abstractNumId="20" w15:restartNumberingAfterBreak="0">
+  <w:abstractNum w:abstractNumId="21" w15:restartNumberingAfterBreak="0">
     <w:nsid w:val="56DA25A8"/>
     <w:multiLevelType w:val="hybridMultilevel"/>
     <w:tmpl w:val="BD5C10BA"/>
@@ -19353,7 +21736,7 @@
       </w:rPr>
     </w:lvl>
   </w:abstractNum>
-  <w:abstractNum w:abstractNumId="21" w15:restartNumberingAfterBreak="0">
+  <w:abstractNum w:abstractNumId="22" w15:restartNumberingAfterBreak="0">
     <w:nsid w:val="571E4F71"/>
     <w:multiLevelType w:val="hybridMultilevel"/>
     <w:tmpl w:val="D474DFEE"/>
@@ -19466,7 +21849,7 @@
       </w:rPr>
     </w:lvl>
   </w:abstractNum>
-  <w:abstractNum w:abstractNumId="22" w15:restartNumberingAfterBreak="0">
+  <w:abstractNum w:abstractNumId="23" w15:restartNumberingAfterBreak="0">
     <w:nsid w:val="57354FED"/>
     <w:multiLevelType w:val="hybridMultilevel"/>
     <w:tmpl w:val="EBCED420"/>
@@ -19579,7 +21962,7 @@
       </w:rPr>
     </w:lvl>
   </w:abstractNum>
-  <w:abstractNum w:abstractNumId="23" w15:restartNumberingAfterBreak="0">
+  <w:abstractNum w:abstractNumId="24" w15:restartNumberingAfterBreak="0">
     <w:nsid w:val="5A413020"/>
     <w:multiLevelType w:val="hybridMultilevel"/>
     <w:tmpl w:val="0A325E42"/>
@@ -19692,7 +22075,7 @@
       </w:rPr>
     </w:lvl>
   </w:abstractNum>
-  <w:abstractNum w:abstractNumId="24" w15:restartNumberingAfterBreak="0">
+  <w:abstractNum w:abstractNumId="25" w15:restartNumberingAfterBreak="0">
     <w:nsid w:val="61BB1EB2"/>
     <w:multiLevelType w:val="hybridMultilevel"/>
     <w:tmpl w:val="837EFB72"/>
@@ -19805,7 +22188,7 @@
       </w:rPr>
     </w:lvl>
   </w:abstractNum>
-  <w:abstractNum w:abstractNumId="25" w15:restartNumberingAfterBreak="0">
+  <w:abstractNum w:abstractNumId="26" w15:restartNumberingAfterBreak="0">
     <w:nsid w:val="640A1BFE"/>
     <w:multiLevelType w:val="hybridMultilevel"/>
     <w:tmpl w:val="1040BDBE"/>
@@ -19918,7 +22301,7 @@
       </w:rPr>
     </w:lvl>
   </w:abstractNum>
-  <w:abstractNum w:abstractNumId="26" w15:restartNumberingAfterBreak="0">
+  <w:abstractNum w:abstractNumId="27" w15:restartNumberingAfterBreak="0">
     <w:nsid w:val="664D5EBE"/>
     <w:multiLevelType w:val="hybridMultilevel"/>
     <w:tmpl w:val="B7FE3438"/>
@@ -20031,7 +22414,7 @@
       </w:rPr>
     </w:lvl>
   </w:abstractNum>
-  <w:abstractNum w:abstractNumId="27" w15:restartNumberingAfterBreak="0">
+  <w:abstractNum w:abstractNumId="28" w15:restartNumberingAfterBreak="0">
     <w:nsid w:val="668B2AE7"/>
     <w:multiLevelType w:val="hybridMultilevel"/>
     <w:tmpl w:val="417A5F14"/>
@@ -20144,7 +22527,7 @@
       </w:rPr>
     </w:lvl>
   </w:abstractNum>
-  <w:abstractNum w:abstractNumId="28" w15:restartNumberingAfterBreak="0">
+  <w:abstractNum w:abstractNumId="29" w15:restartNumberingAfterBreak="0">
     <w:nsid w:val="67224007"/>
     <w:multiLevelType w:val="hybridMultilevel"/>
     <w:tmpl w:val="6F1CF8A4"/>
@@ -20257,7 +22640,7 @@
       </w:rPr>
     </w:lvl>
   </w:abstractNum>
-  <w:abstractNum w:abstractNumId="29" w15:restartNumberingAfterBreak="0">
+  <w:abstractNum w:abstractNumId="30" w15:restartNumberingAfterBreak="0">
     <w:nsid w:val="67422DCE"/>
     <w:multiLevelType w:val="hybridMultilevel"/>
     <w:tmpl w:val="F39AE6C2"/>
@@ -20370,7 +22753,7 @@
       </w:rPr>
     </w:lvl>
   </w:abstractNum>
-  <w:abstractNum w:abstractNumId="30" w15:restartNumberingAfterBreak="0">
+  <w:abstractNum w:abstractNumId="31" w15:restartNumberingAfterBreak="0">
     <w:nsid w:val="67A97A91"/>
     <w:multiLevelType w:val="hybridMultilevel"/>
     <w:tmpl w:val="AC443DC4"/>
@@ -20483,7 +22866,7 @@
       </w:rPr>
     </w:lvl>
   </w:abstractNum>
-  <w:abstractNum w:abstractNumId="31" w15:restartNumberingAfterBreak="0">
+  <w:abstractNum w:abstractNumId="32" w15:restartNumberingAfterBreak="0">
     <w:nsid w:val="6A0F10A2"/>
     <w:multiLevelType w:val="hybridMultilevel"/>
     <w:tmpl w:val="ADB0D416"/>
@@ -20596,7 +22979,7 @@
       </w:rPr>
     </w:lvl>
   </w:abstractNum>
-  <w:abstractNum w:abstractNumId="32" w15:restartNumberingAfterBreak="0">
+  <w:abstractNum w:abstractNumId="33" w15:restartNumberingAfterBreak="0">
     <w:nsid w:val="6B514DEE"/>
     <w:multiLevelType w:val="hybridMultilevel"/>
     <w:tmpl w:val="B420A90E"/>
@@ -20709,7 +23092,120 @@
       </w:rPr>
     </w:lvl>
   </w:abstractNum>
-  <w:abstractNum w:abstractNumId="33" w15:restartNumberingAfterBreak="0">
+  <w:abstractNum w:abstractNumId="34" w15:restartNumberingAfterBreak="0">
+    <w:nsid w:val="6CDE5DBA"/>
+    <w:multiLevelType w:val="hybridMultilevel"/>
+    <w:tmpl w:val="CD303062"/>
+    <w:lvl w:ilvl="0" w:tplc="04090001">
+      <w:start w:val="1"/>
+      <w:numFmt w:val="bullet"/>
+      <w:lvlText w:val=""/>
+      <w:lvlJc w:val="left"/>
+      <w:pPr>
+        <w:ind w:left="720" w:hanging="360"/>
+      </w:pPr>
+      <w:rPr>
+        <w:rFonts w:ascii="Symbol" w:hAnsi="Symbol" w:hint="default"/>
+      </w:rPr>
+    </w:lvl>
+    <w:lvl w:ilvl="1" w:tplc="04090003" w:tentative="1">
+      <w:start w:val="1"/>
+      <w:numFmt w:val="bullet"/>
+      <w:lvlText w:val="o"/>
+      <w:lvlJc w:val="left"/>
+      <w:pPr>
+        <w:ind w:left="1440" w:hanging="360"/>
+      </w:pPr>
+      <w:rPr>
+        <w:rFonts w:ascii="Courier New" w:hAnsi="Courier New" w:cs="Courier New" w:hint="default"/>
+      </w:rPr>
+    </w:lvl>
+    <w:lvl w:ilvl="2" w:tplc="04090005" w:tentative="1">
+      <w:start w:val="1"/>
+      <w:numFmt w:val="bullet"/>
+      <w:lvlText w:val=""/>
+      <w:lvlJc w:val="left"/>
+      <w:pPr>
+        <w:ind w:left="2160" w:hanging="360"/>
+      </w:pPr>
+      <w:rPr>
+        <w:rFonts w:ascii="Wingdings" w:hAnsi="Wingdings" w:hint="default"/>
+      </w:rPr>
+    </w:lvl>
+    <w:lvl w:ilvl="3" w:tplc="04090001" w:tentative="1">
+      <w:start w:val="1"/>
+      <w:numFmt w:val="bullet"/>
+      <w:lvlText w:val=""/>
+      <w:lvlJc w:val="left"/>
+      <w:pPr>
+        <w:ind w:left="2880" w:hanging="360"/>
+      </w:pPr>
+      <w:rPr>
+        <w:rFonts w:ascii="Symbol" w:hAnsi="Symbol" w:hint="default"/>
+      </w:rPr>
+    </w:lvl>
+    <w:lvl w:ilvl="4" w:tplc="04090003" w:tentative="1">
+      <w:start w:val="1"/>
+      <w:numFmt w:val="bullet"/>
+      <w:lvlText w:val="o"/>
+      <w:lvlJc w:val="left"/>
+      <w:pPr>
+        <w:ind w:left="3600" w:hanging="360"/>
+      </w:pPr>
+      <w:rPr>
+        <w:rFonts w:ascii="Courier New" w:hAnsi="Courier New" w:cs="Courier New" w:hint="default"/>
+      </w:rPr>
+    </w:lvl>
+    <w:lvl w:ilvl="5" w:tplc="04090005" w:tentative="1">
+      <w:start w:val="1"/>
+      <w:numFmt w:val="bullet"/>
+      <w:lvlText w:val=""/>
+      <w:lvlJc w:val="left"/>
+      <w:pPr>
+        <w:ind w:left="4320" w:hanging="360"/>
+      </w:pPr>
+      <w:rPr>
+        <w:rFonts w:ascii="Wingdings" w:hAnsi="Wingdings" w:hint="default"/>
+      </w:rPr>
+    </w:lvl>
+    <w:lvl w:ilvl="6" w:tplc="04090001" w:tentative="1">
+      <w:start w:val="1"/>
+      <w:numFmt w:val="bullet"/>
+      <w:lvlText w:val=""/>
+      <w:lvlJc w:val="left"/>
+      <w:pPr>
+        <w:ind w:left="5040" w:hanging="360"/>
+      </w:pPr>
+      <w:rPr>
+        <w:rFonts w:ascii="Symbol" w:hAnsi="Symbol" w:hint="default"/>
+      </w:rPr>
+    </w:lvl>
+    <w:lvl w:ilvl="7" w:tplc="04090003" w:tentative="1">
+      <w:start w:val="1"/>
+      <w:numFmt w:val="bullet"/>
+      <w:lvlText w:val="o"/>
+      <w:lvlJc w:val="left"/>
+      <w:pPr>
+        <w:ind w:left="5760" w:hanging="360"/>
+      </w:pPr>
+      <w:rPr>
+        <w:rFonts w:ascii="Courier New" w:hAnsi="Courier New" w:cs="Courier New" w:hint="default"/>
+      </w:rPr>
+    </w:lvl>
+    <w:lvl w:ilvl="8" w:tplc="04090005" w:tentative="1">
+      <w:start w:val="1"/>
+      <w:numFmt w:val="bullet"/>
+      <w:lvlText w:val=""/>
+      <w:lvlJc w:val="left"/>
+      <w:pPr>
+        <w:ind w:left="6480" w:hanging="360"/>
+      </w:pPr>
+      <w:rPr>
+        <w:rFonts w:ascii="Wingdings" w:hAnsi="Wingdings" w:hint="default"/>
+      </w:rPr>
+    </w:lvl>
+  </w:abstractNum>
+  <w:abstractNum w:abstractNumId="35" w15:restartNumberingAfterBreak="0">
     <w:nsid w:val="706D6817"/>
     <w:multiLevelType w:val="hybridMultilevel"/>
     <w:tmpl w:val="FD7C32C0"/>
@@ -20822,7 +23318,7 @@
       </w:rPr>
     </w:lvl>
   </w:abstractNum>
-  <w:abstractNum w:abstractNumId="34" w15:restartNumberingAfterBreak="0">
+  <w:abstractNum w:abstractNumId="36" w15:restartNumberingAfterBreak="0">
     <w:nsid w:val="772F0636"/>
     <w:multiLevelType w:val="hybridMultilevel"/>
     <w:tmpl w:val="ED52E774"/>
@@ -20935,7 +23431,7 @@
       </w:rPr>
     </w:lvl>
   </w:abstractNum>
-  <w:abstractNum w:abstractNumId="35" w15:restartNumberingAfterBreak="0">
+  <w:abstractNum w:abstractNumId="37" w15:restartNumberingAfterBreak="0">
     <w:nsid w:val="78A107F7"/>
     <w:multiLevelType w:val="hybridMultilevel"/>
     <w:tmpl w:val="63447E8A"/>
@@ -21048,7 +23544,7 @@
       </w:rPr>
     </w:lvl>
   </w:abstractNum>
-  <w:abstractNum w:abstractNumId="36" w15:restartNumberingAfterBreak="0">
+  <w:abstractNum w:abstractNumId="38" w15:restartNumberingAfterBreak="0">
     <w:nsid w:val="796B3DA5"/>
     <w:multiLevelType w:val="hybridMultilevel"/>
     <w:tmpl w:val="2C481E60"/>
@@ -21161,7 +23657,7 @@
       </w:rPr>
     </w:lvl>
   </w:abstractNum>
-  <w:abstractNum w:abstractNumId="37" w15:restartNumberingAfterBreak="0">
+  <w:abstractNum w:abstractNumId="39" w15:restartNumberingAfterBreak="0">
     <w:nsid w:val="7A933029"/>
     <w:multiLevelType w:val="hybridMultilevel"/>
     <w:tmpl w:val="C5D2A772"/>
@@ -21274,7 +23770,7 @@
       </w:rPr>
     </w:lvl>
   </w:abstractNum>
-  <w:abstractNum w:abstractNumId="38" w15:restartNumberingAfterBreak="0">
+  <w:abstractNum w:abstractNumId="40" w15:restartNumberingAfterBreak="0">
     <w:nsid w:val="7C3D7CA9"/>
     <w:multiLevelType w:val="hybridMultilevel"/>
     <w:tmpl w:val="5EF8E176"/>
@@ -21388,121 +23884,127 @@
     </w:lvl>
   </w:abstractNum>
   <w:num w:numId="1" w16cid:durableId="290330722">
+    <w:abstractNumId w:val="9"/>
+  </w:num>
+  <w:num w:numId="2" w16cid:durableId="595671439">
+    <w:abstractNumId w:val="25"/>
+  </w:num>
+  <w:num w:numId="3" w16cid:durableId="687676095">
+    <w:abstractNumId w:val="16"/>
+  </w:num>
+  <w:num w:numId="4" w16cid:durableId="448821091">
+    <w:abstractNumId w:val="28"/>
+  </w:num>
+  <w:num w:numId="5" w16cid:durableId="266087043">
+    <w:abstractNumId w:val="2"/>
+  </w:num>
+  <w:num w:numId="6" w16cid:durableId="1805074574">
+    <w:abstractNumId w:val="21"/>
+  </w:num>
+  <w:num w:numId="7" w16cid:durableId="324013822">
+    <w:abstractNumId w:val="32"/>
+  </w:num>
+  <w:num w:numId="8" w16cid:durableId="405151544">
+    <w:abstractNumId w:val="23"/>
+  </w:num>
+  <w:num w:numId="9" w16cid:durableId="2110537974">
+    <w:abstractNumId w:val="35"/>
+  </w:num>
+  <w:num w:numId="10" w16cid:durableId="141389415">
+    <w:abstractNumId w:val="12"/>
+  </w:num>
+  <w:num w:numId="11" w16cid:durableId="1893150943">
+    <w:abstractNumId w:val="10"/>
+  </w:num>
+  <w:num w:numId="12" w16cid:durableId="1249461752">
+    <w:abstractNumId w:val="3"/>
+  </w:num>
+  <w:num w:numId="13" w16cid:durableId="1191727472">
+    <w:abstractNumId w:val="36"/>
+  </w:num>
+  <w:num w:numId="14" w16cid:durableId="1717780609">
+    <w:abstractNumId w:val="17"/>
+  </w:num>
+  <w:num w:numId="15" w16cid:durableId="1425498397">
+    <w:abstractNumId w:val="33"/>
+  </w:num>
+  <w:num w:numId="16" w16cid:durableId="539325879">
+    <w:abstractNumId w:val="18"/>
+  </w:num>
+  <w:num w:numId="17" w16cid:durableId="1112867672">
+    <w:abstractNumId w:val="26"/>
+  </w:num>
+  <w:num w:numId="18" w16cid:durableId="2059426083">
+    <w:abstractNumId w:val="20"/>
+  </w:num>
+  <w:num w:numId="19" w16cid:durableId="1361394240">
+    <w:abstractNumId w:val="22"/>
+  </w:num>
+  <w:num w:numId="20" w16cid:durableId="1425951031">
+    <w:abstractNumId w:val="39"/>
+  </w:num>
+  <w:num w:numId="21" w16cid:durableId="1890610580">
+    <w:abstractNumId w:val="5"/>
+  </w:num>
+  <w:num w:numId="22" w16cid:durableId="218564548">
     <w:abstractNumId w:val="8"/>
   </w:num>
-  <w:num w:numId="2" w16cid:durableId="595671439">
-    <w:abstractNumId w:val="24"/>
+  <w:num w:numId="23" w16cid:durableId="1136218570">
+    <w:abstractNumId w:val="40"/>
   </w:num>
-  <w:num w:numId="3" w16cid:durableId="687676095">
+  <w:num w:numId="24" w16cid:durableId="352153970">
+    <w:abstractNumId w:val="30"/>
+  </w:num>
+  <w:num w:numId="25" w16cid:durableId="1152140049">
+    <w:abstractNumId w:val="6"/>
+  </w:num>
+  <w:num w:numId="26" w16cid:durableId="1011222889">
+    <w:abstractNumId w:val="14"/>
+  </w:num>
+  <w:num w:numId="27" w16cid:durableId="1408501034">
+    <w:abstractNumId w:val="19"/>
+  </w:num>
+  <w:num w:numId="28" w16cid:durableId="159660880">
+    <w:abstractNumId w:val="7"/>
+  </w:num>
+  <w:num w:numId="29" w16cid:durableId="99645006">
+    <w:abstractNumId w:val="29"/>
+  </w:num>
+  <w:num w:numId="30" w16cid:durableId="451288732">
+    <w:abstractNumId w:val="4"/>
+  </w:num>
+  <w:num w:numId="31" w16cid:durableId="265160955">
     <w:abstractNumId w:val="15"/>
   </w:num>
-  <w:num w:numId="4" w16cid:durableId="448821091">
-    <w:abstractNumId w:val="27"/>
-  </w:num>
-  <w:num w:numId="5" w16cid:durableId="266087043">
-    <w:abstractNumId w:val="1"/>
-  </w:num>
-  <w:num w:numId="6" w16cid:durableId="1805074574">
-    <w:abstractNumId w:val="20"/>
-  </w:num>
-  <w:num w:numId="7" w16cid:durableId="324013822">
-    <w:abstractNumId w:val="31"/>
-  </w:num>
-  <w:num w:numId="8" w16cid:durableId="405151544">
-    <w:abstractNumId w:val="22"/>
-  </w:num>
-  <w:num w:numId="9" w16cid:durableId="2110537974">
-    <w:abstractNumId w:val="33"/>
-  </w:num>
-  <w:num w:numId="10" w16cid:durableId="141389415">
-    <w:abstractNumId w:val="11"/>
-  </w:num>
-  <w:num w:numId="11" w16cid:durableId="1893150943">
-    <w:abstractNumId w:val="9"/>
-  </w:num>
-  <w:num w:numId="12" w16cid:durableId="1249461752">
-    <w:abstractNumId w:val="2"/>
-  </w:num>
-  <w:num w:numId="13" w16cid:durableId="1191727472">
-    <w:abstractNumId w:val="34"/>
-  </w:num>
-  <w:num w:numId="14" w16cid:durableId="1717780609">
-    <w:abstractNumId w:val="16"/>
-  </w:num>
-  <w:num w:numId="15" w16cid:durableId="1425498397">
-    <w:abstractNumId w:val="32"/>
-  </w:num>
-  <w:num w:numId="16" w16cid:durableId="539325879">
-    <w:abstractNumId w:val="17"/>
-  </w:num>
-  <w:num w:numId="17" w16cid:durableId="1112867672">
-    <w:abstractNumId w:val="25"/>
-  </w:num>
-  <w:num w:numId="18" w16cid:durableId="2059426083">
-    <w:abstractNumId w:val="19"/>
-  </w:num>
-  <w:num w:numId="19" w16cid:durableId="1361394240">
-    <w:abstractNumId w:val="21"/>
-  </w:num>
-  <w:num w:numId="20" w16cid:durableId="1425951031">
-    <w:abstractNumId w:val="37"/>
-  </w:num>
-  <w:num w:numId="21" w16cid:durableId="1890610580">
-    <w:abstractNumId w:val="4"/>
-  </w:num>
-  <w:num w:numId="22" w16cid:durableId="218564548">
-    <w:abstractNumId w:val="7"/>
-  </w:num>
-  <w:num w:numId="23" w16cid:durableId="1136218570">
-    <w:abstractNumId w:val="38"/>
-  </w:num>
-  <w:num w:numId="24" w16cid:durableId="352153970">
-    <w:abstractNumId w:val="29"/>
-  </w:num>
-  <w:num w:numId="25" w16cid:durableId="1152140049">
-    <w:abstractNumId w:val="5"/>
-  </w:num>
-  <w:num w:numId="26" w16cid:durableId="1011222889">
+  <w:num w:numId="32" w16cid:durableId="999388252">
     <w:abstractNumId w:val="13"/>
-  </w:num>
-  <w:num w:numId="27" w16cid:durableId="1408501034">
-    <w:abstractNumId w:val="18"/>
-  </w:num>
-  <w:num w:numId="28" w16cid:durableId="159660880">
-    <w:abstractNumId w:val="6"/>
-  </w:num>
-  <w:num w:numId="29" w16cid:durableId="99645006">
-    <w:abstractNumId w:val="28"/>
-  </w:num>
-  <w:num w:numId="30" w16cid:durableId="451288732">
-    <w:abstractNumId w:val="3"/>
-  </w:num>
-  <w:num w:numId="31" w16cid:durableId="265160955">
-    <w:abstractNumId w:val="14"/>
-  </w:num>
-  <w:num w:numId="32" w16cid:durableId="999388252">
-    <w:abstractNumId w:val="12"/>
   </w:num>
   <w:num w:numId="33" w16cid:durableId="2092969035">
     <w:abstractNumId w:val="0"/>
   </w:num>
   <w:num w:numId="34" w16cid:durableId="365183772">
-    <w:abstractNumId w:val="23"/>
+    <w:abstractNumId w:val="24"/>
   </w:num>
   <w:num w:numId="35" w16cid:durableId="1564027812">
-    <w:abstractNumId w:val="26"/>
+    <w:abstractNumId w:val="27"/>
   </w:num>
   <w:num w:numId="36" w16cid:durableId="1446346329">
-    <w:abstractNumId w:val="35"/>
+    <w:abstractNumId w:val="37"/>
   </w:num>
   <w:num w:numId="37" w16cid:durableId="1449662627">
-    <w:abstractNumId w:val="30"/>
+    <w:abstractNumId w:val="31"/>
   </w:num>
   <w:num w:numId="38" w16cid:durableId="1959994149">
-    <w:abstractNumId w:val="10"/>
+    <w:abstractNumId w:val="11"/>
   </w:num>
   <w:num w:numId="39" w16cid:durableId="333148457">
-    <w:abstractNumId w:val="36"/>
+    <w:abstractNumId w:val="38"/>
+  </w:num>
+  <w:num w:numId="40" w16cid:durableId="1162046974">
+    <w:abstractNumId w:val="34"/>
+  </w:num>
+  <w:num w:numId="41" w16cid:durableId="782305423">
+    <w:abstractNumId w:val="1"/>
   </w:num>
   <w:numIdMacAtCleanup w:val="37"/>
 </w:numbering>

--- a/Mobile Application Development.docx
+++ b/Mobile Application Development.docx
@@ -2705,6 +2705,7 @@
           <w:szCs w:val="32"/>
         </w:rPr>
       </w:pPr>
+      <w:proofErr w:type="spellStart"/>
       <w:r>
         <w:rPr>
           <w:rFonts w:ascii="Times New Roman" w:hAnsi="Times New Roman" w:cs="Times New Roman"/>
@@ -2716,6 +2717,7 @@
         </w:rPr>
         <w:t>TouchableOpacity</w:t>
       </w:r>
+      <w:proofErr w:type="spellEnd"/>
       <w:r>
         <w:rPr>
           <w:rFonts w:ascii="Times New Roman" w:hAnsi="Times New Roman" w:cs="Times New Roman"/>
@@ -2796,7 +2798,27 @@
           <w:sz w:val="32"/>
           <w:szCs w:val="32"/>
         </w:rPr>
-        <w:t>We use TouchableOpacity to:</w:t>
+        <w:t xml:space="preserve">We use </w:t>
+      </w:r>
+      <w:proofErr w:type="spellStart"/>
+      <w:r>
+        <w:rPr>
+          <w:rFonts w:ascii="Times New Roman" w:hAnsi="Times New Roman" w:cs="Times New Roman"/>
+          <w:color w:val="0D0D0D" w:themeColor="text1" w:themeTint="F2"/>
+          <w:sz w:val="32"/>
+          <w:szCs w:val="32"/>
+        </w:rPr>
+        <w:t>TouchableOpacity</w:t>
+      </w:r>
+      <w:proofErr w:type="spellEnd"/>
+      <w:r>
+        <w:rPr>
+          <w:rFonts w:ascii="Times New Roman" w:hAnsi="Times New Roman" w:cs="Times New Roman"/>
+          <w:color w:val="0D0D0D" w:themeColor="text1" w:themeTint="F2"/>
+          <w:sz w:val="32"/>
+          <w:szCs w:val="32"/>
+        </w:rPr>
+        <w:t xml:space="preserve"> to:</w:t>
       </w:r>
     </w:p>
     <w:p>
@@ -3154,13 +3176,23 @@
           <w:szCs w:val="32"/>
         </w:rPr>
       </w:pPr>
-      <w:r>
-        <w:rPr>
-          <w:rFonts w:ascii="Times New Roman" w:hAnsi="Times New Roman" w:cs="Times New Roman"/>
-          <w:sz w:val="32"/>
-          <w:szCs w:val="32"/>
-        </w:rPr>
-        <w:t>TouchableHighlight is a React Native component that makes something change color when you press it.</w:t>
+      <w:proofErr w:type="spellStart"/>
+      <w:r>
+        <w:rPr>
+          <w:rFonts w:ascii="Times New Roman" w:hAnsi="Times New Roman" w:cs="Times New Roman"/>
+          <w:sz w:val="32"/>
+          <w:szCs w:val="32"/>
+        </w:rPr>
+        <w:t>TouchableHighlight</w:t>
+      </w:r>
+      <w:proofErr w:type="spellEnd"/>
+      <w:r>
+        <w:rPr>
+          <w:rFonts w:ascii="Times New Roman" w:hAnsi="Times New Roman" w:cs="Times New Roman"/>
+          <w:sz w:val="32"/>
+          <w:szCs w:val="32"/>
+        </w:rPr>
+        <w:t xml:space="preserve"> is a React Native component that makes something change color when you press it.</w:t>
       </w:r>
     </w:p>
     <w:p>
@@ -3204,7 +3236,25 @@
           <w:sz w:val="32"/>
           <w:szCs w:val="32"/>
         </w:rPr>
-        <w:t>We use TouchableHighlight to:</w:t>
+        <w:t xml:space="preserve">We use </w:t>
+      </w:r>
+      <w:proofErr w:type="spellStart"/>
+      <w:r>
+        <w:rPr>
+          <w:rFonts w:ascii="Times New Roman" w:hAnsi="Times New Roman" w:cs="Times New Roman"/>
+          <w:sz w:val="32"/>
+          <w:szCs w:val="32"/>
+        </w:rPr>
+        <w:t>TouchableHighlight</w:t>
+      </w:r>
+      <w:proofErr w:type="spellEnd"/>
+      <w:r>
+        <w:rPr>
+          <w:rFonts w:ascii="Times New Roman" w:hAnsi="Times New Roman" w:cs="Times New Roman"/>
+          <w:sz w:val="32"/>
+          <w:szCs w:val="32"/>
+        </w:rPr>
+        <w:t xml:space="preserve"> to:</w:t>
       </w:r>
     </w:p>
     <w:p>
@@ -3889,7 +3939,31 @@
           <w:sz w:val="32"/>
           <w:szCs w:val="32"/>
         </w:rPr>
-        <w:t>What is ScrollView?</w:t>
+        <w:t xml:space="preserve">What is </w:t>
+      </w:r>
+      <w:proofErr w:type="spellStart"/>
+      <w:r>
+        <w:rPr>
+          <w:rFonts w:ascii="Times New Roman" w:hAnsi="Times New Roman" w:cs="Times New Roman"/>
+          <w:b/>
+          <w:bCs/>
+          <w:color w:val="215E99" w:themeColor="text2" w:themeTint="BF"/>
+          <w:sz w:val="32"/>
+          <w:szCs w:val="32"/>
+        </w:rPr>
+        <w:t>ScrollView</w:t>
+      </w:r>
+      <w:proofErr w:type="spellEnd"/>
+      <w:r>
+        <w:rPr>
+          <w:rFonts w:ascii="Times New Roman" w:hAnsi="Times New Roman" w:cs="Times New Roman"/>
+          <w:b/>
+          <w:bCs/>
+          <w:color w:val="215E99" w:themeColor="text2" w:themeTint="BF"/>
+          <w:sz w:val="32"/>
+          <w:szCs w:val="32"/>
+        </w:rPr>
+        <w:t>?</w:t>
       </w:r>
     </w:p>
     <w:p>
@@ -3903,6 +3977,7 @@
           <w:szCs w:val="32"/>
         </w:rPr>
       </w:pPr>
+      <w:proofErr w:type="spellStart"/>
       <w:r>
         <w:rPr>
           <w:rFonts w:ascii="Times New Roman" w:hAnsi="Times New Roman" w:cs="Times New Roman"/>
@@ -3913,6 +3988,7 @@
         </w:rPr>
         <w:t>ScrollView</w:t>
       </w:r>
+      <w:proofErr w:type="spellEnd"/>
       <w:r>
         <w:rPr>
           <w:rFonts w:ascii="Times New Roman" w:hAnsi="Times New Roman" w:cs="Times New Roman"/>
@@ -3982,7 +4058,29 @@
           <w:szCs w:val="32"/>
         </w:rPr>
         <w:lastRenderedPageBreak/>
-        <w:t>How ScrollView Works</w:t>
+        <w:t xml:space="preserve">How </w:t>
+      </w:r>
+      <w:proofErr w:type="spellStart"/>
+      <w:r>
+        <w:rPr>
+          <w:rFonts w:ascii="Times New Roman" w:hAnsi="Times New Roman" w:cs="Times New Roman"/>
+          <w:b/>
+          <w:bCs/>
+          <w:sz w:val="32"/>
+          <w:szCs w:val="32"/>
+        </w:rPr>
+        <w:t>ScrollView</w:t>
+      </w:r>
+      <w:proofErr w:type="spellEnd"/>
+      <w:r>
+        <w:rPr>
+          <w:rFonts w:ascii="Times New Roman" w:hAnsi="Times New Roman" w:cs="Times New Roman"/>
+          <w:b/>
+          <w:bCs/>
+          <w:sz w:val="32"/>
+          <w:szCs w:val="32"/>
+        </w:rPr>
+        <w:t xml:space="preserve"> Works</w:t>
       </w:r>
     </w:p>
     <w:p>
@@ -4094,7 +4192,25 @@
           <w:sz w:val="32"/>
           <w:szCs w:val="32"/>
         </w:rPr>
-        <w:t>Keep in mind that ScrollViews must have a bounded height in order to work, since they contain unbounded-height children into a bounded container (via a scroll interaction). </w:t>
+        <w:t xml:space="preserve">Keep in mind that </w:t>
+      </w:r>
+      <w:proofErr w:type="spellStart"/>
+      <w:r>
+        <w:rPr>
+          <w:rFonts w:ascii="Times New Roman" w:hAnsi="Times New Roman" w:cs="Times New Roman"/>
+          <w:sz w:val="32"/>
+          <w:szCs w:val="32"/>
+        </w:rPr>
+        <w:t>ScrollViews</w:t>
+      </w:r>
+      <w:proofErr w:type="spellEnd"/>
+      <w:r>
+        <w:rPr>
+          <w:rFonts w:ascii="Times New Roman" w:hAnsi="Times New Roman" w:cs="Times New Roman"/>
+          <w:sz w:val="32"/>
+          <w:szCs w:val="32"/>
+        </w:rPr>
+        <w:t xml:space="preserve"> must have a bounded height in order to work, since they contain unbounded-height children into a bounded container (via a scroll interaction). </w:t>
       </w:r>
     </w:p>
     <w:p>
@@ -4302,7 +4418,25 @@
           <w:sz w:val="32"/>
           <w:szCs w:val="32"/>
         </w:rPr>
-        <w:t>Sometimes ScrollView cannot control touch completely</w:t>
+        <w:t xml:space="preserve">Sometimes </w:t>
+      </w:r>
+      <w:proofErr w:type="spellStart"/>
+      <w:r>
+        <w:rPr>
+          <w:rFonts w:ascii="Times New Roman" w:hAnsi="Times New Roman" w:cs="Times New Roman"/>
+          <w:sz w:val="32"/>
+          <w:szCs w:val="32"/>
+        </w:rPr>
+        <w:t>ScrollView</w:t>
+      </w:r>
+      <w:proofErr w:type="spellEnd"/>
+      <w:r>
+        <w:rPr>
+          <w:rFonts w:ascii="Times New Roman" w:hAnsi="Times New Roman" w:cs="Times New Roman"/>
+          <w:sz w:val="32"/>
+          <w:szCs w:val="32"/>
+        </w:rPr>
+        <w:t xml:space="preserve"> cannot control touch completely</w:t>
       </w:r>
     </w:p>
     <w:p>
@@ -4394,7 +4528,25 @@
           <w:sz w:val="32"/>
           <w:szCs w:val="32"/>
         </w:rPr>
-        <w:t xml:space="preserve">But inside ScrollView, there is another component (like a button) </w:t>
+        <w:t xml:space="preserve">But inside </w:t>
+      </w:r>
+      <w:proofErr w:type="spellStart"/>
+      <w:r>
+        <w:rPr>
+          <w:rFonts w:ascii="Times New Roman" w:hAnsi="Times New Roman" w:cs="Times New Roman"/>
+          <w:sz w:val="32"/>
+          <w:szCs w:val="32"/>
+        </w:rPr>
+        <w:t>ScrollView</w:t>
+      </w:r>
+      <w:proofErr w:type="spellEnd"/>
+      <w:r>
+        <w:rPr>
+          <w:rFonts w:ascii="Times New Roman" w:hAnsi="Times New Roman" w:cs="Times New Roman"/>
+          <w:sz w:val="32"/>
+          <w:szCs w:val="32"/>
+        </w:rPr>
+        <w:t xml:space="preserve">, there is another component (like a button) </w:t>
       </w:r>
     </w:p>
     <w:p>
@@ -5429,7 +5581,31 @@
           <w:sz w:val="32"/>
           <w:szCs w:val="32"/>
         </w:rPr>
-        <w:t>What is FlatList in React Native?</w:t>
+        <w:t xml:space="preserve">What is </w:t>
+      </w:r>
+      <w:proofErr w:type="spellStart"/>
+      <w:r>
+        <w:rPr>
+          <w:rFonts w:ascii="Times New Roman" w:hAnsi="Times New Roman" w:cs="Times New Roman"/>
+          <w:b/>
+          <w:bCs/>
+          <w:color w:val="215E99" w:themeColor="text2" w:themeTint="BF"/>
+          <w:sz w:val="32"/>
+          <w:szCs w:val="32"/>
+        </w:rPr>
+        <w:t>FlatList</w:t>
+      </w:r>
+      <w:proofErr w:type="spellEnd"/>
+      <w:r>
+        <w:rPr>
+          <w:rFonts w:ascii="Times New Roman" w:hAnsi="Times New Roman" w:cs="Times New Roman"/>
+          <w:b/>
+          <w:bCs/>
+          <w:color w:val="215E99" w:themeColor="text2" w:themeTint="BF"/>
+          <w:sz w:val="32"/>
+          <w:szCs w:val="32"/>
+        </w:rPr>
+        <w:t xml:space="preserve"> in React Native?</w:t>
       </w:r>
     </w:p>
     <w:p>
@@ -5444,6 +5620,7 @@
           <w:szCs w:val="32"/>
         </w:rPr>
       </w:pPr>
+      <w:proofErr w:type="spellStart"/>
       <w:r>
         <w:rPr>
           <w:rFonts w:ascii="Times New Roman" w:hAnsi="Times New Roman" w:cs="Times New Roman"/>
@@ -5451,7 +5628,17 @@
           <w:sz w:val="32"/>
           <w:szCs w:val="32"/>
         </w:rPr>
-        <w:t>FlatList is a component in React Native that is used to display a large list of data efficiently by rendering only the items that are currently visible on the screen and loading more items as the user scrolls.</w:t>
+        <w:t>FlatList</w:t>
+      </w:r>
+      <w:proofErr w:type="spellEnd"/>
+      <w:r>
+        <w:rPr>
+          <w:rFonts w:ascii="Times New Roman" w:hAnsi="Times New Roman" w:cs="Times New Roman"/>
+          <w:color w:val="0D0D0D" w:themeColor="text1" w:themeTint="F2"/>
+          <w:sz w:val="32"/>
+          <w:szCs w:val="32"/>
+        </w:rPr>
+        <w:t xml:space="preserve"> is a component in React Native that is used to display a large list of data efficiently by rendering only the items that are currently visible on the screen and loading more items as the user scrolls.</w:t>
       </w:r>
     </w:p>
     <w:p>
@@ -5475,7 +5662,29 @@
           <w:sz w:val="32"/>
           <w:szCs w:val="32"/>
         </w:rPr>
-        <w:t>Why we use FlatList?</w:t>
+        <w:t xml:space="preserve">Why we use </w:t>
+      </w:r>
+      <w:proofErr w:type="spellStart"/>
+      <w:r>
+        <w:rPr>
+          <w:rFonts w:ascii="Times New Roman" w:hAnsi="Times New Roman" w:cs="Times New Roman"/>
+          <w:b/>
+          <w:bCs/>
+          <w:sz w:val="32"/>
+          <w:szCs w:val="32"/>
+        </w:rPr>
+        <w:t>FlatList</w:t>
+      </w:r>
+      <w:proofErr w:type="spellEnd"/>
+      <w:r>
+        <w:rPr>
+          <w:rFonts w:ascii="Times New Roman" w:hAnsi="Times New Roman" w:cs="Times New Roman"/>
+          <w:b/>
+          <w:bCs/>
+          <w:sz w:val="32"/>
+          <w:szCs w:val="32"/>
+        </w:rPr>
+        <w:t>?</w:t>
       </w:r>
     </w:p>
     <w:p>
@@ -5575,7 +5784,18 @@
           <w:sz w:val="32"/>
           <w:szCs w:val="32"/>
         </w:rPr>
-        <w:t>Three Important Props of FlatLis</w:t>
+        <w:t xml:space="preserve">Three Important Props of </w:t>
+      </w:r>
+      <w:proofErr w:type="spellStart"/>
+      <w:r>
+        <w:rPr>
+          <w:rFonts w:ascii="Times New Roman" w:hAnsi="Times New Roman" w:cs="Times New Roman"/>
+          <w:b/>
+          <w:bCs/>
+          <w:sz w:val="32"/>
+          <w:szCs w:val="32"/>
+        </w:rPr>
+        <w:t>FlatLis</w:t>
       </w:r>
       <w:r>
         <w:rPr>
@@ -5587,6 +5807,7 @@
         </w:rPr>
         <w:t>t</w:t>
       </w:r>
+      <w:proofErr w:type="spellEnd"/>
     </w:p>
     <w:p>
       <w:pPr>
@@ -5724,7 +5945,29 @@
           <w:sz w:val="32"/>
           <w:szCs w:val="32"/>
         </w:rPr>
-        <w:t xml:space="preserve">2. renderItem </w:t>
+        <w:t xml:space="preserve">2. </w:t>
+      </w:r>
+      <w:proofErr w:type="spellStart"/>
+      <w:r>
+        <w:rPr>
+          <w:rFonts w:ascii="Times New Roman" w:hAnsi="Times New Roman" w:cs="Times New Roman"/>
+          <w:b/>
+          <w:bCs/>
+          <w:sz w:val="32"/>
+          <w:szCs w:val="32"/>
+        </w:rPr>
+        <w:t>renderItem</w:t>
+      </w:r>
+      <w:proofErr w:type="spellEnd"/>
+      <w:r>
+        <w:rPr>
+          <w:rFonts w:ascii="Times New Roman" w:hAnsi="Times New Roman" w:cs="Times New Roman"/>
+          <w:b/>
+          <w:bCs/>
+          <w:sz w:val="32"/>
+          <w:szCs w:val="32"/>
+        </w:rPr>
+        <w:t xml:space="preserve"> </w:t>
       </w:r>
     </w:p>
     <w:p>
@@ -5878,7 +6121,25 @@
           <w:sz w:val="32"/>
           <w:szCs w:val="32"/>
         </w:rPr>
-        <w:t xml:space="preserve">This tells FlatList how to uniquely identify each item. </w:t>
+        <w:t xml:space="preserve">This tells </w:t>
+      </w:r>
+      <w:proofErr w:type="spellStart"/>
+      <w:r>
+        <w:rPr>
+          <w:rFonts w:ascii="Times New Roman" w:hAnsi="Times New Roman" w:cs="Times New Roman"/>
+          <w:sz w:val="32"/>
+          <w:szCs w:val="32"/>
+        </w:rPr>
+        <w:t>FlatList</w:t>
+      </w:r>
+      <w:proofErr w:type="spellEnd"/>
+      <w:r>
+        <w:rPr>
+          <w:rFonts w:ascii="Times New Roman" w:hAnsi="Times New Roman" w:cs="Times New Roman"/>
+          <w:sz w:val="32"/>
+          <w:szCs w:val="32"/>
+        </w:rPr>
+        <w:t xml:space="preserve"> how to uniquely identify each item. </w:t>
       </w:r>
     </w:p>
     <w:p>
@@ -6336,6 +6597,7 @@
           <w:szCs w:val="32"/>
         </w:rPr>
       </w:pPr>
+      <w:proofErr w:type="spellStart"/>
       <w:r>
         <w:rPr>
           <w:rFonts w:ascii="Times New Roman" w:hAnsi="Times New Roman" w:cs="Times New Roman"/>
@@ -6345,7 +6607,19 @@
           <w:sz w:val="32"/>
           <w:szCs w:val="32"/>
         </w:rPr>
-        <w:t>ScrollView Rendering</w:t>
+        <w:t>ScrollView</w:t>
+      </w:r>
+      <w:proofErr w:type="spellEnd"/>
+      <w:r>
+        <w:rPr>
+          <w:rFonts w:ascii="Times New Roman" w:hAnsi="Times New Roman" w:cs="Times New Roman"/>
+          <w:b/>
+          <w:bCs/>
+          <w:color w:val="BF4E14" w:themeColor="accent2" w:themeShade="BF"/>
+          <w:sz w:val="32"/>
+          <w:szCs w:val="32"/>
+        </w:rPr>
+        <w:t xml:space="preserve"> Rendering</w:t>
       </w:r>
     </w:p>
     <w:p>
@@ -6364,13 +6638,23 @@
           <w:szCs w:val="32"/>
         </w:rPr>
       </w:pPr>
-      <w:r>
-        <w:rPr>
-          <w:rFonts w:ascii="Times New Roman" w:hAnsi="Times New Roman" w:cs="Times New Roman"/>
-          <w:sz w:val="32"/>
-          <w:szCs w:val="32"/>
-        </w:rPr>
-        <w:t>ScrollView renders all its child components at once</w:t>
+      <w:proofErr w:type="spellStart"/>
+      <w:r>
+        <w:rPr>
+          <w:rFonts w:ascii="Times New Roman" w:hAnsi="Times New Roman" w:cs="Times New Roman"/>
+          <w:sz w:val="32"/>
+          <w:szCs w:val="32"/>
+        </w:rPr>
+        <w:t>ScrollView</w:t>
+      </w:r>
+      <w:proofErr w:type="spellEnd"/>
+      <w:r>
+        <w:rPr>
+          <w:rFonts w:ascii="Times New Roman" w:hAnsi="Times New Roman" w:cs="Times New Roman"/>
+          <w:sz w:val="32"/>
+          <w:szCs w:val="32"/>
+        </w:rPr>
+        <w:t xml:space="preserve"> renders all its child components at once</w:t>
       </w:r>
     </w:p>
     <w:p>
@@ -6628,15 +6912,27 @@
           <w:szCs w:val="32"/>
         </w:rPr>
       </w:pPr>
-      <w:r>
-        <w:rPr>
-          <w:rFonts w:ascii="Times New Roman" w:hAnsi="Times New Roman" w:cs="Times New Roman"/>
-          <w:b/>
-          <w:bCs/>
-          <w:sz w:val="32"/>
-          <w:szCs w:val="32"/>
-        </w:rPr>
-        <w:t xml:space="preserve">ScrollView still creates: </w:t>
+      <w:proofErr w:type="spellStart"/>
+      <w:r>
+        <w:rPr>
+          <w:rFonts w:ascii="Times New Roman" w:hAnsi="Times New Roman" w:cs="Times New Roman"/>
+          <w:b/>
+          <w:bCs/>
+          <w:sz w:val="32"/>
+          <w:szCs w:val="32"/>
+        </w:rPr>
+        <w:t>ScrollView</w:t>
+      </w:r>
+      <w:proofErr w:type="spellEnd"/>
+      <w:r>
+        <w:rPr>
+          <w:rFonts w:ascii="Times New Roman" w:hAnsi="Times New Roman" w:cs="Times New Roman"/>
+          <w:b/>
+          <w:bCs/>
+          <w:sz w:val="32"/>
+          <w:szCs w:val="32"/>
+        </w:rPr>
+        <w:t xml:space="preserve"> still creates: </w:t>
       </w:r>
     </w:p>
     <w:p>
@@ -6748,6 +7044,7 @@
           <w:szCs w:val="32"/>
         </w:rPr>
       </w:pPr>
+      <w:proofErr w:type="spellStart"/>
       <w:r>
         <w:rPr>
           <w:rFonts w:ascii="Times New Roman" w:hAnsi="Times New Roman" w:cs="Times New Roman"/>
@@ -6757,7 +7054,19 @@
           <w:sz w:val="32"/>
           <w:szCs w:val="32"/>
         </w:rPr>
-        <w:t>FlatList Solution</w:t>
+        <w:t>FlatList</w:t>
+      </w:r>
+      <w:proofErr w:type="spellEnd"/>
+      <w:r>
+        <w:rPr>
+          <w:rFonts w:ascii="Times New Roman" w:hAnsi="Times New Roman" w:cs="Times New Roman"/>
+          <w:b/>
+          <w:bCs/>
+          <w:color w:val="BF4E14" w:themeColor="accent2" w:themeShade="BF"/>
+          <w:sz w:val="32"/>
+          <w:szCs w:val="32"/>
+        </w:rPr>
+        <w:t xml:space="preserve"> Solution</w:t>
       </w:r>
     </w:p>
     <w:p>
@@ -6776,13 +7085,23 @@
           <w:szCs w:val="32"/>
         </w:rPr>
       </w:pPr>
-      <w:r>
-        <w:rPr>
-          <w:rFonts w:ascii="Times New Roman" w:hAnsi="Times New Roman" w:cs="Times New Roman"/>
-          <w:sz w:val="32"/>
-          <w:szCs w:val="32"/>
-        </w:rPr>
-        <w:t>FlatList solves this problem</w:t>
+      <w:proofErr w:type="spellStart"/>
+      <w:r>
+        <w:rPr>
+          <w:rFonts w:ascii="Times New Roman" w:hAnsi="Times New Roman" w:cs="Times New Roman"/>
+          <w:sz w:val="32"/>
+          <w:szCs w:val="32"/>
+        </w:rPr>
+        <w:t>FlatList</w:t>
+      </w:r>
+      <w:proofErr w:type="spellEnd"/>
+      <w:r>
+        <w:rPr>
+          <w:rFonts w:ascii="Times New Roman" w:hAnsi="Times New Roman" w:cs="Times New Roman"/>
+          <w:sz w:val="32"/>
+          <w:szCs w:val="32"/>
+        </w:rPr>
+        <w:t xml:space="preserve"> solves this problem</w:t>
       </w:r>
     </w:p>
     <w:p>
@@ -6894,8 +7213,20 @@
           <w:sz w:val="32"/>
           <w:szCs w:val="32"/>
         </w:rPr>
-        <w:t>Benefits of FlatList</w:t>
-      </w:r>
+        <w:t xml:space="preserve">Benefits of </w:t>
+      </w:r>
+      <w:proofErr w:type="spellStart"/>
+      <w:r>
+        <w:rPr>
+          <w:rFonts w:ascii="Times New Roman" w:hAnsi="Times New Roman" w:cs="Times New Roman"/>
+          <w:b/>
+          <w:bCs/>
+          <w:sz w:val="32"/>
+          <w:szCs w:val="32"/>
+        </w:rPr>
+        <w:t>FlatList</w:t>
+      </w:r>
+      <w:proofErr w:type="spellEnd"/>
     </w:p>
     <w:p>
       <w:pPr>
@@ -6993,8 +7324,20 @@
           <w:sz w:val="32"/>
           <w:szCs w:val="32"/>
         </w:rPr>
-        <w:t>Extra Features of FlatList</w:t>
-      </w:r>
+        <w:t xml:space="preserve">Extra Features of </w:t>
+      </w:r>
+      <w:proofErr w:type="spellStart"/>
+      <w:r>
+        <w:rPr>
+          <w:rFonts w:ascii="Times New Roman" w:hAnsi="Times New Roman" w:cs="Times New Roman"/>
+          <w:b/>
+          <w:bCs/>
+          <w:sz w:val="32"/>
+          <w:szCs w:val="32"/>
+        </w:rPr>
+        <w:t>FlatList</w:t>
+      </w:r>
+      <w:proofErr w:type="spellEnd"/>
     </w:p>
     <w:p>
       <w:pPr>
@@ -7007,13 +7350,23 @@
           <w:szCs w:val="32"/>
         </w:rPr>
       </w:pPr>
-      <w:r>
-        <w:rPr>
-          <w:rFonts w:ascii="Times New Roman" w:hAnsi="Times New Roman" w:cs="Times New Roman"/>
-          <w:sz w:val="32"/>
-          <w:szCs w:val="32"/>
-        </w:rPr>
-        <w:t>FlatList also supports advanced features:</w:t>
+      <w:proofErr w:type="spellStart"/>
+      <w:r>
+        <w:rPr>
+          <w:rFonts w:ascii="Times New Roman" w:hAnsi="Times New Roman" w:cs="Times New Roman"/>
+          <w:sz w:val="32"/>
+          <w:szCs w:val="32"/>
+        </w:rPr>
+        <w:t>FlatList</w:t>
+      </w:r>
+      <w:proofErr w:type="spellEnd"/>
+      <w:r>
+        <w:rPr>
+          <w:rFonts w:ascii="Times New Roman" w:hAnsi="Times New Roman" w:cs="Times New Roman"/>
+          <w:sz w:val="32"/>
+          <w:szCs w:val="32"/>
+        </w:rPr>
+        <w:t xml:space="preserve"> also supports advanced features:</w:t>
       </w:r>
     </w:p>
     <w:p>
@@ -8656,7 +9009,25 @@
           <w:sz w:val="32"/>
           <w:szCs w:val="32"/>
         </w:rPr>
-        <w:t>the createNativeStackNavigator function:</w:t>
+        <w:t>the </w:t>
+      </w:r>
+      <w:proofErr w:type="spellStart"/>
+      <w:r>
+        <w:rPr>
+          <w:rFonts w:ascii="Times New Roman" w:hAnsi="Times New Roman" w:cs="Times New Roman"/>
+          <w:sz w:val="32"/>
+          <w:szCs w:val="32"/>
+        </w:rPr>
+        <w:t>createNativeStackNavigator</w:t>
+      </w:r>
+      <w:proofErr w:type="spellEnd"/>
+      <w:r>
+        <w:rPr>
+          <w:rFonts w:ascii="Times New Roman" w:hAnsi="Times New Roman" w:cs="Times New Roman"/>
+          <w:sz w:val="32"/>
+          <w:szCs w:val="32"/>
+        </w:rPr>
+        <w:t> function:</w:t>
       </w:r>
     </w:p>
     <w:p>
@@ -9348,7 +9719,25 @@
           <w:sz w:val="32"/>
           <w:szCs w:val="32"/>
         </w:rPr>
-        <w:t xml:space="preserve">App starts on Home screen </w:t>
+        <w:t xml:space="preserve">App starts on </w:t>
+      </w:r>
+      <w:proofErr w:type="gramStart"/>
+      <w:r>
+        <w:rPr>
+          <w:rFonts w:ascii="Times New Roman" w:hAnsi="Times New Roman" w:cs="Times New Roman"/>
+          <w:sz w:val="32"/>
+          <w:szCs w:val="32"/>
+        </w:rPr>
+        <w:t>Home</w:t>
+      </w:r>
+      <w:proofErr w:type="gramEnd"/>
+      <w:r>
+        <w:rPr>
+          <w:rFonts w:ascii="Times New Roman" w:hAnsi="Times New Roman" w:cs="Times New Roman"/>
+          <w:sz w:val="32"/>
+          <w:szCs w:val="32"/>
+        </w:rPr>
+        <w:t xml:space="preserve"> screen </w:t>
       </w:r>
     </w:p>
     <w:p>
@@ -9579,7 +9968,29 @@
           <w:sz w:val="32"/>
           <w:szCs w:val="32"/>
         </w:rPr>
-        <w:t>STEP 5: Add global screen styling (screenOptions)</w:t>
+        <w:t>STEP 5: Add global screen styling (</w:t>
+      </w:r>
+      <w:proofErr w:type="spellStart"/>
+      <w:r>
+        <w:rPr>
+          <w:rFonts w:ascii="Times New Roman" w:hAnsi="Times New Roman" w:cs="Times New Roman"/>
+          <w:b/>
+          <w:bCs/>
+          <w:sz w:val="32"/>
+          <w:szCs w:val="32"/>
+        </w:rPr>
+        <w:t>screenOptions</w:t>
+      </w:r>
+      <w:proofErr w:type="spellEnd"/>
+      <w:r>
+        <w:rPr>
+          <w:rFonts w:ascii="Times New Roman" w:hAnsi="Times New Roman" w:cs="Times New Roman"/>
+          <w:b/>
+          <w:bCs/>
+          <w:sz w:val="32"/>
+          <w:szCs w:val="32"/>
+        </w:rPr>
+        <w:t>)</w:t>
       </w:r>
     </w:p>
     <w:p>
@@ -10579,8 +10990,21 @@
           <w:szCs w:val="32"/>
         </w:rPr>
         <w:lastRenderedPageBreak/>
-        <w:t>When we click on Go to Detail it will navigate us to Detail Sreen</w:t>
-      </w:r>
+        <w:t xml:space="preserve">When we click on Go to Detail it will navigate us to Detail </w:t>
+      </w:r>
+      <w:proofErr w:type="spellStart"/>
+      <w:r>
+        <w:rPr>
+          <w:rFonts w:ascii="Times New Roman" w:hAnsi="Times New Roman" w:cs="Times New Roman"/>
+          <w:b/>
+          <w:bCs/>
+          <w:color w:val="0D0D0D" w:themeColor="text1" w:themeTint="F2"/>
+          <w:sz w:val="32"/>
+          <w:szCs w:val="32"/>
+        </w:rPr>
+        <w:t>Sreen</w:t>
+      </w:r>
+      <w:proofErr w:type="spellEnd"/>
     </w:p>
     <w:p>
       <w:pPr>
@@ -10712,18 +11136,30 @@
         </w:rPr>
         <w:t>The navigation object is available in your screen components through the </w:t>
       </w:r>
-      <w:hyperlink r:id="rId75" w:history="1">
-        <w:r>
-          <w:rPr>
-            <w:rStyle w:val="Hyperlink"/>
-            <w:rFonts w:ascii="Times New Roman" w:hAnsi="Times New Roman" w:cs="Times New Roman"/>
-            <w:color w:val="4B8090" w:themeColor="hyperlink" w:themeTint="F2"/>
-            <w:sz w:val="32"/>
-            <w:szCs w:val="32"/>
-          </w:rPr>
-          <w:t>useNavigation</w:t>
-        </w:r>
-      </w:hyperlink>
+      <w:proofErr w:type="spellStart"/>
+      <w:r>
+        <w:fldChar w:fldCharType="begin"/>
+      </w:r>
+      <w:r>
+        <w:instrText>HYPERLINK "https://reactnavigation.org/docs/use-navigation"</w:instrText>
+      </w:r>
+      <w:r>
+        <w:fldChar w:fldCharType="separate"/>
+      </w:r>
+      <w:r>
+        <w:rPr>
+          <w:rStyle w:val="Hyperlink"/>
+          <w:rFonts w:ascii="Times New Roman" w:hAnsi="Times New Roman" w:cs="Times New Roman"/>
+          <w:color w:val="4B8090" w:themeColor="hyperlink" w:themeTint="F2"/>
+          <w:sz w:val="32"/>
+          <w:szCs w:val="32"/>
+        </w:rPr>
+        <w:t>useNavigation</w:t>
+      </w:r>
+      <w:proofErr w:type="spellEnd"/>
+      <w:r>
+        <w:fldChar w:fldCharType="end"/>
+      </w:r>
       <w:r>
         <w:rPr>
           <w:rFonts w:ascii="Times New Roman" w:hAnsi="Times New Roman" w:cs="Times New Roman"/>
@@ -10800,7 +11236,7 @@
                     <pic:cNvPicPr/>
                   </pic:nvPicPr>
                   <pic:blipFill>
-                    <a:blip r:embed="rId76"/>
+                    <a:blip r:embed="rId75"/>
                     <a:stretch>
                       <a:fillRect/>
                     </a:stretch>
@@ -10877,7 +11313,7 @@
                     <pic:cNvPicPr/>
                   </pic:nvPicPr>
                   <pic:blipFill>
-                    <a:blip r:embed="rId77"/>
+                    <a:blip r:embed="rId76"/>
                     <a:stretch>
                       <a:fillRect/>
                     </a:stretch>
@@ -10938,7 +11374,7 @@
                     <pic:cNvPicPr/>
                   </pic:nvPicPr>
                   <pic:blipFill>
-                    <a:blip r:embed="rId78"/>
+                    <a:blip r:embed="rId77"/>
                     <a:stretch>
                       <a:fillRect/>
                     </a:stretch>
@@ -11045,6 +11481,7 @@
         <w:lastRenderedPageBreak/>
         <w:t xml:space="preserve">1. </w:t>
       </w:r>
+      <w:proofErr w:type="spellStart"/>
       <w:r>
         <w:rPr>
           <w:rFonts w:ascii="Times New Roman" w:hAnsi="Times New Roman" w:cs="Times New Roman"/>
@@ -11055,6 +11492,7 @@
         </w:rPr>
         <w:t>createNativeStackNavigator</w:t>
       </w:r>
+      <w:proofErr w:type="spellEnd"/>
     </w:p>
     <w:p>
       <w:pPr>
@@ -11067,6 +11505,7 @@
           <w:szCs w:val="32"/>
         </w:rPr>
       </w:pPr>
+      <w:proofErr w:type="spellStart"/>
       <w:r>
         <w:rPr>
           <w:rFonts w:ascii="Times New Roman" w:hAnsi="Times New Roman" w:cs="Times New Roman"/>
@@ -11077,6 +11516,7 @@
         </w:rPr>
         <w:t>createNativeStackNavigator</w:t>
       </w:r>
+      <w:proofErr w:type="spellEnd"/>
       <w:r>
         <w:rPr>
           <w:rFonts w:ascii="Times New Roman" w:hAnsi="Times New Roman" w:cs="Times New Roman"/>
@@ -11278,7 +11718,7 @@
                     <pic:cNvPicPr/>
                   </pic:nvPicPr>
                   <pic:blipFill>
-                    <a:blip r:embed="rId79"/>
+                    <a:blip r:embed="rId78"/>
                     <a:stretch>
                       <a:fillRect/>
                     </a:stretch>
@@ -11320,8 +11760,20 @@
           <w:sz w:val="32"/>
           <w:szCs w:val="32"/>
         </w:rPr>
-        <w:t>2. createStaticNavigation</w:t>
-      </w:r>
+        <w:t xml:space="preserve">2. </w:t>
+      </w:r>
+      <w:proofErr w:type="spellStart"/>
+      <w:r>
+        <w:rPr>
+          <w:rFonts w:ascii="Times New Roman" w:hAnsi="Times New Roman" w:cs="Times New Roman"/>
+          <w:b/>
+          <w:bCs/>
+          <w:sz w:val="32"/>
+          <w:szCs w:val="32"/>
+        </w:rPr>
+        <w:t>createStaticNavigation</w:t>
+      </w:r>
+      <w:proofErr w:type="spellEnd"/>
     </w:p>
     <w:p>
       <w:pPr>
@@ -11340,7 +11792,25 @@
           <w:sz w:val="32"/>
           <w:szCs w:val="32"/>
         </w:rPr>
-        <w:t>It builds the full navigation system and gives you something you can directly render in App.js or App.tsx.</w:t>
+        <w:t xml:space="preserve">It builds the full navigation system and gives you something you can directly render in App.js or </w:t>
+      </w:r>
+      <w:proofErr w:type="spellStart"/>
+      <w:r>
+        <w:rPr>
+          <w:rFonts w:ascii="Times New Roman" w:hAnsi="Times New Roman" w:cs="Times New Roman"/>
+          <w:sz w:val="32"/>
+          <w:szCs w:val="32"/>
+        </w:rPr>
+        <w:t>App.tsx</w:t>
+      </w:r>
+      <w:proofErr w:type="spellEnd"/>
+      <w:r>
+        <w:rPr>
+          <w:rFonts w:ascii="Times New Roman" w:hAnsi="Times New Roman" w:cs="Times New Roman"/>
+          <w:sz w:val="32"/>
+          <w:szCs w:val="32"/>
+        </w:rPr>
+        <w:t>.</w:t>
       </w:r>
     </w:p>
     <w:p>
@@ -11360,7 +11830,25 @@
           <w:sz w:val="32"/>
           <w:szCs w:val="32"/>
         </w:rPr>
-        <w:t>In a typical React Native app, the createStaticNavigation function should be only used once in your app at the root.</w:t>
+        <w:t>In a typical React Native app, the </w:t>
+      </w:r>
+      <w:proofErr w:type="spellStart"/>
+      <w:r>
+        <w:rPr>
+          <w:rFonts w:ascii="Times New Roman" w:hAnsi="Times New Roman" w:cs="Times New Roman"/>
+          <w:sz w:val="32"/>
+          <w:szCs w:val="32"/>
+        </w:rPr>
+        <w:t>createStaticNavigation</w:t>
+      </w:r>
+      <w:proofErr w:type="spellEnd"/>
+      <w:r>
+        <w:rPr>
+          <w:rFonts w:ascii="Times New Roman" w:hAnsi="Times New Roman" w:cs="Times New Roman"/>
+          <w:sz w:val="32"/>
+          <w:szCs w:val="32"/>
+        </w:rPr>
+        <w:t> function should be only used once in your app at the root.</w:t>
       </w:r>
     </w:p>
     <w:p>
@@ -11478,7 +11966,7 @@
                     <pic:cNvPicPr/>
                   </pic:nvPicPr>
                   <pic:blipFill>
-                    <a:blip r:embed="rId80"/>
+                    <a:blip r:embed="rId79"/>
                     <a:stretch>
                       <a:fillRect/>
                     </a:stretch>
@@ -11627,7 +12115,7 @@
                     <pic:cNvPicPr/>
                   </pic:nvPicPr>
                   <pic:blipFill>
-                    <a:blip r:embed="rId81"/>
+                    <a:blip r:embed="rId80"/>
                     <a:stretch>
                       <a:fillRect/>
                     </a:stretch>
@@ -11695,7 +12183,7 @@
                     <pic:cNvPicPr/>
                   </pic:nvPicPr>
                   <pic:blipFill>
-                    <a:blip r:embed="rId82">
+                    <a:blip r:embed="rId81">
                       <a:extLst>
                         <a:ext uri="{28A0092B-C50C-407E-A947-70E740481C1C}">
                           <a14:useLocalDpi xmlns:a14="http://schemas.microsoft.com/office/drawing/2010/main" val="0"/>
@@ -11920,7 +12408,7 @@
                     <pic:cNvPicPr/>
                   </pic:nvPicPr>
                   <pic:blipFill>
-                    <a:blip r:embed="rId83"/>
+                    <a:blip r:embed="rId82"/>
                     <a:stretch>
                       <a:fillRect/>
                     </a:stretch>
@@ -11981,7 +12469,29 @@
           <w:szCs w:val="32"/>
         </w:rPr>
         <w:lastRenderedPageBreak/>
-        <w:t xml:space="preserve">Use of GoBack Function </w:t>
+        <w:t xml:space="preserve">Use of </w:t>
+      </w:r>
+      <w:proofErr w:type="spellStart"/>
+      <w:r>
+        <w:rPr>
+          <w:rFonts w:ascii="Times New Roman" w:hAnsi="Times New Roman" w:cs="Times New Roman"/>
+          <w:b/>
+          <w:bCs/>
+          <w:sz w:val="32"/>
+          <w:szCs w:val="32"/>
+        </w:rPr>
+        <w:t>GoBack</w:t>
+      </w:r>
+      <w:proofErr w:type="spellEnd"/>
+      <w:r>
+        <w:rPr>
+          <w:rFonts w:ascii="Times New Roman" w:hAnsi="Times New Roman" w:cs="Times New Roman"/>
+          <w:b/>
+          <w:bCs/>
+          <w:sz w:val="32"/>
+          <w:szCs w:val="32"/>
+        </w:rPr>
+        <w:t xml:space="preserve"> Function </w:t>
       </w:r>
     </w:p>
     <w:p>
@@ -12019,7 +12529,7 @@
                     <pic:cNvPicPr/>
                   </pic:nvPicPr>
                   <pic:blipFill>
-                    <a:blip r:embed="rId84"/>
+                    <a:blip r:embed="rId83"/>
                     <a:stretch>
                       <a:fillRect/>
                     </a:stretch>
@@ -12079,8 +12589,20 @@
           <w:sz w:val="32"/>
           <w:szCs w:val="32"/>
         </w:rPr>
-        <w:t xml:space="preserve"> time when we click on GotoDetailScreen</w:t>
-      </w:r>
+        <w:t xml:space="preserve"> time when we click on </w:t>
+      </w:r>
+      <w:proofErr w:type="spellStart"/>
+      <w:r>
+        <w:rPr>
+          <w:rFonts w:ascii="Times New Roman" w:hAnsi="Times New Roman" w:cs="Times New Roman"/>
+          <w:b/>
+          <w:bCs/>
+          <w:sz w:val="32"/>
+          <w:szCs w:val="32"/>
+        </w:rPr>
+        <w:t>GotoDetailScreen</w:t>
+      </w:r>
+      <w:proofErr w:type="spellEnd"/>
     </w:p>
     <w:p>
       <w:pPr>
@@ -12117,7 +12639,7 @@
                     <pic:cNvPicPr/>
                   </pic:nvPicPr>
                   <pic:blipFill>
-                    <a:blip r:embed="rId85"/>
+                    <a:blip r:embed="rId84"/>
                     <a:stretch>
                       <a:fillRect/>
                     </a:stretch>
@@ -12216,7 +12738,7 @@
                     <pic:cNvPicPr/>
                   </pic:nvPicPr>
                   <pic:blipFill>
-                    <a:blip r:embed="rId86"/>
+                    <a:blip r:embed="rId85"/>
                     <a:stretch>
                       <a:fillRect/>
                     </a:stretch>
@@ -12245,13 +12767,69 @@
           <w:szCs w:val="32"/>
         </w:rPr>
       </w:pPr>
-      <w:r>
-        <w:rPr>
-          <w:rFonts w:ascii="Times New Roman" w:hAnsi="Times New Roman" w:cs="Times New Roman"/>
-          <w:sz w:val="32"/>
-          <w:szCs w:val="32"/>
-        </w:rPr>
-        <w:t>So we can clearly conclude that goBack() provide button for every click to DetailScreen.</w:t>
+      <w:proofErr w:type="gramStart"/>
+      <w:r>
+        <w:rPr>
+          <w:rFonts w:ascii="Times New Roman" w:hAnsi="Times New Roman" w:cs="Times New Roman"/>
+          <w:sz w:val="32"/>
+          <w:szCs w:val="32"/>
+        </w:rPr>
+        <w:t>So</w:t>
+      </w:r>
+      <w:proofErr w:type="gramEnd"/>
+      <w:r>
+        <w:rPr>
+          <w:rFonts w:ascii="Times New Roman" w:hAnsi="Times New Roman" w:cs="Times New Roman"/>
+          <w:sz w:val="32"/>
+          <w:szCs w:val="32"/>
+        </w:rPr>
+        <w:t xml:space="preserve"> we can clearly conclude that </w:t>
+      </w:r>
+      <w:proofErr w:type="spellStart"/>
+      <w:proofErr w:type="gramStart"/>
+      <w:r>
+        <w:rPr>
+          <w:rFonts w:ascii="Times New Roman" w:hAnsi="Times New Roman" w:cs="Times New Roman"/>
+          <w:sz w:val="32"/>
+          <w:szCs w:val="32"/>
+        </w:rPr>
+        <w:t>goBack</w:t>
+      </w:r>
+      <w:proofErr w:type="spellEnd"/>
+      <w:r>
+        <w:rPr>
+          <w:rFonts w:ascii="Times New Roman" w:hAnsi="Times New Roman" w:cs="Times New Roman"/>
+          <w:sz w:val="32"/>
+          <w:szCs w:val="32"/>
+        </w:rPr>
+        <w:t>(</w:t>
+      </w:r>
+      <w:proofErr w:type="gramEnd"/>
+      <w:r>
+        <w:rPr>
+          <w:rFonts w:ascii="Times New Roman" w:hAnsi="Times New Roman" w:cs="Times New Roman"/>
+          <w:sz w:val="32"/>
+          <w:szCs w:val="32"/>
+        </w:rPr>
+        <w:t xml:space="preserve">) provide button for every click to </w:t>
+      </w:r>
+      <w:proofErr w:type="spellStart"/>
+      <w:r>
+        <w:rPr>
+          <w:rFonts w:ascii="Times New Roman" w:hAnsi="Times New Roman" w:cs="Times New Roman"/>
+          <w:sz w:val="32"/>
+          <w:szCs w:val="32"/>
+        </w:rPr>
+        <w:t>DetailScreen</w:t>
+      </w:r>
+      <w:proofErr w:type="spellEnd"/>
+      <w:r>
+        <w:rPr>
+          <w:rFonts w:ascii="Times New Roman" w:hAnsi="Times New Roman" w:cs="Times New Roman"/>
+          <w:sz w:val="32"/>
+          <w:szCs w:val="32"/>
+        </w:rPr>
+        <w:t>.</w:t>
       </w:r>
     </w:p>
     <w:p>
@@ -12288,13 +12866,51 @@
         </w:rPr>
         <w:t xml:space="preserve">go to </w:t>
       </w:r>
-      <w:r>
-        <w:rPr>
-          <w:rFonts w:ascii="Times New Roman" w:hAnsi="Times New Roman" w:cs="Times New Roman"/>
-          <w:sz w:val="32"/>
-          <w:szCs w:val="32"/>
-        </w:rPr>
-        <w:t xml:space="preserve">Home screen at one click then GoBack() will not work </w:t>
+      <w:proofErr w:type="gramStart"/>
+      <w:r>
+        <w:rPr>
+          <w:rFonts w:ascii="Times New Roman" w:hAnsi="Times New Roman" w:cs="Times New Roman"/>
+          <w:sz w:val="32"/>
+          <w:szCs w:val="32"/>
+        </w:rPr>
+        <w:t>Home</w:t>
+      </w:r>
+      <w:proofErr w:type="gramEnd"/>
+      <w:r>
+        <w:rPr>
+          <w:rFonts w:ascii="Times New Roman" w:hAnsi="Times New Roman" w:cs="Times New Roman"/>
+          <w:sz w:val="32"/>
+          <w:szCs w:val="32"/>
+        </w:rPr>
+        <w:t xml:space="preserve"> screen at one click then </w:t>
+      </w:r>
+      <w:proofErr w:type="spellStart"/>
+      <w:proofErr w:type="gramStart"/>
+      <w:r>
+        <w:rPr>
+          <w:rFonts w:ascii="Times New Roman" w:hAnsi="Times New Roman" w:cs="Times New Roman"/>
+          <w:sz w:val="32"/>
+          <w:szCs w:val="32"/>
+        </w:rPr>
+        <w:t>GoBack</w:t>
+      </w:r>
+      <w:proofErr w:type="spellEnd"/>
+      <w:r>
+        <w:rPr>
+          <w:rFonts w:ascii="Times New Roman" w:hAnsi="Times New Roman" w:cs="Times New Roman"/>
+          <w:sz w:val="32"/>
+          <w:szCs w:val="32"/>
+        </w:rPr>
+        <w:t>(</w:t>
+      </w:r>
+      <w:proofErr w:type="gramEnd"/>
+      <w:r>
+        <w:rPr>
+          <w:rFonts w:ascii="Times New Roman" w:hAnsi="Times New Roman" w:cs="Times New Roman"/>
+          <w:sz w:val="32"/>
+          <w:szCs w:val="32"/>
+        </w:rPr>
+        <w:t xml:space="preserve">) will not work </w:t>
       </w:r>
       <w:r>
         <w:rPr>
@@ -12356,7 +12972,7 @@
                     <pic:cNvPicPr/>
                   </pic:nvPicPr>
                   <pic:blipFill>
-                    <a:blip r:embed="rId87"/>
+                    <a:blip r:embed="rId86"/>
                     <a:stretch>
                       <a:fillRect/>
                     </a:stretch>
@@ -12392,7 +13008,53 @@
           <w:szCs w:val="32"/>
         </w:rPr>
         <w:lastRenderedPageBreak/>
-        <w:t>Now popToTop() lets users return to the Home screen in a single click, no matter how many screens they have navigated through on the Details screen.</w:t>
+        <w:t xml:space="preserve">Now </w:t>
+      </w:r>
+      <w:proofErr w:type="spellStart"/>
+      <w:proofErr w:type="gramStart"/>
+      <w:r>
+        <w:rPr>
+          <w:rFonts w:ascii="Times New Roman" w:hAnsi="Times New Roman" w:cs="Times New Roman"/>
+          <w:sz w:val="32"/>
+          <w:szCs w:val="32"/>
+        </w:rPr>
+        <w:t>popToTop</w:t>
+      </w:r>
+      <w:proofErr w:type="spellEnd"/>
+      <w:r>
+        <w:rPr>
+          <w:rFonts w:ascii="Times New Roman" w:hAnsi="Times New Roman" w:cs="Times New Roman"/>
+          <w:sz w:val="32"/>
+          <w:szCs w:val="32"/>
+        </w:rPr>
+        <w:t>(</w:t>
+      </w:r>
+      <w:proofErr w:type="gramEnd"/>
+      <w:r>
+        <w:rPr>
+          <w:rFonts w:ascii="Times New Roman" w:hAnsi="Times New Roman" w:cs="Times New Roman"/>
+          <w:sz w:val="32"/>
+          <w:szCs w:val="32"/>
+        </w:rPr>
+        <w:t xml:space="preserve">) lets users return to the </w:t>
+      </w:r>
+      <w:proofErr w:type="gramStart"/>
+      <w:r>
+        <w:rPr>
+          <w:rFonts w:ascii="Times New Roman" w:hAnsi="Times New Roman" w:cs="Times New Roman"/>
+          <w:sz w:val="32"/>
+          <w:szCs w:val="32"/>
+        </w:rPr>
+        <w:t>Home</w:t>
+      </w:r>
+      <w:proofErr w:type="gramEnd"/>
+      <w:r>
+        <w:rPr>
+          <w:rFonts w:ascii="Times New Roman" w:hAnsi="Times New Roman" w:cs="Times New Roman"/>
+          <w:sz w:val="32"/>
+          <w:szCs w:val="32"/>
+        </w:rPr>
+        <w:t xml:space="preserve"> screen in a single click, no matter how many screens they have navigated through on the Details screen.</w:t>
       </w:r>
     </w:p>
     <w:p>
@@ -12576,7 +13238,29 @@
           <w:sz w:val="32"/>
           <w:szCs w:val="32"/>
         </w:rPr>
-        <w:t>We use navigation.navigate().</w:t>
+        <w:t xml:space="preserve">We use </w:t>
+      </w:r>
+      <w:proofErr w:type="spellStart"/>
+      <w:proofErr w:type="gramStart"/>
+      <w:r>
+        <w:rPr>
+          <w:rFonts w:ascii="Times New Roman" w:hAnsi="Times New Roman" w:cs="Times New Roman"/>
+          <w:color w:val="0D0D0D" w:themeColor="text1" w:themeTint="F2"/>
+          <w:sz w:val="32"/>
+          <w:szCs w:val="32"/>
+        </w:rPr>
+        <w:t>navigation.navigate</w:t>
+      </w:r>
+      <w:proofErr w:type="spellEnd"/>
+      <w:proofErr w:type="gramEnd"/>
+      <w:r>
+        <w:rPr>
+          <w:rFonts w:ascii="Times New Roman" w:hAnsi="Times New Roman" w:cs="Times New Roman"/>
+          <w:color w:val="0D0D0D" w:themeColor="text1" w:themeTint="F2"/>
+          <w:sz w:val="32"/>
+          <w:szCs w:val="32"/>
+        </w:rPr>
+        <w:t>().</w:t>
       </w:r>
     </w:p>
     <w:p>
@@ -12681,7 +13365,7 @@
                     <pic:cNvPicPr/>
                   </pic:nvPicPr>
                   <pic:blipFill>
-                    <a:blip r:embed="rId88"/>
+                    <a:blip r:embed="rId87"/>
                     <a:stretch>
                       <a:fillRect/>
                     </a:stretch>
@@ -12741,7 +13425,29 @@
           <w:sz w:val="32"/>
           <w:szCs w:val="32"/>
         </w:rPr>
-        <w:t>The next screen gets the data using route.params.</w:t>
+        <w:t xml:space="preserve">The next screen gets the data using </w:t>
+      </w:r>
+      <w:proofErr w:type="spellStart"/>
+      <w:proofErr w:type="gramStart"/>
+      <w:r>
+        <w:rPr>
+          <w:rFonts w:ascii="Times New Roman" w:hAnsi="Times New Roman" w:cs="Times New Roman"/>
+          <w:color w:val="0D0D0D" w:themeColor="text1" w:themeTint="F2"/>
+          <w:sz w:val="32"/>
+          <w:szCs w:val="32"/>
+        </w:rPr>
+        <w:t>route.params</w:t>
+      </w:r>
+      <w:proofErr w:type="spellEnd"/>
+      <w:proofErr w:type="gramEnd"/>
+      <w:r>
+        <w:rPr>
+          <w:rFonts w:ascii="Times New Roman" w:hAnsi="Times New Roman" w:cs="Times New Roman"/>
+          <w:color w:val="0D0D0D" w:themeColor="text1" w:themeTint="F2"/>
+          <w:sz w:val="32"/>
+          <w:szCs w:val="32"/>
+        </w:rPr>
+        <w:t>.</w:t>
       </w:r>
     </w:p>
     <w:p>
@@ -12780,7 +13486,7 @@
                     <pic:cNvPicPr/>
                   </pic:nvPicPr>
                   <pic:blipFill>
-                    <a:blip r:embed="rId89"/>
+                    <a:blip r:embed="rId88"/>
                     <a:stretch>
                       <a:fillRect/>
                     </a:stretch>
@@ -12857,7 +13563,7 @@
                     <pic:cNvPicPr/>
                   </pic:nvPicPr>
                   <pic:blipFill>
-                    <a:blip r:embed="rId90"/>
+                    <a:blip r:embed="rId89"/>
                     <a:stretch>
                       <a:fillRect/>
                     </a:stretch>
@@ -12911,7 +13617,7 @@
                     <pic:cNvPicPr/>
                   </pic:nvPicPr>
                   <pic:blipFill>
-                    <a:blip r:embed="rId91"/>
+                    <a:blip r:embed="rId90"/>
                     <a:stretch>
                       <a:fillRect/>
                     </a:stretch>
@@ -12966,7 +13672,7 @@
                     <pic:cNvPicPr/>
                   </pic:nvPicPr>
                   <pic:blipFill>
-                    <a:blip r:embed="rId92"/>
+                    <a:blip r:embed="rId91"/>
                     <a:stretch>
                       <a:fillRect/>
                     </a:stretch>
@@ -13020,7 +13726,7 @@
                     <pic:cNvPicPr/>
                   </pic:nvPicPr>
                   <pic:blipFill>
-                    <a:blip r:embed="rId93"/>
+                    <a:blip r:embed="rId92"/>
                     <a:stretch>
                       <a:fillRect/>
                     </a:stretch>
@@ -13109,7 +13815,7 @@
                     <pic:cNvPicPr/>
                   </pic:nvPicPr>
                   <pic:blipFill>
-                    <a:blip r:embed="rId94">
+                    <a:blip r:embed="rId93">
                       <a:extLst>
                         <a:ext uri="{28A0092B-C50C-407E-A947-70E740481C1C}">
                           <a14:useLocalDpi xmlns:a14="http://schemas.microsoft.com/office/drawing/2010/main" val="0"/>
@@ -13198,7 +13904,7 @@
                     <pic:cNvPicPr/>
                   </pic:nvPicPr>
                   <pic:blipFill>
-                    <a:blip r:embed="rId95">
+                    <a:blip r:embed="rId94">
                       <a:extLst>
                         <a:ext uri="{28A0092B-C50C-407E-A947-70E740481C1C}">
                           <a14:useLocalDpi xmlns:a14="http://schemas.microsoft.com/office/drawing/2010/main" val="0"/>
@@ -13348,7 +14054,7 @@
                     <pic:cNvPicPr/>
                   </pic:nvPicPr>
                   <pic:blipFill>
-                    <a:blip r:embed="rId96">
+                    <a:blip r:embed="rId95">
                       <a:extLst>
                         <a:ext uri="{28A0092B-C50C-407E-A947-70E740481C1C}">
                           <a14:useLocalDpi xmlns:a14="http://schemas.microsoft.com/office/drawing/2010/main" val="0"/>
@@ -13520,13 +14226,23 @@
           <w:szCs w:val="32"/>
         </w:rPr>
       </w:pPr>
-      <w:r>
-        <w:rPr>
-          <w:rFonts w:ascii="Times New Roman" w:hAnsi="Times New Roman" w:cs="Times New Roman"/>
-          <w:sz w:val="32"/>
-          <w:szCs w:val="32"/>
-        </w:rPr>
-        <w:t>initialParams means:</w:t>
+      <w:proofErr w:type="spellStart"/>
+      <w:r>
+        <w:rPr>
+          <w:rFonts w:ascii="Times New Roman" w:hAnsi="Times New Roman" w:cs="Times New Roman"/>
+          <w:sz w:val="32"/>
+          <w:szCs w:val="32"/>
+        </w:rPr>
+        <w:t>initialParams</w:t>
+      </w:r>
+      <w:proofErr w:type="spellEnd"/>
+      <w:r>
+        <w:rPr>
+          <w:rFonts w:ascii="Times New Roman" w:hAnsi="Times New Roman" w:cs="Times New Roman"/>
+          <w:sz w:val="32"/>
+          <w:szCs w:val="32"/>
+        </w:rPr>
+        <w:t xml:space="preserve"> means:</w:t>
       </w:r>
     </w:p>
     <w:p>
@@ -13604,7 +14320,7 @@
                     <pic:cNvPicPr/>
                   </pic:nvPicPr>
                   <pic:blipFill>
-                    <a:blip r:embed="rId97"/>
+                    <a:blip r:embed="rId96"/>
                     <a:stretch>
                       <a:fillRect/>
                     </a:stretch>
@@ -13662,17 +14378,31 @@
         </w:rPr>
         <w:t>Screens can update their params using </w:t>
       </w:r>
-      <w:hyperlink r:id="rId98" w:anchor="setparams" w:history="1">
-        <w:r>
-          <w:rPr>
-            <w:rStyle w:val="Hyperlink"/>
-            <w:rFonts w:ascii="Times New Roman" w:hAnsi="Times New Roman" w:cs="Times New Roman"/>
-            <w:sz w:val="32"/>
-            <w:szCs w:val="32"/>
-          </w:rPr>
-          <w:t>navigation.setParams</w:t>
-        </w:r>
-      </w:hyperlink>
+      <w:proofErr w:type="spellStart"/>
+      <w:r>
+        <w:fldChar w:fldCharType="begin"/>
+      </w:r>
+      <w:r>
+        <w:instrText>HYPERLINK "https://reactnavigation.org/docs/navigation-object" \l "setparams"</w:instrText>
+      </w:r>
+      <w:r>
+        <w:fldChar w:fldCharType="separate"/>
+      </w:r>
+      <w:proofErr w:type="gramStart"/>
+      <w:r>
+        <w:rPr>
+          <w:rStyle w:val="Hyperlink"/>
+          <w:rFonts w:ascii="Times New Roman" w:hAnsi="Times New Roman" w:cs="Times New Roman"/>
+          <w:sz w:val="32"/>
+          <w:szCs w:val="32"/>
+        </w:rPr>
+        <w:t>navigation.setParams</w:t>
+      </w:r>
+      <w:proofErr w:type="spellEnd"/>
+      <w:proofErr w:type="gramEnd"/>
+      <w:r>
+        <w:fldChar w:fldCharType="end"/>
+      </w:r>
       <w:r>
         <w:rPr>
           <w:rFonts w:ascii="Times New Roman" w:hAnsi="Times New Roman" w:cs="Times New Roman"/>
@@ -13713,7 +14443,7 @@
                     <pic:cNvPicPr/>
                   </pic:nvPicPr>
                   <pic:blipFill>
-                    <a:blip r:embed="rId99"/>
+                    <a:blip r:embed="rId97"/>
                     <a:stretch>
                       <a:fillRect/>
                     </a:stretch>
@@ -13742,25 +14472,47 @@
           <w:szCs w:val="32"/>
         </w:rPr>
       </w:pPr>
-      <w:r>
-        <w:rPr>
-          <w:rFonts w:ascii="Times New Roman" w:hAnsi="Times New Roman" w:cs="Times New Roman"/>
-          <w:sz w:val="32"/>
-          <w:szCs w:val="32"/>
-        </w:rPr>
-        <w:t>setParams merges new params with existing ones. To replace params entirely, use </w:t>
-      </w:r>
-      <w:hyperlink r:id="rId100" w:anchor="replaceparams" w:history="1">
-        <w:r>
-          <w:rPr>
-            <w:rStyle w:val="Hyperlink"/>
-            <w:rFonts w:ascii="Times New Roman" w:hAnsi="Times New Roman" w:cs="Times New Roman"/>
-            <w:sz w:val="32"/>
-            <w:szCs w:val="32"/>
-          </w:rPr>
-          <w:t>replaceParams</w:t>
-        </w:r>
-      </w:hyperlink>
+      <w:proofErr w:type="spellStart"/>
+      <w:r>
+        <w:rPr>
+          <w:rFonts w:ascii="Times New Roman" w:hAnsi="Times New Roman" w:cs="Times New Roman"/>
+          <w:sz w:val="32"/>
+          <w:szCs w:val="32"/>
+        </w:rPr>
+        <w:t>setParams</w:t>
+      </w:r>
+      <w:proofErr w:type="spellEnd"/>
+      <w:r>
+        <w:rPr>
+          <w:rFonts w:ascii="Times New Roman" w:hAnsi="Times New Roman" w:cs="Times New Roman"/>
+          <w:sz w:val="32"/>
+          <w:szCs w:val="32"/>
+        </w:rPr>
+        <w:t> merges new params with existing ones. To replace params entirely, use </w:t>
+      </w:r>
+      <w:proofErr w:type="spellStart"/>
+      <w:r>
+        <w:fldChar w:fldCharType="begin"/>
+      </w:r>
+      <w:r>
+        <w:instrText>HYPERLINK "https://reactnavigation.org/docs/navigation-object" \l "replaceparams"</w:instrText>
+      </w:r>
+      <w:r>
+        <w:fldChar w:fldCharType="separate"/>
+      </w:r>
+      <w:r>
+        <w:rPr>
+          <w:rStyle w:val="Hyperlink"/>
+          <w:rFonts w:ascii="Times New Roman" w:hAnsi="Times New Roman" w:cs="Times New Roman"/>
+          <w:sz w:val="32"/>
+          <w:szCs w:val="32"/>
+        </w:rPr>
+        <w:t>replaceParams</w:t>
+      </w:r>
+      <w:proofErr w:type="spellEnd"/>
+      <w:r>
+        <w:fldChar w:fldCharType="end"/>
+      </w:r>
       <w:r>
         <w:rPr>
           <w:rFonts w:ascii="Times New Roman" w:hAnsi="Times New Roman" w:cs="Times New Roman"/>
@@ -13824,7 +14576,25 @@
           <w:sz w:val="32"/>
           <w:szCs w:val="32"/>
         </w:rPr>
-        <w:t>Use popTo to go back to the previous screen and pass params to it:</w:t>
+        <w:t>Use </w:t>
+      </w:r>
+      <w:proofErr w:type="spellStart"/>
+      <w:r>
+        <w:rPr>
+          <w:rFonts w:ascii="Times New Roman" w:hAnsi="Times New Roman" w:cs="Times New Roman"/>
+          <w:sz w:val="32"/>
+          <w:szCs w:val="32"/>
+        </w:rPr>
+        <w:t>popTo</w:t>
+      </w:r>
+      <w:proofErr w:type="spellEnd"/>
+      <w:r>
+        <w:rPr>
+          <w:rFonts w:ascii="Times New Roman" w:hAnsi="Times New Roman" w:cs="Times New Roman"/>
+          <w:sz w:val="32"/>
+          <w:szCs w:val="32"/>
+        </w:rPr>
+        <w:t> to go back to the previous screen and pass params to it:</w:t>
       </w:r>
     </w:p>
     <w:p>
@@ -13859,7 +14629,7 @@
                     <pic:cNvPicPr/>
                   </pic:nvPicPr>
                   <pic:blipFill>
-                    <a:blip r:embed="rId101"/>
+                    <a:blip r:embed="rId98"/>
                     <a:stretch>
                       <a:fillRect/>
                     </a:stretch>
@@ -13911,7 +14681,7 @@
                     <pic:cNvPicPr/>
                   </pic:nvPicPr>
                   <pic:blipFill>
-                    <a:blip r:embed="rId102"/>
+                    <a:blip r:embed="rId99"/>
                     <a:stretch>
                       <a:fillRect/>
                     </a:stretch>
@@ -13964,7 +14734,7 @@
                     <pic:cNvPicPr/>
                   </pic:nvPicPr>
                   <pic:blipFill>
-                    <a:blip r:embed="rId103"/>
+                    <a:blip r:embed="rId100"/>
                     <a:stretch>
                       <a:fillRect/>
                     </a:stretch>
@@ -14026,7 +14796,7 @@
                     <pic:cNvPicPr/>
                   </pic:nvPicPr>
                   <pic:blipFill>
-                    <a:blip r:embed="rId104">
+                    <a:blip r:embed="rId101">
                       <a:extLst>
                         <a:ext uri="{28A0092B-C50C-407E-A947-70E740481C1C}">
                           <a14:useLocalDpi xmlns:a14="http://schemas.microsoft.com/office/drawing/2010/main" val="0"/>
@@ -14112,7 +14882,7 @@
                     <pic:cNvPicPr/>
                   </pic:nvPicPr>
                   <pic:blipFill>
-                    <a:blip r:embed="rId105">
+                    <a:blip r:embed="rId102">
                       <a:extLst>
                         <a:ext uri="{28A0092B-C50C-407E-A947-70E740481C1C}">
                           <a14:useLocalDpi xmlns:a14="http://schemas.microsoft.com/office/drawing/2010/main" val="0"/>
@@ -14306,7 +15076,7 @@
                     <pic:cNvPicPr/>
                   </pic:nvPicPr>
                   <pic:blipFill>
-                    <a:blip r:embed="rId106">
+                    <a:blip r:embed="rId103">
                       <a:extLst>
                         <a:ext uri="{28A0092B-C50C-407E-A947-70E740481C1C}">
                           <a14:useLocalDpi xmlns:a14="http://schemas.microsoft.com/office/drawing/2010/main" val="0"/>
@@ -14583,7 +15353,7 @@
                     <pic:cNvPicPr/>
                   </pic:nvPicPr>
                   <pic:blipFill>
-                    <a:blip r:embed="rId107"/>
+                    <a:blip r:embed="rId104"/>
                     <a:stretch>
                       <a:fillRect/>
                     </a:stretch>
@@ -14735,7 +15505,7 @@
                     <pic:cNvPicPr/>
                   </pic:nvPicPr>
                   <pic:blipFill>
-                    <a:blip r:embed="rId108"/>
+                    <a:blip r:embed="rId105"/>
                     <a:stretch>
                       <a:fillRect/>
                     </a:stretch>
@@ -14866,7 +15636,7 @@
                     <pic:cNvPicPr/>
                   </pic:nvPicPr>
                   <pic:blipFill>
-                    <a:blip r:embed="rId109"/>
+                    <a:blip r:embed="rId106"/>
                     <a:stretch>
                       <a:fillRect/>
                     </a:stretch>
@@ -14918,7 +15688,7 @@
                     <pic:cNvPicPr/>
                   </pic:nvPicPr>
                   <pic:blipFill>
-                    <a:blip r:embed="rId110"/>
+                    <a:blip r:embed="rId107"/>
                     <a:stretch>
                       <a:fillRect/>
                     </a:stretch>
@@ -14975,7 +15745,63 @@
           <w:sz w:val="32"/>
           <w:szCs w:val="32"/>
         </w:rPr>
-        <w:t>To use params in the title, make options a function that returns a configuration object. React Navigation calls this function with { navigation, route } - so you can use route.params to access the params:</w:t>
+        <w:t>To use params in the title, make options a function that returns a configuration object. React Navigation calls this function with </w:t>
+      </w:r>
+      <w:proofErr w:type="gramStart"/>
+      <w:r>
+        <w:rPr>
+          <w:rFonts w:ascii="Times New Roman" w:hAnsi="Times New Roman" w:cs="Times New Roman"/>
+          <w:sz w:val="32"/>
+          <w:szCs w:val="32"/>
+        </w:rPr>
+        <w:t>{ navigation</w:t>
+      </w:r>
+      <w:proofErr w:type="gramEnd"/>
+      <w:r>
+        <w:rPr>
+          <w:rFonts w:ascii="Times New Roman" w:hAnsi="Times New Roman" w:cs="Times New Roman"/>
+          <w:sz w:val="32"/>
+          <w:szCs w:val="32"/>
+        </w:rPr>
+        <w:t xml:space="preserve">, </w:t>
+      </w:r>
+      <w:proofErr w:type="gramStart"/>
+      <w:r>
+        <w:rPr>
+          <w:rFonts w:ascii="Times New Roman" w:hAnsi="Times New Roman" w:cs="Times New Roman"/>
+          <w:sz w:val="32"/>
+          <w:szCs w:val="32"/>
+        </w:rPr>
+        <w:t>route }</w:t>
+      </w:r>
+      <w:proofErr w:type="gramEnd"/>
+      <w:r>
+        <w:rPr>
+          <w:rFonts w:ascii="Times New Roman" w:hAnsi="Times New Roman" w:cs="Times New Roman"/>
+          <w:sz w:val="32"/>
+          <w:szCs w:val="32"/>
+        </w:rPr>
+        <w:t> - so you can use </w:t>
+      </w:r>
+      <w:proofErr w:type="spellStart"/>
+      <w:proofErr w:type="gramStart"/>
+      <w:r>
+        <w:rPr>
+          <w:rFonts w:ascii="Times New Roman" w:hAnsi="Times New Roman" w:cs="Times New Roman"/>
+          <w:sz w:val="32"/>
+          <w:szCs w:val="32"/>
+        </w:rPr>
+        <w:t>route.params</w:t>
+      </w:r>
+      <w:proofErr w:type="spellEnd"/>
+      <w:proofErr w:type="gramEnd"/>
+      <w:r>
+        <w:rPr>
+          <w:rFonts w:ascii="Times New Roman" w:hAnsi="Times New Roman" w:cs="Times New Roman"/>
+          <w:sz w:val="32"/>
+          <w:szCs w:val="32"/>
+        </w:rPr>
+        <w:t> to access the params:</w:t>
       </w:r>
     </w:p>
     <w:p>
@@ -15009,7 +15835,7 @@
                     <pic:cNvPicPr/>
                   </pic:nvPicPr>
                   <pic:blipFill>
-                    <a:blip r:embed="rId111"/>
+                    <a:blip r:embed="rId108"/>
                     <a:stretch>
                       <a:fillRect/>
                     </a:stretch>
@@ -15078,7 +15904,7 @@
         </w:rPr>
         <w:t xml:space="preserve"> The </w:t>
       </w:r>
-      <w:hyperlink r:id="rId112" w:history="1">
+      <w:hyperlink r:id="rId109" w:history="1">
         <w:r>
           <w:rPr>
             <w:rStyle w:val="Hyperlink"/>
@@ -15129,7 +15955,7 @@
         </w:rPr>
         <w:t xml:space="preserve"> The </w:t>
       </w:r>
-      <w:hyperlink r:id="rId113" w:history="1">
+      <w:hyperlink r:id="rId110" w:history="1">
         <w:r>
           <w:rPr>
             <w:rStyle w:val="Hyperlink"/>
@@ -15181,7 +16007,7 @@
                     <pic:cNvPicPr/>
                   </pic:nvPicPr>
                   <pic:blipFill>
-                    <a:blip r:embed="rId114"/>
+                    <a:blip r:embed="rId111"/>
                     <a:stretch>
                       <a:fillRect/>
                     </a:stretch>
@@ -15233,7 +16059,7 @@
                     <pic:cNvPicPr/>
                   </pic:nvPicPr>
                   <pic:blipFill>
-                    <a:blip r:embed="rId115"/>
+                    <a:blip r:embed="rId112"/>
                     <a:stretch>
                       <a:fillRect/>
                     </a:stretch>
@@ -15285,7 +16111,7 @@
                     <pic:cNvPicPr/>
                   </pic:nvPicPr>
                   <pic:blipFill>
-                    <a:blip r:embed="rId116"/>
+                    <a:blip r:embed="rId113"/>
                     <a:stretch>
                       <a:fillRect/>
                     </a:stretch>
@@ -15338,7 +16164,7 @@
                     <pic:cNvPicPr/>
                   </pic:nvPicPr>
                   <pic:blipFill>
-                    <a:blip r:embed="rId117"/>
+                    <a:blip r:embed="rId114"/>
                     <a:stretch>
                       <a:fillRect/>
                     </a:stretch>
@@ -15504,7 +16330,7 @@
                     <pic:cNvPicPr/>
                   </pic:nvPicPr>
                   <pic:blipFill>
-                    <a:blip r:embed="rId118"/>
+                    <a:blip r:embed="rId115"/>
                     <a:stretch>
                       <a:fillRect/>
                     </a:stretch>
@@ -15561,7 +16387,7 @@
                     <pic:cNvPicPr/>
                   </pic:nvPicPr>
                   <pic:blipFill>
-                    <a:blip r:embed="rId119"/>
+                    <a:blip r:embed="rId116"/>
                     <a:stretch>
                       <a:fillRect/>
                     </a:stretch>
@@ -15630,18 +16456,32 @@
         </w:rPr>
         <w:t>To make header buttons interact with screen state, we can use </w:t>
       </w:r>
-      <w:hyperlink r:id="rId120" w:anchor="setoptions" w:history="1">
-        <w:r>
-          <w:rPr>
-            <w:rStyle w:val="Hyperlink"/>
-            <w:rFonts w:ascii="Times New Roman" w:hAnsi="Times New Roman" w:cs="Times New Roman"/>
-            <w:color w:val="0D0D0D" w:themeColor="text1" w:themeTint="F2"/>
-            <w:sz w:val="32"/>
-            <w:szCs w:val="32"/>
-          </w:rPr>
-          <w:t>navigation.setOptions</w:t>
-        </w:r>
-      </w:hyperlink>
+      <w:proofErr w:type="spellStart"/>
+      <w:r>
+        <w:fldChar w:fldCharType="begin"/>
+      </w:r>
+      <w:r>
+        <w:instrText>HYPERLINK "https://reactnavigation.org/docs/navigation-object" \l "setoptions"</w:instrText>
+      </w:r>
+      <w:r>
+        <w:fldChar w:fldCharType="separate"/>
+      </w:r>
+      <w:proofErr w:type="gramStart"/>
+      <w:r>
+        <w:rPr>
+          <w:rStyle w:val="Hyperlink"/>
+          <w:rFonts w:ascii="Times New Roman" w:hAnsi="Times New Roman" w:cs="Times New Roman"/>
+          <w:color w:val="0D0D0D" w:themeColor="text1" w:themeTint="F2"/>
+          <w:sz w:val="32"/>
+          <w:szCs w:val="32"/>
+        </w:rPr>
+        <w:t>navigation.setOptions</w:t>
+      </w:r>
+      <w:proofErr w:type="spellEnd"/>
+      <w:proofErr w:type="gramEnd"/>
+      <w:r>
+        <w:fldChar w:fldCharType="end"/>
+      </w:r>
       <w:r>
         <w:rPr>
           <w:rFonts w:ascii="Times New Roman" w:hAnsi="Times New Roman" w:cs="Times New Roman"/>
@@ -15688,7 +16528,7 @@
                     <pic:cNvPicPr/>
                   </pic:nvPicPr>
                   <pic:blipFill>
-                    <a:blip r:embed="rId121"/>
+                    <a:blip r:embed="rId117"/>
                     <a:stretch>
                       <a:fillRect/>
                     </a:stretch>
@@ -15745,7 +16585,7 @@
                     <pic:cNvPicPr/>
                   </pic:nvPicPr>
                   <pic:blipFill>
-                    <a:blip r:embed="rId122"/>
+                    <a:blip r:embed="rId118"/>
                     <a:stretch>
                       <a:fillRect/>
                     </a:stretch>
@@ -15788,15 +16628,27 @@
         <w:lastRenderedPageBreak/>
         <w:t xml:space="preserve">2. </w:t>
       </w:r>
-      <w:r>
-        <w:rPr>
-          <w:rFonts w:ascii="Times New Roman" w:hAnsi="Times New Roman" w:cs="Times New Roman"/>
-          <w:b/>
-          <w:bCs/>
-          <w:sz w:val="32"/>
-          <w:szCs w:val="32"/>
-        </w:rPr>
-        <w:t xml:space="preserve">NavigationContainer </w:t>
+      <w:proofErr w:type="spellStart"/>
+      <w:r>
+        <w:rPr>
+          <w:rFonts w:ascii="Times New Roman" w:hAnsi="Times New Roman" w:cs="Times New Roman"/>
+          <w:b/>
+          <w:bCs/>
+          <w:sz w:val="32"/>
+          <w:szCs w:val="32"/>
+        </w:rPr>
+        <w:t>NavigationContainer</w:t>
+      </w:r>
+      <w:proofErr w:type="spellEnd"/>
+      <w:r>
+        <w:rPr>
+          <w:rFonts w:ascii="Times New Roman" w:hAnsi="Times New Roman" w:cs="Times New Roman"/>
+          <w:b/>
+          <w:bCs/>
+          <w:sz w:val="32"/>
+          <w:szCs w:val="32"/>
+        </w:rPr>
+        <w:t xml:space="preserve"> </w:t>
       </w:r>
     </w:p>
     <w:p>
@@ -15816,7 +16668,25 @@
           <w:sz w:val="32"/>
           <w:szCs w:val="32"/>
         </w:rPr>
-        <w:t>In React Navigation, NavigationContainer is the root wrapper of your navigation system.</w:t>
+        <w:t xml:space="preserve">In React Navigation, </w:t>
+      </w:r>
+      <w:proofErr w:type="spellStart"/>
+      <w:r>
+        <w:rPr>
+          <w:rFonts w:ascii="Times New Roman" w:hAnsi="Times New Roman" w:cs="Times New Roman"/>
+          <w:sz w:val="32"/>
+          <w:szCs w:val="32"/>
+        </w:rPr>
+        <w:t>NavigationContainer</w:t>
+      </w:r>
+      <w:proofErr w:type="spellEnd"/>
+      <w:r>
+        <w:rPr>
+          <w:rFonts w:ascii="Times New Roman" w:hAnsi="Times New Roman" w:cs="Times New Roman"/>
+          <w:sz w:val="32"/>
+          <w:szCs w:val="32"/>
+        </w:rPr>
+        <w:t xml:space="preserve"> is the root wrapper of your navigation system.</w:t>
       </w:r>
     </w:p>
     <w:p>
@@ -15854,13 +16724,23 @@
           <w:szCs w:val="32"/>
         </w:rPr>
       </w:pPr>
-      <w:r>
-        <w:rPr>
-          <w:rFonts w:ascii="Times New Roman" w:hAnsi="Times New Roman" w:cs="Times New Roman"/>
-          <w:sz w:val="32"/>
-          <w:szCs w:val="32"/>
-        </w:rPr>
-        <w:t>NavigationContainer = “Activation box for navigation”</w:t>
+      <w:proofErr w:type="spellStart"/>
+      <w:r>
+        <w:rPr>
+          <w:rFonts w:ascii="Times New Roman" w:hAnsi="Times New Roman" w:cs="Times New Roman"/>
+          <w:sz w:val="32"/>
+          <w:szCs w:val="32"/>
+        </w:rPr>
+        <w:t>NavigationContainer</w:t>
+      </w:r>
+      <w:proofErr w:type="spellEnd"/>
+      <w:r>
+        <w:rPr>
+          <w:rFonts w:ascii="Times New Roman" w:hAnsi="Times New Roman" w:cs="Times New Roman"/>
+          <w:sz w:val="32"/>
+          <w:szCs w:val="32"/>
+        </w:rPr>
+        <w:t xml:space="preserve"> = “Activation box for navigation”</w:t>
       </w:r>
     </w:p>
     <w:p>
@@ -16018,7 +16898,25 @@
           <w:sz w:val="32"/>
           <w:szCs w:val="32"/>
         </w:rPr>
-        <w:t>Anything inside NavigationContainer becomes part of navigation system</w:t>
+        <w:t xml:space="preserve">Anything inside </w:t>
+      </w:r>
+      <w:proofErr w:type="spellStart"/>
+      <w:r>
+        <w:rPr>
+          <w:rFonts w:ascii="Times New Roman" w:hAnsi="Times New Roman" w:cs="Times New Roman"/>
+          <w:sz w:val="32"/>
+          <w:szCs w:val="32"/>
+        </w:rPr>
+        <w:t>NavigationContainer</w:t>
+      </w:r>
+      <w:proofErr w:type="spellEnd"/>
+      <w:r>
+        <w:rPr>
+          <w:rFonts w:ascii="Times New Roman" w:hAnsi="Times New Roman" w:cs="Times New Roman"/>
+          <w:sz w:val="32"/>
+          <w:szCs w:val="32"/>
+        </w:rPr>
+        <w:t xml:space="preserve"> becomes part of navigation system</w:t>
       </w:r>
     </w:p>
     <w:p>
@@ -16044,6 +16942,7 @@
         </w:rPr>
         <w:t xml:space="preserve">3. </w:t>
       </w:r>
+      <w:proofErr w:type="spellStart"/>
       <w:r>
         <w:rPr>
           <w:rFonts w:ascii="Times New Roman" w:hAnsi="Times New Roman" w:cs="Times New Roman"/>
@@ -16054,6 +16953,7 @@
         </w:rPr>
         <w:t>initialRouteName</w:t>
       </w:r>
+      <w:proofErr w:type="spellEnd"/>
     </w:p>
     <w:p>
       <w:pPr>
@@ -16072,7 +16972,25 @@
           <w:sz w:val="32"/>
           <w:szCs w:val="32"/>
         </w:rPr>
-        <w:t>In React Navigation, initialRouteName decides which screen opens first when our app starts.</w:t>
+        <w:t xml:space="preserve">In React Navigation, </w:t>
+      </w:r>
+      <w:proofErr w:type="spellStart"/>
+      <w:r>
+        <w:rPr>
+          <w:rFonts w:ascii="Times New Roman" w:hAnsi="Times New Roman" w:cs="Times New Roman"/>
+          <w:sz w:val="32"/>
+          <w:szCs w:val="32"/>
+        </w:rPr>
+        <w:t>initialRouteName</w:t>
+      </w:r>
+      <w:proofErr w:type="spellEnd"/>
+      <w:r>
+        <w:rPr>
+          <w:rFonts w:ascii="Times New Roman" w:hAnsi="Times New Roman" w:cs="Times New Roman"/>
+          <w:sz w:val="32"/>
+          <w:szCs w:val="32"/>
+        </w:rPr>
+        <w:t xml:space="preserve"> decides which screen opens first when our app starts.</w:t>
       </w:r>
     </w:p>
     <w:p>
@@ -16172,6 +17090,7 @@
         </w:rPr>
         <w:t xml:space="preserve">5. </w:t>
       </w:r>
+      <w:proofErr w:type="spellStart"/>
       <w:r>
         <w:rPr>
           <w:rFonts w:ascii="Times New Roman" w:hAnsi="Times New Roman" w:cs="Times New Roman"/>
@@ -16182,6 +17101,7 @@
         </w:rPr>
         <w:t>useNavigation</w:t>
       </w:r>
+      <w:proofErr w:type="spellEnd"/>
     </w:p>
     <w:p>
       <w:pPr>
@@ -16194,13 +17114,23 @@
           <w:szCs w:val="32"/>
         </w:rPr>
       </w:pPr>
-      <w:r>
-        <w:rPr>
-          <w:rFonts w:ascii="Times New Roman" w:hAnsi="Times New Roman" w:cs="Times New Roman"/>
-          <w:sz w:val="32"/>
-          <w:szCs w:val="32"/>
-        </w:rPr>
-        <w:t>useNavigation is a hook that gives navigation control to any component so you can move between screens even outside screen components.</w:t>
+      <w:proofErr w:type="spellStart"/>
+      <w:r>
+        <w:rPr>
+          <w:rFonts w:ascii="Times New Roman" w:hAnsi="Times New Roman" w:cs="Times New Roman"/>
+          <w:sz w:val="32"/>
+          <w:szCs w:val="32"/>
+        </w:rPr>
+        <w:t>useNavigation</w:t>
+      </w:r>
+      <w:proofErr w:type="spellEnd"/>
+      <w:r>
+        <w:rPr>
+          <w:rFonts w:ascii="Times New Roman" w:hAnsi="Times New Roman" w:cs="Times New Roman"/>
+          <w:sz w:val="32"/>
+          <w:szCs w:val="32"/>
+        </w:rPr>
+        <w:t xml:space="preserve"> is a hook that gives navigation control to any component so you can move between screens even outside screen components.</w:t>
       </w:r>
     </w:p>
     <w:p>
@@ -16238,7 +17168,7 @@
                     <pic:cNvPicPr/>
                   </pic:nvPicPr>
                   <pic:blipFill>
-                    <a:blip r:embed="rId123"/>
+                    <a:blip r:embed="rId119"/>
                     <a:stretch>
                       <a:fillRect/>
                     </a:stretch>
@@ -16380,7 +17310,7 @@
                     <pic:cNvPicPr/>
                   </pic:nvPicPr>
                   <pic:blipFill>
-                    <a:blip r:embed="rId124"/>
+                    <a:blip r:embed="rId120"/>
                     <a:stretch>
                       <a:fillRect/>
                     </a:stretch>
@@ -16433,7 +17363,7 @@
                     <pic:cNvPicPr/>
                   </pic:nvPicPr>
                   <pic:blipFill>
-                    <a:blip r:embed="rId125"/>
+                    <a:blip r:embed="rId121"/>
                     <a:stretch>
                       <a:fillRect/>
                     </a:stretch>
@@ -16531,13 +17461,25 @@
           <w:szCs w:val="32"/>
         </w:rPr>
       </w:pPr>
-      <w:r>
-        <w:rPr>
-          <w:rFonts w:ascii="Times New Roman" w:hAnsi="Times New Roman" w:cs="Times New Roman"/>
-          <w:sz w:val="32"/>
-          <w:szCs w:val="32"/>
-        </w:rPr>
-        <w:t>navigation.navigate() behavior in Stack Navigator</w:t>
+      <w:proofErr w:type="spellStart"/>
+      <w:proofErr w:type="gramStart"/>
+      <w:r>
+        <w:rPr>
+          <w:rFonts w:ascii="Times New Roman" w:hAnsi="Times New Roman" w:cs="Times New Roman"/>
+          <w:sz w:val="32"/>
+          <w:szCs w:val="32"/>
+        </w:rPr>
+        <w:t>navigation.navigate</w:t>
+      </w:r>
+      <w:proofErr w:type="spellEnd"/>
+      <w:proofErr w:type="gramEnd"/>
+      <w:r>
+        <w:rPr>
+          <w:rFonts w:ascii="Times New Roman" w:hAnsi="Times New Roman" w:cs="Times New Roman"/>
+          <w:sz w:val="32"/>
+          <w:szCs w:val="32"/>
+        </w:rPr>
+        <w:t>() behavior in Stack Navigator</w:t>
       </w:r>
     </w:p>
     <w:p>
@@ -16727,7 +17669,41 @@
           <w:szCs w:val="32"/>
         </w:rPr>
         <w:lastRenderedPageBreak/>
-        <w:t>7. popToTop()</w:t>
+        <w:t xml:space="preserve">7. </w:t>
+      </w:r>
+      <w:proofErr w:type="spellStart"/>
+      <w:proofErr w:type="gramStart"/>
+      <w:r>
+        <w:rPr>
+          <w:rFonts w:ascii="Times New Roman" w:hAnsi="Times New Roman" w:cs="Times New Roman"/>
+          <w:b/>
+          <w:bCs/>
+          <w:sz w:val="32"/>
+          <w:szCs w:val="32"/>
+        </w:rPr>
+        <w:t>popToTop</w:t>
+      </w:r>
+      <w:proofErr w:type="spellEnd"/>
+      <w:r>
+        <w:rPr>
+          <w:rFonts w:ascii="Times New Roman" w:hAnsi="Times New Roman" w:cs="Times New Roman"/>
+          <w:b/>
+          <w:bCs/>
+          <w:sz w:val="32"/>
+          <w:szCs w:val="32"/>
+        </w:rPr>
+        <w:t>(</w:t>
+      </w:r>
+      <w:proofErr w:type="gramEnd"/>
+      <w:r>
+        <w:rPr>
+          <w:rFonts w:ascii="Times New Roman" w:hAnsi="Times New Roman" w:cs="Times New Roman"/>
+          <w:b/>
+          <w:bCs/>
+          <w:sz w:val="32"/>
+          <w:szCs w:val="32"/>
+        </w:rPr>
+        <w:t>)</w:t>
       </w:r>
     </w:p>
     <w:p>
@@ -16747,7 +17723,35 @@
           <w:sz w:val="32"/>
           <w:szCs w:val="32"/>
         </w:rPr>
-        <w:t>In React Navigation, popToTop() is a navigation function used in Stack Navigator to go directly to the first screen (Home) and remove all other screens above it</w:t>
+        <w:t xml:space="preserve">In React Navigation, </w:t>
+      </w:r>
+      <w:proofErr w:type="spellStart"/>
+      <w:proofErr w:type="gramStart"/>
+      <w:r>
+        <w:rPr>
+          <w:rFonts w:ascii="Times New Roman" w:hAnsi="Times New Roman" w:cs="Times New Roman"/>
+          <w:sz w:val="32"/>
+          <w:szCs w:val="32"/>
+        </w:rPr>
+        <w:t>popToTop</w:t>
+      </w:r>
+      <w:proofErr w:type="spellEnd"/>
+      <w:r>
+        <w:rPr>
+          <w:rFonts w:ascii="Times New Roman" w:hAnsi="Times New Roman" w:cs="Times New Roman"/>
+          <w:sz w:val="32"/>
+          <w:szCs w:val="32"/>
+        </w:rPr>
+        <w:t>(</w:t>
+      </w:r>
+      <w:proofErr w:type="gramEnd"/>
+      <w:r>
+        <w:rPr>
+          <w:rFonts w:ascii="Times New Roman" w:hAnsi="Times New Roman" w:cs="Times New Roman"/>
+          <w:sz w:val="32"/>
+          <w:szCs w:val="32"/>
+        </w:rPr>
+        <w:t>) is a navigation function used in Stack Navigator to go directly to the first screen (Home) and remove all other screens above it</w:t>
       </w:r>
     </w:p>
     <w:p>
@@ -16784,7 +17788,7 @@
                     <pic:cNvPicPr/>
                   </pic:nvPicPr>
                   <pic:blipFill>
-                    <a:blip r:embed="rId126"/>
+                    <a:blip r:embed="rId122"/>
                     <a:stretch>
                       <a:fillRect/>
                     </a:stretch>
@@ -16850,7 +17854,7 @@
                     <pic:cNvPicPr/>
                   </pic:nvPicPr>
                   <pic:blipFill>
-                    <a:blip r:embed="rId127"/>
+                    <a:blip r:embed="rId123"/>
                     <a:stretch>
                       <a:fillRect/>
                     </a:stretch>
@@ -17058,7 +18062,27 @@
           <w:sz w:val="32"/>
           <w:szCs w:val="32"/>
         </w:rPr>
-        <w:t xml:space="preserve">While JavaScript has a built-in delivery tool called fetch() , developers prefer Axios because it is much friendlier to work with: </w:t>
+        <w:t xml:space="preserve">While JavaScript has a built-in delivery tool called </w:t>
+      </w:r>
+      <w:proofErr w:type="gramStart"/>
+      <w:r>
+        <w:rPr>
+          <w:rFonts w:ascii="Times New Roman" w:hAnsi="Times New Roman" w:cs="Times New Roman"/>
+          <w:color w:val="0D0D0D" w:themeColor="text1" w:themeTint="F2"/>
+          <w:sz w:val="32"/>
+          <w:szCs w:val="32"/>
+        </w:rPr>
+        <w:t>fetch() ,</w:t>
+      </w:r>
+      <w:proofErr w:type="gramEnd"/>
+      <w:r>
+        <w:rPr>
+          <w:rFonts w:ascii="Times New Roman" w:hAnsi="Times New Roman" w:cs="Times New Roman"/>
+          <w:color w:val="0D0D0D" w:themeColor="text1" w:themeTint="F2"/>
+          <w:sz w:val="32"/>
+          <w:szCs w:val="32"/>
+        </w:rPr>
+        <w:t xml:space="preserve"> developers prefer Axios because it is much friendlier to work with: </w:t>
       </w:r>
     </w:p>
     <w:p>
@@ -17096,7 +18120,58 @@
           <w:sz w:val="32"/>
           <w:szCs w:val="32"/>
         </w:rPr>
-        <w:t xml:space="preserve"> When a server sends back data, it comes as a raw text string. Fetch makes you manually translate it (using .json() ). Axios automatically translates it into a ready-to-use JavaScript object. </w:t>
+        <w:t xml:space="preserve"> When a server sends back data, it comes as a raw text string. Fetch makes you manually translate it (</w:t>
+      </w:r>
+      <w:proofErr w:type="gramStart"/>
+      <w:r>
+        <w:rPr>
+          <w:rFonts w:ascii="Times New Roman" w:hAnsi="Times New Roman" w:cs="Times New Roman"/>
+          <w:color w:val="0D0D0D" w:themeColor="text1" w:themeTint="F2"/>
+          <w:sz w:val="32"/>
+          <w:szCs w:val="32"/>
+        </w:rPr>
+        <w:t>using .</w:t>
+      </w:r>
+      <w:proofErr w:type="spellStart"/>
+      <w:r>
+        <w:rPr>
+          <w:rFonts w:ascii="Times New Roman" w:hAnsi="Times New Roman" w:cs="Times New Roman"/>
+          <w:color w:val="0D0D0D" w:themeColor="text1" w:themeTint="F2"/>
+          <w:sz w:val="32"/>
+          <w:szCs w:val="32"/>
+        </w:rPr>
+        <w:t>json</w:t>
+      </w:r>
+      <w:proofErr w:type="spellEnd"/>
+      <w:proofErr w:type="gramEnd"/>
+      <w:r>
+        <w:rPr>
+          <w:rFonts w:ascii="Times New Roman" w:hAnsi="Times New Roman" w:cs="Times New Roman"/>
+          <w:color w:val="0D0D0D" w:themeColor="text1" w:themeTint="F2"/>
+          <w:sz w:val="32"/>
+          <w:szCs w:val="32"/>
+        </w:rPr>
+        <w:t>(</w:t>
+      </w:r>
+      <w:proofErr w:type="gramStart"/>
+      <w:r>
+        <w:rPr>
+          <w:rFonts w:ascii="Times New Roman" w:hAnsi="Times New Roman" w:cs="Times New Roman"/>
+          <w:color w:val="0D0D0D" w:themeColor="text1" w:themeTint="F2"/>
+          <w:sz w:val="32"/>
+          <w:szCs w:val="32"/>
+        </w:rPr>
+        <w:t>) )</w:t>
+      </w:r>
+      <w:proofErr w:type="gramEnd"/>
+      <w:r>
+        <w:rPr>
+          <w:rFonts w:ascii="Times New Roman" w:hAnsi="Times New Roman" w:cs="Times New Roman"/>
+          <w:color w:val="0D0D0D" w:themeColor="text1" w:themeTint="F2"/>
+          <w:sz w:val="32"/>
+          <w:szCs w:val="32"/>
+        </w:rPr>
+        <w:t xml:space="preserve">. Axios automatically translates it into a ready-to-use JavaScript object. </w:t>
       </w:r>
     </w:p>
     <w:p>
@@ -17350,6 +18425,7 @@
       <w:r>
         <w:rPr>
           <w:rFonts w:ascii="Times New Roman" w:hAnsi="Times New Roman" w:cs="Times New Roman"/>
+          <w:noProof/>
           <w:sz w:val="32"/>
           <w:szCs w:val="32"/>
         </w:rPr>
@@ -17369,7 +18445,7 @@
                     <pic:cNvPicPr/>
                   </pic:nvPicPr>
                   <pic:blipFill>
-                    <a:blip r:embed="rId128"/>
+                    <a:blip r:embed="rId124"/>
                     <a:stretch>
                       <a:fillRect/>
                     </a:stretch>
@@ -17404,6 +18480,7 @@
       <w:r>
         <w:rPr>
           <w:rFonts w:ascii="Times New Roman" w:hAnsi="Times New Roman" w:cs="Times New Roman"/>
+          <w:noProof/>
           <w:sz w:val="32"/>
           <w:szCs w:val="32"/>
         </w:rPr>
@@ -17423,7 +18500,7 @@
                     <pic:cNvPicPr/>
                   </pic:nvPicPr>
                   <pic:blipFill>
-                    <a:blip r:embed="rId129"/>
+                    <a:blip r:embed="rId125"/>
                     <a:stretch>
                       <a:fillRect/>
                     </a:stretch>
@@ -17458,6 +18535,7 @@
       <w:r>
         <w:rPr>
           <w:rFonts w:ascii="Times New Roman" w:hAnsi="Times New Roman" w:cs="Times New Roman"/>
+          <w:noProof/>
           <w:sz w:val="32"/>
           <w:szCs w:val="32"/>
         </w:rPr>
@@ -17477,7 +18555,7 @@
                     <pic:cNvPicPr/>
                   </pic:nvPicPr>
                   <pic:blipFill>
-                    <a:blip r:embed="rId130"/>
+                    <a:blip r:embed="rId126"/>
                     <a:stretch>
                       <a:fillRect/>
                     </a:stretch>
@@ -17569,6 +18647,7 @@
       <w:r>
         <w:rPr>
           <w:rFonts w:ascii="Times New Roman" w:hAnsi="Times New Roman" w:cs="Times New Roman"/>
+          <w:noProof/>
           <w:sz w:val="32"/>
           <w:szCs w:val="32"/>
         </w:rPr>
@@ -17588,7 +18667,7 @@
                     <pic:cNvPicPr/>
                   </pic:nvPicPr>
                   <pic:blipFill>
-                    <a:blip r:embed="rId131"/>
+                    <a:blip r:embed="rId127"/>
                     <a:stretch>
                       <a:fillRect/>
                     </a:stretch>
@@ -17623,6 +18702,7 @@
       <w:r>
         <w:rPr>
           <w:rFonts w:ascii="Times New Roman" w:hAnsi="Times New Roman" w:cs="Times New Roman"/>
+          <w:noProof/>
           <w:sz w:val="32"/>
           <w:szCs w:val="32"/>
         </w:rPr>
@@ -17642,7 +18722,7 @@
                     <pic:cNvPicPr/>
                   </pic:nvPicPr>
                   <pic:blipFill>
-                    <a:blip r:embed="rId132"/>
+                    <a:blip r:embed="rId128"/>
                     <a:stretch>
                       <a:fillRect/>
                     </a:stretch>
@@ -17677,6 +18757,7 @@
       <w:r>
         <w:rPr>
           <w:rFonts w:ascii="Times New Roman" w:hAnsi="Times New Roman" w:cs="Times New Roman"/>
+          <w:noProof/>
           <w:sz w:val="32"/>
           <w:szCs w:val="32"/>
         </w:rPr>
@@ -17696,7 +18777,7 @@
                     <pic:cNvPicPr/>
                   </pic:nvPicPr>
                   <pic:blipFill>
-                    <a:blip r:embed="rId133"/>
+                    <a:blip r:embed="rId129"/>
                     <a:stretch>
                       <a:fillRect/>
                     </a:stretch>
@@ -17731,6 +18812,7 @@
       <w:r>
         <w:rPr>
           <w:rFonts w:ascii="Times New Roman" w:hAnsi="Times New Roman" w:cs="Times New Roman"/>
+          <w:noProof/>
           <w:sz w:val="32"/>
           <w:szCs w:val="32"/>
         </w:rPr>
@@ -17750,7 +18832,7 @@
                     <pic:cNvPicPr/>
                   </pic:nvPicPr>
                   <pic:blipFill>
-                    <a:blip r:embed="rId134"/>
+                    <a:blip r:embed="rId130"/>
                     <a:stretch>
                       <a:fillRect/>
                     </a:stretch>
@@ -17809,6 +18891,7 @@
       <w:r>
         <w:rPr>
           <w:rFonts w:ascii="Times New Roman" w:hAnsi="Times New Roman" w:cs="Times New Roman"/>
+          <w:noProof/>
           <w:sz w:val="32"/>
           <w:szCs w:val="32"/>
         </w:rPr>
@@ -17829,7 +18912,7 @@
                     <pic:cNvPicPr/>
                   </pic:nvPicPr>
                   <pic:blipFill>
-                    <a:blip r:embed="rId135"/>
+                    <a:blip r:embed="rId131"/>
                     <a:stretch>
                       <a:fillRect/>
                     </a:stretch>
@@ -17864,6 +18947,7 @@
       <w:r>
         <w:rPr>
           <w:rFonts w:ascii="Times New Roman" w:hAnsi="Times New Roman" w:cs="Times New Roman"/>
+          <w:noProof/>
           <w:sz w:val="32"/>
           <w:szCs w:val="32"/>
         </w:rPr>
@@ -17883,7 +18967,7 @@
                     <pic:cNvPicPr/>
                   </pic:nvPicPr>
                   <pic:blipFill>
-                    <a:blip r:embed="rId136"/>
+                    <a:blip r:embed="rId132"/>
                     <a:stretch>
                       <a:fillRect/>
                     </a:stretch>
@@ -17964,6 +19048,7 @@
       <w:r>
         <w:rPr>
           <w:rFonts w:ascii="Times New Roman" w:hAnsi="Times New Roman" w:cs="Times New Roman"/>
+          <w:noProof/>
           <w:sz w:val="32"/>
           <w:szCs w:val="32"/>
         </w:rPr>
@@ -17984,7 +19069,7 @@
                     <pic:cNvPicPr/>
                   </pic:nvPicPr>
                   <pic:blipFill>
-                    <a:blip r:embed="rId137"/>
+                    <a:blip r:embed="rId133"/>
                     <a:stretch>
                       <a:fillRect/>
                     </a:stretch>
@@ -18019,6 +19104,7 @@
       <w:r>
         <w:rPr>
           <w:rFonts w:ascii="Times New Roman" w:hAnsi="Times New Roman" w:cs="Times New Roman"/>
+          <w:noProof/>
           <w:sz w:val="32"/>
           <w:szCs w:val="32"/>
         </w:rPr>
@@ -18038,7 +19124,7 @@
                     <pic:cNvPicPr/>
                   </pic:nvPicPr>
                   <pic:blipFill>
-                    <a:blip r:embed="rId138"/>
+                    <a:blip r:embed="rId134"/>
                     <a:stretch>
                       <a:fillRect/>
                     </a:stretch>
@@ -18073,6 +19159,7 @@
       <w:r>
         <w:rPr>
           <w:rFonts w:ascii="Times New Roman" w:hAnsi="Times New Roman" w:cs="Times New Roman"/>
+          <w:noProof/>
           <w:sz w:val="32"/>
           <w:szCs w:val="32"/>
         </w:rPr>
@@ -18092,7 +19179,7 @@
                     <pic:cNvPicPr/>
                   </pic:nvPicPr>
                   <pic:blipFill>
-                    <a:blip r:embed="rId139"/>
+                    <a:blip r:embed="rId135"/>
                     <a:stretch>
                       <a:fillRect/>
                     </a:stretch>
@@ -18127,6 +19214,7 @@
       <w:r>
         <w:rPr>
           <w:rFonts w:ascii="Times New Roman" w:hAnsi="Times New Roman" w:cs="Times New Roman"/>
+          <w:noProof/>
           <w:sz w:val="32"/>
           <w:szCs w:val="32"/>
         </w:rPr>
@@ -18146,7 +19234,7 @@
                     <pic:cNvPicPr/>
                   </pic:nvPicPr>
                   <pic:blipFill>
-                    <a:blip r:embed="rId140"/>
+                    <a:blip r:embed="rId136"/>
                     <a:stretch>
                       <a:fillRect/>
                     </a:stretch>
@@ -18219,6 +19307,7 @@
       <w:r>
         <w:rPr>
           <w:rFonts w:ascii="Times New Roman" w:hAnsi="Times New Roman" w:cs="Times New Roman"/>
+          <w:noProof/>
           <w:sz w:val="32"/>
           <w:szCs w:val="32"/>
         </w:rPr>
@@ -18238,7 +19327,7 @@
                     <pic:cNvPicPr/>
                   </pic:nvPicPr>
                   <pic:blipFill>
-                    <a:blip r:embed="rId141"/>
+                    <a:blip r:embed="rId137"/>
                     <a:stretch>
                       <a:fillRect/>
                     </a:stretch>
@@ -18338,6 +19427,7 @@
       <w:r>
         <w:rPr>
           <w:rFonts w:ascii="Times New Roman" w:hAnsi="Times New Roman" w:cs="Times New Roman"/>
+          <w:noProof/>
           <w:sz w:val="32"/>
           <w:szCs w:val="32"/>
         </w:rPr>
@@ -18357,7 +19447,7 @@
                     <pic:cNvPicPr/>
                   </pic:nvPicPr>
                   <pic:blipFill>
-                    <a:blip r:embed="rId142"/>
+                    <a:blip r:embed="rId138"/>
                     <a:stretch>
                       <a:fillRect/>
                     </a:stretch>
@@ -18423,6 +19513,7 @@
           <w:rFonts w:ascii="Times New Roman" w:hAnsi="Times New Roman" w:cs="Times New Roman"/>
           <w:b/>
           <w:bCs/>
+          <w:noProof/>
           <w:color w:val="215E99" w:themeColor="text2" w:themeTint="BF"/>
           <w:sz w:val="32"/>
           <w:szCs w:val="32"/>
@@ -18443,7 +19534,7 @@
                     <pic:cNvPicPr/>
                   </pic:nvPicPr>
                   <pic:blipFill>
-                    <a:blip r:embed="rId143"/>
+                    <a:blip r:embed="rId139"/>
                     <a:stretch>
                       <a:fillRect/>
                     </a:stretch>
@@ -18483,6 +19574,7 @@
           <w:rFonts w:ascii="Times New Roman" w:hAnsi="Times New Roman" w:cs="Times New Roman"/>
           <w:b/>
           <w:bCs/>
+          <w:noProof/>
           <w:color w:val="215E99" w:themeColor="text2" w:themeTint="BF"/>
           <w:sz w:val="32"/>
           <w:szCs w:val="32"/>
@@ -18503,7 +19595,7 @@
                     <pic:cNvPicPr/>
                   </pic:nvPicPr>
                   <pic:blipFill>
-                    <a:blip r:embed="rId144"/>
+                    <a:blip r:embed="rId140"/>
                     <a:stretch>
                       <a:fillRect/>
                     </a:stretch>
@@ -18543,6 +19635,7 @@
           <w:rFonts w:ascii="Times New Roman" w:hAnsi="Times New Roman" w:cs="Times New Roman"/>
           <w:b/>
           <w:bCs/>
+          <w:noProof/>
           <w:color w:val="215E99" w:themeColor="text2" w:themeTint="BF"/>
           <w:sz w:val="32"/>
           <w:szCs w:val="32"/>
@@ -18564,7 +19657,7 @@
                     <pic:cNvPicPr/>
                   </pic:nvPicPr>
                   <pic:blipFill>
-                    <a:blip r:embed="rId145"/>
+                    <a:blip r:embed="rId141"/>
                     <a:stretch>
                       <a:fillRect/>
                     </a:stretch>
@@ -18604,6 +19697,7 @@
           <w:rFonts w:ascii="Times New Roman" w:hAnsi="Times New Roman" w:cs="Times New Roman"/>
           <w:b/>
           <w:bCs/>
+          <w:noProof/>
           <w:color w:val="215E99" w:themeColor="text2" w:themeTint="BF"/>
           <w:sz w:val="32"/>
           <w:szCs w:val="32"/>
@@ -18624,7 +19718,7 @@
                     <pic:cNvPicPr/>
                   </pic:nvPicPr>
                   <pic:blipFill>
-                    <a:blip r:embed="rId146"/>
+                    <a:blip r:embed="rId142"/>
                     <a:stretch>
                       <a:fillRect/>
                     </a:stretch>
@@ -18659,6 +19753,7 @@
       <w:r>
         <w:rPr>
           <w:rFonts w:ascii="Times New Roman" w:hAnsi="Times New Roman" w:cs="Times New Roman"/>
+          <w:noProof/>
           <w:sz w:val="32"/>
           <w:szCs w:val="32"/>
         </w:rPr>
@@ -18678,7 +19773,7 @@
                     <pic:cNvPicPr/>
                   </pic:nvPicPr>
                   <pic:blipFill>
-                    <a:blip r:embed="rId147"/>
+                    <a:blip r:embed="rId143"/>
                     <a:stretch>
                       <a:fillRect/>
                     </a:stretch>
@@ -18713,6 +19808,7 @@
       <w:r>
         <w:rPr>
           <w:rFonts w:ascii="Times New Roman" w:hAnsi="Times New Roman" w:cs="Times New Roman"/>
+          <w:noProof/>
           <w:sz w:val="32"/>
           <w:szCs w:val="32"/>
         </w:rPr>
@@ -18732,7 +19828,7 @@
                     <pic:cNvPicPr/>
                   </pic:nvPicPr>
                   <pic:blipFill>
-                    <a:blip r:embed="rId148"/>
+                    <a:blip r:embed="rId144"/>
                     <a:stretch>
                       <a:fillRect/>
                     </a:stretch>
@@ -18767,6 +19863,7 @@
       <w:r>
         <w:rPr>
           <w:rFonts w:ascii="Times New Roman" w:hAnsi="Times New Roman" w:cs="Times New Roman"/>
+          <w:noProof/>
           <w:sz w:val="32"/>
           <w:szCs w:val="32"/>
         </w:rPr>
@@ -18787,7 +19884,7 @@
                     <pic:cNvPicPr/>
                   </pic:nvPicPr>
                   <pic:blipFill>
-                    <a:blip r:embed="rId149"/>
+                    <a:blip r:embed="rId145"/>
                     <a:stretch>
                       <a:fillRect/>
                     </a:stretch>
@@ -18822,6 +19919,7 @@
       <w:r>
         <w:rPr>
           <w:rFonts w:ascii="Times New Roman" w:hAnsi="Times New Roman" w:cs="Times New Roman"/>
+          <w:noProof/>
           <w:sz w:val="32"/>
           <w:szCs w:val="32"/>
         </w:rPr>
@@ -18841,7 +19939,7 @@
                     <pic:cNvPicPr/>
                   </pic:nvPicPr>
                   <pic:blipFill>
-                    <a:blip r:embed="rId150"/>
+                    <a:blip r:embed="rId146"/>
                     <a:stretch>
                       <a:fillRect/>
                     </a:stretch>
@@ -18876,6 +19974,7 @@
       <w:r>
         <w:rPr>
           <w:rFonts w:ascii="Times New Roman" w:hAnsi="Times New Roman" w:cs="Times New Roman"/>
+          <w:noProof/>
           <w:sz w:val="32"/>
           <w:szCs w:val="32"/>
         </w:rPr>
@@ -18895,7 +19994,7 @@
                     <pic:cNvPicPr/>
                   </pic:nvPicPr>
                   <pic:blipFill>
-                    <a:blip r:embed="rId151"/>
+                    <a:blip r:embed="rId147"/>
                     <a:stretch>
                       <a:fillRect/>
                     </a:stretch>
@@ -18930,6 +20029,7 @@
       <w:r>
         <w:rPr>
           <w:rFonts w:ascii="Times New Roman" w:hAnsi="Times New Roman" w:cs="Times New Roman"/>
+          <w:noProof/>
           <w:sz w:val="32"/>
           <w:szCs w:val="32"/>
         </w:rPr>
@@ -18950,7 +20050,7 @@
                     <pic:cNvPicPr/>
                   </pic:nvPicPr>
                   <pic:blipFill>
-                    <a:blip r:embed="rId152"/>
+                    <a:blip r:embed="rId148"/>
                     <a:stretch>
                       <a:fillRect/>
                     </a:stretch>
@@ -18985,6 +20085,7 @@
       <w:r>
         <w:rPr>
           <w:rFonts w:ascii="Times New Roman" w:hAnsi="Times New Roman" w:cs="Times New Roman"/>
+          <w:noProof/>
           <w:sz w:val="32"/>
           <w:szCs w:val="32"/>
         </w:rPr>
@@ -19004,7 +20105,7 @@
                     <pic:cNvPicPr/>
                   </pic:nvPicPr>
                   <pic:blipFill>
-                    <a:blip r:embed="rId153"/>
+                    <a:blip r:embed="rId149"/>
                     <a:stretch>
                       <a:fillRect/>
                     </a:stretch>
@@ -19039,6 +20140,7 @@
       <w:r>
         <w:rPr>
           <w:rFonts w:ascii="Times New Roman" w:hAnsi="Times New Roman" w:cs="Times New Roman"/>
+          <w:noProof/>
           <w:sz w:val="32"/>
           <w:szCs w:val="32"/>
         </w:rPr>
@@ -19058,7 +20160,7 @@
                     <pic:cNvPicPr/>
                   </pic:nvPicPr>
                   <pic:blipFill>
-                    <a:blip r:embed="rId154"/>
+                    <a:blip r:embed="rId150"/>
                     <a:stretch>
                       <a:fillRect/>
                     </a:stretch>
@@ -19090,6 +20192,7 @@
       <w:r>
         <w:rPr>
           <w:rFonts w:ascii="Times New Roman" w:hAnsi="Times New Roman" w:cs="Times New Roman"/>
+          <w:noProof/>
           <w:sz w:val="32"/>
           <w:szCs w:val="32"/>
         </w:rPr>
@@ -19109,7 +20212,7 @@
                     <pic:cNvPicPr/>
                   </pic:nvPicPr>
                   <pic:blipFill>
-                    <a:blip r:embed="rId155"/>
+                    <a:blip r:embed="rId151"/>
                     <a:stretch>
                       <a:fillRect/>
                     </a:stretch>
@@ -19130,8 +20233,71 @@
         </w:drawing>
       </w:r>
     </w:p>
+    <w:p>
+      <w:pPr>
+        <w:jc w:val="center"/>
+        <w:rPr>
+          <w:rFonts w:ascii="Times New Roman" w:hAnsi="Times New Roman" w:cs="Times New Roman"/>
+          <w:b/>
+          <w:bCs/>
+          <w:color w:val="215E99" w:themeColor="text2" w:themeTint="BF"/>
+          <w:sz w:val="36"/>
+          <w:szCs w:val="36"/>
+        </w:rPr>
+      </w:pPr>
+      <w:proofErr w:type="spellStart"/>
+      <w:r>
+        <w:rPr>
+          <w:rFonts w:ascii="Times New Roman" w:hAnsi="Times New Roman" w:cs="Times New Roman"/>
+          <w:b/>
+          <w:bCs/>
+          <w:color w:val="215E99" w:themeColor="text2" w:themeTint="BF"/>
+          <w:sz w:val="36"/>
+          <w:szCs w:val="36"/>
+        </w:rPr>
+        <w:lastRenderedPageBreak/>
+        <w:t>AysncStorage</w:t>
+      </w:r>
+      <w:proofErr w:type="spellEnd"/>
+      <w:r>
+        <w:rPr>
+          <w:rFonts w:ascii="Times New Roman" w:hAnsi="Times New Roman" w:cs="Times New Roman"/>
+          <w:b/>
+          <w:bCs/>
+          <w:color w:val="215E99" w:themeColor="text2" w:themeTint="BF"/>
+          <w:sz w:val="36"/>
+          <w:szCs w:val="36"/>
+        </w:rPr>
+        <w:t xml:space="preserve"> in React Native</w:t>
+      </w:r>
+    </w:p>
+    <w:p>
+      <w:pPr>
+        <w:rPr>
+          <w:rFonts w:ascii="Times New Roman" w:hAnsi="Times New Roman" w:cs="Times New Roman"/>
+          <w:b/>
+          <w:bCs/>
+          <w:color w:val="215E99" w:themeColor="text2" w:themeTint="BF"/>
+          <w:sz w:val="32"/>
+          <w:szCs w:val="32"/>
+        </w:rPr>
+      </w:pPr>
+    </w:p>
+    <w:p>
+      <w:pPr>
+        <w:jc w:val="center"/>
+        <w:rPr>
+          <w:rFonts w:ascii="Times New Roman" w:hAnsi="Times New Roman" w:cs="Times New Roman"/>
+          <w:b/>
+          <w:bCs/>
+          <w:color w:val="215E99" w:themeColor="text2" w:themeTint="BF"/>
+          <w:sz w:val="36"/>
+          <w:szCs w:val="36"/>
+        </w:rPr>
+      </w:pPr>
+    </w:p>
     <w:sectPr>
-      <w:footerReference w:type="default" r:id="rId156"/>
+      <w:footerReference w:type="default" r:id="rId152"/>
       <w:pgSz w:w="12240" w:h="15840"/>
       <w:pgMar w:top="1440" w:right="1440" w:bottom="1440" w:left="1440" w:header="720" w:footer="720" w:gutter="0"/>
       <w:pgBorders w:offsetFrom="page">
@@ -24611,6 +25777,7 @@
   <w:style w:type="character" w:default="1" w:styleId="DefaultParagraphFont">
     <w:name w:val="Default Paragraph Font"/>
     <w:uiPriority w:val="1"/>
+    <w:semiHidden/>
     <w:unhideWhenUsed/>
   </w:style>
   <w:style w:type="table" w:default="1" w:styleId="TableNormal">
